--- a/backend/stet/data/stet_pt-br.docx
+++ b/backend/stet/data/stet_pt-br.docx
@@ -1,6 +1,6 @@
 
 <file path=word/document.xml><?xml version="1.0" encoding="utf-8"?>
-<w:document xmlns:wpc="http://schemas.microsoft.com/office/word/2010/wordprocessingCanvas" xmlns:mc="http://schemas.openxmlformats.org/markup-compatibility/2006" xmlns:o="urn:schemas-microsoft-com:office:office" xmlns:r="http://schemas.openxmlformats.org/officeDocument/2006/relationships" xmlns:m="http://schemas.openxmlformats.org/officeDocument/2006/math" xmlns:v="urn:schemas-microsoft-com:vml" xmlns:wp14="http://schemas.microsoft.com/office/word/2010/wordprocessingDrawing" xmlns:wp="http://schemas.openxmlformats.org/drawingml/2006/wordprocessingDrawing" xmlns:w10="urn:schemas-microsoft-com:office:word" xmlns:w="http://schemas.openxmlformats.org/wordprocessingml/2006/main" xmlns:w14="http://schemas.microsoft.com/office/word/2010/wordml" xmlns:w15="http://schemas.microsoft.com/office/word/2012/wordml" xmlns:wpg="http://schemas.microsoft.com/office/word/2010/wordprocessingGroup" xmlns:wpi="http://schemas.microsoft.com/office/word/2010/wordprocessingInk" xmlns:wne="http://schemas.microsoft.com/office/word/2006/wordml" xmlns:wps="http://schemas.microsoft.com/office/word/2010/wordprocessingShape" mc:Ignorable="w14 w15 wp14">
+<w:document xmlns:wpc="http://schemas.microsoft.com/office/word/2010/wordprocessingCanvas" xmlns:cx="http://schemas.microsoft.com/office/drawing/2014/chartex" xmlns:cx1="http://schemas.microsoft.com/office/drawing/2015/9/8/chartex" xmlns:cx2="http://schemas.microsoft.com/office/drawing/2015/10/21/chartex" xmlns:cx3="http://schemas.microsoft.com/office/drawing/2016/5/9/chartex" xmlns:cx4="http://schemas.microsoft.com/office/drawing/2016/5/10/chartex" xmlns:cx5="http://schemas.microsoft.com/office/drawing/2016/5/11/chartex" xmlns:cx6="http://schemas.microsoft.com/office/drawing/2016/5/12/chartex" xmlns:cx7="http://schemas.microsoft.com/office/drawing/2016/5/13/chartex" xmlns:cx8="http://schemas.microsoft.com/office/drawing/2016/5/14/chartex" xmlns:mc="http://schemas.openxmlformats.org/markup-compatibility/2006" xmlns:aink="http://schemas.microsoft.com/office/drawing/2016/ink" xmlns:am3d="http://schemas.microsoft.com/office/drawing/2017/model3d" xmlns:o="urn:schemas-microsoft-com:office:office" xmlns:oel="http://schemas.microsoft.com/office/2019/extlst" xmlns:r="http://schemas.openxmlformats.org/officeDocument/2006/relationships" xmlns:m="http://schemas.openxmlformats.org/officeDocument/2006/math" xmlns:v="urn:schemas-microsoft-com:vml" xmlns:wp14="http://schemas.microsoft.com/office/word/2010/wordprocessingDrawing" xmlns:wp="http://schemas.openxmlformats.org/drawingml/2006/wordprocessingDrawing" xmlns:w10="urn:schemas-microsoft-com:office:word" xmlns:w="http://schemas.openxmlformats.org/wordprocessingml/2006/main" xmlns:w14="http://schemas.microsoft.com/office/word/2010/wordml" xmlns:w15="http://schemas.microsoft.com/office/word/2012/wordml" xmlns:w16cex="http://schemas.microsoft.com/office/word/2018/wordml/cex" xmlns:w16cid="http://schemas.microsoft.com/office/word/2016/wordml/cid" xmlns:w16="http://schemas.microsoft.com/office/word/2018/wordml" xmlns:w16du="http://schemas.microsoft.com/office/word/2023/wordml/word16du" xmlns:w16sdtdh="http://schemas.microsoft.com/office/word/2020/wordml/sdtdatahash" xmlns:w16sdtfl="http://schemas.microsoft.com/office/word/2024/wordml/sdtformatlock" xmlns:w16se="http://schemas.microsoft.com/office/word/2015/wordml/symex" xmlns:wpg="http://schemas.microsoft.com/office/word/2010/wordprocessingGroup" xmlns:wpi="http://schemas.microsoft.com/office/word/2010/wordprocessingInk" xmlns:wne="http://schemas.microsoft.com/office/word/2006/wordml" xmlns:wps="http://schemas.microsoft.com/office/word/2010/wordprocessingShape" mc:Ignorable="w14 w15 w16se w16cid w16 w16cex w16sdtdh w16sdtfl w16du wp14">
   <w:body>
     <w:tbl>
       <w:tblPr>
@@ -288,67 +288,62 @@
           </w:p>
           <w:p>
             <w:r>
+              <w:t xml:space="preserve">Mateus 4:11 </w:t>
+            </w:r>
+          </w:p>
+          <w:p>
+            <w:r>
+              <w:t>Marcos 1:13</w:t>
+            </w:r>
+          </w:p>
+          <w:p>
+            <w:r>
+              <w:t>Lucas 16:22</w:t>
+            </w:r>
+          </w:p>
+          <w:p>
+            <w:r>
+              <w:t>Atos 12:10</w:t>
+            </w:r>
+          </w:p>
+          <w:p>
+            <w:r>
+              <w:t>1 Coríntios 13:1</w:t>
+            </w:r>
+          </w:p>
+          <w:p>
+            <w:r>
+              <w:t>Gálatas 3:19</w:t>
+            </w:r>
+          </w:p>
+          <w:p>
+            <w:r>
+              <w:t>2 Tessalonicenses 1:7</w:t>
+            </w:r>
+          </w:p>
+          <w:p>
+            <w:r>
+              <w:t>1 Timóteo 5:21</w:t>
+            </w:r>
+          </w:p>
+          <w:p>
+            <w:r>
+              <w:t>Hebreu 1:5</w:t>
+            </w:r>
+          </w:p>
+          <w:p>
+            <w:r>
+              <w:t>1 Pedro 3:22</w:t>
+            </w:r>
+          </w:p>
+          <w:p>
+            <w:r>
               <w:t>2 Pedro 2:4</w:t>
             </w:r>
           </w:p>
           <w:p>
             <w:r>
-              <w:t xml:space="preserve">Mateus 4:11 </w:t>
-            </w:r>
-          </w:p>
-          <w:p>
-            <w:r>
               <w:t>Apocalipse 5:11</w:t>
-            </w:r>
-          </w:p>
-          <w:p>
-            <w:r>
-              <w:t>Marcos 1:13</w:t>
-            </w:r>
-          </w:p>
-          <w:p>
-            <w:r>
-              <w:t>Lucas 16:22</w:t>
-            </w:r>
-          </w:p>
-          <w:p>
-            <w:r>
-              <w:t>Atos 12:10</w:t>
-            </w:r>
-          </w:p>
-          <w:p>
-            <w:r>
-              <w:t>1 Coríntios 13:1</w:t>
-            </w:r>
-          </w:p>
-          <w:p>
-            <w:r>
-              <w:t>2 Coríntios 12:7</w:t>
-            </w:r>
-          </w:p>
-          <w:p>
-            <w:r>
-              <w:t>Gálatas 3:19</w:t>
-            </w:r>
-          </w:p>
-          <w:p>
-            <w:r>
-              <w:t>2 Tessalonicenses 1:7</w:t>
-            </w:r>
-          </w:p>
-          <w:p>
-            <w:r>
-              <w:t>1 Timóteo 5:21</w:t>
-            </w:r>
-          </w:p>
-          <w:p>
-            <w:r>
-              <w:t>Hebreu 1:5</w:t>
-            </w:r>
-          </w:p>
-          <w:p>
-            <w:r>
-              <w:t>1 Pedro 3:22</w:t>
             </w:r>
           </w:p>
         </w:tc>
@@ -370,7 +365,7 @@
                 <w:b/>
                 <w:bCs/>
               </w:rPr>
-              <w:t>R</w:t>
+              <w:t>r</w:t>
             </w:r>
             <w:r>
               <w:rPr>
@@ -408,53 +403,53 @@
           </w:p>
           <w:p>
             <w:r>
+              <w:t xml:space="preserve">Lucas 3:7 </w:t>
+            </w:r>
+          </w:p>
+          <w:p>
+            <w:r>
+              <w:t xml:space="preserve">Romanos 1:18 </w:t>
+            </w:r>
+          </w:p>
+          <w:p>
+            <w:r>
+              <w:t>Romanos 5:9</w:t>
+            </w:r>
+          </w:p>
+          <w:p>
+            <w:r>
+              <w:t>Efésios 2:3</w:t>
+            </w:r>
+          </w:p>
+          <w:p>
+            <w:r>
+              <w:t>Efésios 4:26</w:t>
+            </w:r>
+          </w:p>
+          <w:p>
+            <w:r>
+              <w:t>Efésios 6:4</w:t>
+            </w:r>
+          </w:p>
+          <w:p>
+            <w:r>
+              <w:t>Colossenses 3:6</w:t>
+            </w:r>
+          </w:p>
+          <w:p>
+            <w:r>
+              <w:lastRenderedPageBreak/>
               <w:t>1 Tessalonicenses 1:10</w:t>
             </w:r>
           </w:p>
           <w:p>
             <w:r>
-              <w:t xml:space="preserve">Lucas 3:7 </w:t>
-            </w:r>
-          </w:p>
-          <w:p>
-            <w:r>
               <w:t>1 Tessalonicenses 5:9</w:t>
             </w:r>
           </w:p>
           <w:p>
             <w:r>
-              <w:t xml:space="preserve">Romanos 1:18 </w:t>
-            </w:r>
-          </w:p>
-          <w:p>
-            <w:r>
               <w:t>Apocalipse 11:18</w:t>
-            </w:r>
-          </w:p>
-          <w:p>
-            <w:r>
-              <w:t>Romanos 5:9</w:t>
-            </w:r>
-          </w:p>
-          <w:p>
-            <w:r>
-              <w:t>Efésios 2:3</w:t>
-            </w:r>
-          </w:p>
-          <w:p>
-            <w:r>
-              <w:t>Efésios 4:26</w:t>
-            </w:r>
-          </w:p>
-          <w:p>
-            <w:r>
-              <w:t>Efésios 6:4</w:t>
-            </w:r>
-          </w:p>
-          <w:p>
-            <w:r>
-              <w:lastRenderedPageBreak/>
-              <w:t>Colossenses 3:6</w:t>
             </w:r>
           </w:p>
         </w:tc>
@@ -477,7 +472,7 @@
                 <w:bCs/>
               </w:rPr>
               <w:lastRenderedPageBreak/>
-              <w:t>A</w:t>
+              <w:t>a</w:t>
             </w:r>
             <w:r>
               <w:rPr>
@@ -514,72 +509,72 @@
           </w:p>
           <w:p>
             <w:r>
+              <w:t xml:space="preserve">Marcos 6:30 </w:t>
+            </w:r>
+          </w:p>
+          <w:p>
+            <w:r>
+              <w:t xml:space="preserve">Lucas 6:13 </w:t>
+            </w:r>
+          </w:p>
+          <w:p>
+            <w:r>
+              <w:t xml:space="preserve">Atos 1:26 </w:t>
+            </w:r>
+          </w:p>
+          <w:p>
+            <w:r>
+              <w:t xml:space="preserve">Atos 5:2 </w:t>
+            </w:r>
+          </w:p>
+          <w:p>
+            <w:r>
+              <w:t>Romanos 1:1</w:t>
+            </w:r>
+          </w:p>
+          <w:p>
+            <w:r>
+              <w:t>Romanos 16:7</w:t>
+            </w:r>
+          </w:p>
+          <w:p>
+            <w:r>
+              <w:t>1 Coríntios 1:1</w:t>
+            </w:r>
+          </w:p>
+          <w:p>
+            <w:r>
+              <w:t>1 Coríntios 12:29</w:t>
+            </w:r>
+          </w:p>
+          <w:p>
+            <w:r>
+              <w:t>2 Coríntios 1:1</w:t>
+            </w:r>
+          </w:p>
+          <w:p>
+            <w:r>
               <w:t>2 Coríntios 11:13</w:t>
             </w:r>
           </w:p>
           <w:p>
             <w:r>
-              <w:t xml:space="preserve">Marcos 6:30 </w:t>
-            </w:r>
-          </w:p>
-          <w:p>
-            <w:r>
               <w:t>Gálatas 1:1</w:t>
             </w:r>
           </w:p>
           <w:p>
             <w:r>
-              <w:t xml:space="preserve">Lucas 6:13 </w:t>
-            </w:r>
-          </w:p>
-          <w:p>
-            <w:r>
               <w:t>Efésios 1:1</w:t>
             </w:r>
           </w:p>
           <w:p>
             <w:r>
-              <w:t xml:space="preserve">Atos 1:26 </w:t>
-            </w:r>
-          </w:p>
-          <w:p>
-            <w:r>
               <w:t>1 Timóteo 1:1</w:t>
             </w:r>
           </w:p>
           <w:p>
             <w:r>
-              <w:t xml:space="preserve">Atos 5:2 </w:t>
-            </w:r>
-          </w:p>
-          <w:p>
-            <w:r>
               <w:t>1 Pedro 1:1</w:t>
-            </w:r>
-          </w:p>
-          <w:p>
-            <w:r>
-              <w:t>Romanos 1:1</w:t>
-            </w:r>
-          </w:p>
-          <w:p>
-            <w:r>
-              <w:t>Romanos 16:7</w:t>
-            </w:r>
-          </w:p>
-          <w:p>
-            <w:r>
-              <w:t>1 Coríntios 1:1</w:t>
-            </w:r>
-          </w:p>
-          <w:p>
-            <w:r>
-              <w:t>1 Coríntios 12:29</w:t>
-            </w:r>
-          </w:p>
-          <w:p>
-            <w:r>
-              <w:t>2 Coríntios 1:1</w:t>
             </w:r>
           </w:p>
         </w:tc>
@@ -667,15 +662,15 @@
               <w:pStyle w:val="Compact"/>
             </w:pPr>
             <w:r>
-              <w:t>Marcos 8:38 (2 ocorrências)</w:t>
-            </w:r>
-          </w:p>
-          <w:p>
-            <w:pPr>
-              <w:pStyle w:val="Compact"/>
-            </w:pPr>
-            <w:r>
-              <w:t>Lucas 9:26 (2 ocorrências)</w:t>
+              <w:t xml:space="preserve">Marcos 8:38 </w:t>
+            </w:r>
+          </w:p>
+          <w:p>
+            <w:pPr>
+              <w:pStyle w:val="Compact"/>
+            </w:pPr>
+            <w:r>
+              <w:t xml:space="preserve">Lucas 9:26 </w:t>
             </w:r>
           </w:p>
           <w:p>
@@ -731,7 +726,13 @@
               <w:pStyle w:val="Compact"/>
             </w:pPr>
             <w:r>
-              <w:t>Hebreus 11:6</w:t>
+              <w:t>Hebreus 11:</w:t>
+            </w:r>
+            <w:r>
+              <w:t>1</w:t>
+            </w:r>
+            <w:r>
+              <w:t>6</w:t>
             </w:r>
           </w:p>
           <w:p>
@@ -849,12 +850,13 @@
           </w:p>
           <w:p>
             <w:r>
+              <w:lastRenderedPageBreak/>
               <w:t>João 5:27</w:t>
             </w:r>
           </w:p>
           <w:p>
             <w:r>
-              <w:t>João 10:18 (2 ocorrências)</w:t>
+              <w:t xml:space="preserve">João 10:18 </w:t>
             </w:r>
           </w:p>
           <w:p>
@@ -869,8 +871,7 @@
           </w:p>
           <w:p>
             <w:r>
-              <w:lastRenderedPageBreak/>
-              <w:t>1 Coríntios 7:4 (2 ocorrências)</w:t>
+              <w:t xml:space="preserve">1 Coríntios 7:4 </w:t>
             </w:r>
           </w:p>
           <w:p>
@@ -982,7 +983,7 @@
           </w:p>
           <w:p>
             <w:r>
-              <w:t>Mateus 3:11 (2 ocorrências)</w:t>
+              <w:t xml:space="preserve">Mateus 3:11 </w:t>
             </w:r>
           </w:p>
           <w:p>
@@ -1012,7 +1013,7 @@
           </w:p>
           <w:p>
             <w:r>
-              <w:t>Marcos 1:8 (2 ocorrências)</w:t>
+              <w:t xml:space="preserve">Marcos 1:8 </w:t>
             </w:r>
           </w:p>
           <w:p>
@@ -1191,6 +1192,7 @@
           </w:p>
           <w:p>
             <w:r>
+              <w:lastRenderedPageBreak/>
               <w:t>2 Coríntios 4:13</w:t>
             </w:r>
           </w:p>
@@ -1226,6 +1228,7 @@
                 <w:b/>
                 <w:bCs/>
               </w:rPr>
+              <w:lastRenderedPageBreak/>
               <w:t>amado</w:t>
             </w:r>
           </w:p>
@@ -1244,6 +1247,12 @@
               <w:t>Esta palavra descreve uma pessoa ou pessoas a quem Deus ou outra pessoa ama.</w:t>
             </w:r>
           </w:p>
+          <w:p/>
+          <w:p>
+            <w:r>
+              <w:t>(*) = Cada versículo deve ter a mesma tradução desta palavra.</w:t>
+            </w:r>
+          </w:p>
         </w:tc>
         <w:tc>
           <w:tcPr>
@@ -1266,7 +1275,6 @@
           </w:p>
           <w:p>
             <w:r>
-              <w:lastRenderedPageBreak/>
               <w:t>Atos 15:25</w:t>
             </w:r>
           </w:p>
@@ -1307,7 +1315,21 @@
           </w:p>
           <w:p>
             <w:r>
-              <w:t>Tiago 1:16, 19</w:t>
+              <w:t>Tiago 1:16</w:t>
+            </w:r>
+            <w:r>
+              <w:t xml:space="preserve"> (*)</w:t>
+            </w:r>
+          </w:p>
+          <w:p>
+            <w:r>
+              <w:t>Tiago 1:</w:t>
+            </w:r>
+            <w:r>
+              <w:t>19</w:t>
+            </w:r>
+            <w:r>
+              <w:t xml:space="preserve"> (*)</w:t>
             </w:r>
           </w:p>
           <w:p>
@@ -1347,8 +1369,14 @@
                 <w:b/>
                 <w:bCs/>
               </w:rPr>
-              <w:lastRenderedPageBreak/>
-              <w:t>Sem culpa</w:t>
+              <w:t>s</w:t>
+            </w:r>
+            <w:r>
+              <w:rPr>
+                <w:b/>
+                <w:bCs/>
+              </w:rPr>
+              <w:t>em culpa</w:t>
             </w:r>
           </w:p>
           <w:p>
@@ -1455,11 +1483,6 @@
           </w:p>
           <w:p>
             <w:r>
-              <w:t>Hebreus 8:7</w:t>
-            </w:r>
-          </w:p>
-          <w:p>
-            <w:r>
               <w:t>Hebreus 9:14</w:t>
             </w:r>
           </w:p>
@@ -1540,6 +1563,7 @@
           </w:p>
           <w:p>
             <w:r>
+              <w:lastRenderedPageBreak/>
               <w:t>João 10:36</w:t>
             </w:r>
           </w:p>
@@ -1561,16 +1585,6 @@
           <w:p>
             <w:r>
               <w:t>1 Timóteo 1:20</w:t>
-            </w:r>
-          </w:p>
-          <w:p>
-            <w:r>
-              <w:t>Judas 1:9</w:t>
-            </w:r>
-          </w:p>
-          <w:p>
-            <w:r>
-              <w:t>Apocalipse 2:9</w:t>
             </w:r>
           </w:p>
           <w:p>
@@ -1674,6 +1688,12 @@
               <w:t>Quando Deus mostra favor a alguém.</w:t>
             </w:r>
           </w:p>
+          <w:p/>
+          <w:p>
+            <w:r>
+              <w:t>(*) = Cada versículo deve ter a mesma tradução desta palavra.</w:t>
+            </w:r>
+          </w:p>
         </w:tc>
         <w:tc>
           <w:tcPr>
@@ -1681,7 +1701,50 @@
           </w:tcPr>
           <w:p>
             <w:r>
-              <w:t>Mateus 5:3-11 (Cada versículo deve ter a mesma tradução desta palavra.)</w:t>
+              <w:t>Mateus 5:3</w:t>
+            </w:r>
+            <w:r>
+              <w:t xml:space="preserve"> (*)</w:t>
+            </w:r>
+          </w:p>
+          <w:p>
+            <w:r>
+              <w:t>Mateus 5:4 (*)</w:t>
+            </w:r>
+          </w:p>
+          <w:p>
+            <w:r>
+              <w:t>Mateus 5:5 (*)</w:t>
+            </w:r>
+          </w:p>
+          <w:p>
+            <w:r>
+              <w:t>Mateus 5:6 (*)</w:t>
+            </w:r>
+          </w:p>
+          <w:p>
+            <w:r>
+              <w:t>Mateus 5:7 (*)</w:t>
+            </w:r>
+          </w:p>
+          <w:p>
+            <w:r>
+              <w:t>Mateus 5:8 (*)</w:t>
+            </w:r>
+          </w:p>
+          <w:p>
+            <w:r>
+              <w:t>Mateus 5:9 (*)</w:t>
+            </w:r>
+          </w:p>
+          <w:p>
+            <w:r>
+              <w:t>Mateus 5:10 (*)</w:t>
+            </w:r>
+          </w:p>
+          <w:p>
+            <w:r>
+              <w:t>Mateus 5:11 (*)</w:t>
             </w:r>
           </w:p>
           <w:p>
@@ -1696,17 +1759,55 @@
           </w:p>
           <w:p>
             <w:r>
-              <w:t>Lucas 1:45, 48</w:t>
-            </w:r>
-          </w:p>
-          <w:p>
-            <w:r>
-              <w:t>Lucas 2:28, 34</w:t>
-            </w:r>
-          </w:p>
-          <w:p>
-            <w:r>
-              <w:t>Lucas 6:20-22 (Cada versículo deve ter a mesma tradução desta palavra – e esta deve ser a mesma palavra usada em Mateus 5:3-11.)</w:t>
+              <w:t>Lucas 1:45</w:t>
+            </w:r>
+          </w:p>
+          <w:p>
+            <w:r>
+              <w:t>Lucas 1:</w:t>
+            </w:r>
+            <w:r>
+              <w:t>48</w:t>
+            </w:r>
+          </w:p>
+          <w:p>
+            <w:r>
+              <w:t>Lucas 2:28</w:t>
+            </w:r>
+          </w:p>
+          <w:p>
+            <w:r>
+              <w:t>Lucas 2:</w:t>
+            </w:r>
+            <w:r>
+              <w:t>34</w:t>
+            </w:r>
+          </w:p>
+          <w:p>
+            <w:r>
+              <w:t>Lucas 6:20</w:t>
+            </w:r>
+            <w:r>
+              <w:t xml:space="preserve"> (*)</w:t>
+            </w:r>
+          </w:p>
+          <w:p>
+            <w:r>
+              <w:t>Lucas 6:21</w:t>
+            </w:r>
+            <w:r>
+              <w:t xml:space="preserve"> (*)</w:t>
+            </w:r>
+          </w:p>
+          <w:p>
+            <w:r>
+              <w:t>Lucas 6:</w:t>
+            </w:r>
+            <w:r>
+              <w:t>22</w:t>
+            </w:r>
+            <w:r>
+              <w:t xml:space="preserve"> (*)</w:t>
             </w:r>
           </w:p>
           <w:p>
@@ -1721,7 +1822,23 @@
           </w:p>
           <w:p>
             <w:r>
-              <w:t>Lucas 24:50, 51, 53</w:t>
+              <w:t>Lucas 24:50</w:t>
+            </w:r>
+          </w:p>
+          <w:p>
+            <w:r>
+              <w:t>Lucas 24:</w:t>
+            </w:r>
+            <w:r>
+              <w:t>51</w:t>
+            </w:r>
+          </w:p>
+          <w:p>
+            <w:r>
+              <w:t>Lucas 24:</w:t>
+            </w:r>
+            <w:r>
+              <w:t>53</w:t>
             </w:r>
           </w:p>
           <w:p>
@@ -1741,7 +1858,7 @@
           </w:p>
           <w:p>
             <w:r>
-              <w:t>Efésios 1:3 (2 ocorrências)</w:t>
+              <w:t xml:space="preserve">Efésios 1:3 </w:t>
             </w:r>
           </w:p>
           <w:p>
@@ -1776,6 +1893,7 @@
                 <w:b/>
                 <w:bCs/>
               </w:rPr>
+              <w:lastRenderedPageBreak/>
               <w:t>sangue</w:t>
             </w:r>
           </w:p>
@@ -1830,6 +1948,24 @@
               <w:t>Na Bíblia, quando alguém mata uma pessoa, diz que derramou o sangue dessa pessoa. O sangue de uma pessoa não precisa ser removido do corpo para dizer que seu sangue foi derramado.</w:t>
             </w:r>
           </w:p>
+          <w:p/>
+          <w:p>
+            <w:r>
+              <w:t>(*) = Cada versículo deve ter a mesma tradução desta palavra.</w:t>
+            </w:r>
+          </w:p>
+          <w:p/>
+          <w:p>
+            <w:r>
+              <w:t>(**) = Cada versículo deve ter a mesma tradução desta palavra.</w:t>
+            </w:r>
+          </w:p>
+          <w:p/>
+          <w:p>
+            <w:r>
+              <w:t>(***) = Cada versículo deve ter a mesma tradução desta palavra.</w:t>
+            </w:r>
+          </w:p>
         </w:tc>
         <w:tc>
           <w:tcPr>
@@ -1837,12 +1973,34 @@
           </w:tcPr>
           <w:p>
             <w:r>
-              <w:t>Mateus 23:30, 35 (3 ocorrências)</w:t>
-            </w:r>
-          </w:p>
-          <w:p>
-            <w:r>
-              <w:t>Mateus 27:24, 25</w:t>
+              <w:t>Mateus 23:30</w:t>
+            </w:r>
+          </w:p>
+          <w:p>
+            <w:r>
+              <w:t>Mateus 23:</w:t>
+            </w:r>
+            <w:r>
+              <w:t xml:space="preserve">35 </w:t>
+            </w:r>
+          </w:p>
+          <w:p>
+            <w:r>
+              <w:t>Mateus 27:24</w:t>
+            </w:r>
+            <w:r>
+              <w:t xml:space="preserve"> (*)</w:t>
+            </w:r>
+          </w:p>
+          <w:p>
+            <w:r>
+              <w:t>Mateus 27:</w:t>
+            </w:r>
+            <w:r>
+              <w:t>25</w:t>
+            </w:r>
+            <w:r>
+              <w:t xml:space="preserve"> (*)</w:t>
             </w:r>
           </w:p>
           <w:p>
@@ -1857,7 +2015,34 @@
           </w:p>
           <w:p>
             <w:r>
-              <w:t>João 6:53, 54, 55, 56</w:t>
+              <w:t>João 6:53</w:t>
+            </w:r>
+            <w:r>
+              <w:t xml:space="preserve"> (**)</w:t>
+            </w:r>
+          </w:p>
+          <w:p>
+            <w:r>
+              <w:t>João 6:5</w:t>
+            </w:r>
+            <w:r>
+              <w:t>4 (**)</w:t>
+            </w:r>
+          </w:p>
+          <w:p>
+            <w:r>
+              <w:t>João 6:5</w:t>
+            </w:r>
+            <w:r>
+              <w:t>5 (**)</w:t>
+            </w:r>
+          </w:p>
+          <w:p>
+            <w:r>
+              <w:t>João 6:5</w:t>
+            </w:r>
+            <w:r>
+              <w:t>6 (**)</w:t>
             </w:r>
           </w:p>
           <w:p>
@@ -1882,7 +2067,15 @@
           </w:p>
           <w:p>
             <w:r>
-              <w:t>1 Coríntios 11:25, 27</w:t>
+              <w:t>1 Coríntios 11:25</w:t>
+            </w:r>
+          </w:p>
+          <w:p>
+            <w:r>
+              <w:t>1 Coríntios 11:</w:t>
+            </w:r>
+            <w:r>
+              <w:t>27</w:t>
             </w:r>
           </w:p>
           <w:p>
@@ -1892,7 +2085,45 @@
           </w:p>
           <w:p>
             <w:r>
-              <w:t>Hebreus 9:12, 13, 14, 18, 19, 20, 21, 22 (Cada um desses versículos deve ter a mesma tradução da palavra.)</w:t>
+              <w:t>Hebreus 9:12</w:t>
+            </w:r>
+            <w:r>
+              <w:t xml:space="preserve"> (***)</w:t>
+            </w:r>
+          </w:p>
+          <w:p>
+            <w:r>
+              <w:t>Hebreus 9:13 (***)</w:t>
+            </w:r>
+          </w:p>
+          <w:p>
+            <w:r>
+              <w:t>Hebreus 9:14 (***)</w:t>
+            </w:r>
+          </w:p>
+          <w:p>
+            <w:r>
+              <w:t>Hebreus 9:18 (***)</w:t>
+            </w:r>
+          </w:p>
+          <w:p>
+            <w:r>
+              <w:t>Hebreus 9:19 (***)</w:t>
+            </w:r>
+          </w:p>
+          <w:p>
+            <w:r>
+              <w:t>Hebreus 9:20 (***)</w:t>
+            </w:r>
+          </w:p>
+          <w:p>
+            <w:r>
+              <w:t>Hebreus 9:21 (***)</w:t>
+            </w:r>
+          </w:p>
+          <w:p>
+            <w:r>
+              <w:t>Hebreus 9:22 (***)</w:t>
             </w:r>
           </w:p>
         </w:tc>
@@ -1939,7 +2170,18 @@
           </w:tcPr>
           <w:p>
             <w:r>
-              <w:t>Mateus 1:1, 16</w:t>
+              <w:t>Mateus 1:1</w:t>
+            </w:r>
+            <w:r>
+              <w:t xml:space="preserve"> </w:t>
+            </w:r>
+          </w:p>
+          <w:p>
+            <w:r>
+              <w:t>Mateus 1:</w:t>
+            </w:r>
+            <w:r>
+              <w:t>16</w:t>
             </w:r>
           </w:p>
           <w:p>
@@ -1964,27 +2206,32 @@
           </w:p>
           <w:p>
             <w:r>
-              <w:t>João 1:17, 20</w:t>
+              <w:t>João 1:17</w:t>
+            </w:r>
+          </w:p>
+          <w:p>
+            <w:r>
+              <w:t>João 1:20</w:t>
+            </w:r>
+          </w:p>
+          <w:p>
+            <w:r>
+              <w:t>João 11:27</w:t>
+            </w:r>
+          </w:p>
+          <w:p>
+            <w:r>
+              <w:t>João 17:3</w:t>
+            </w:r>
+          </w:p>
+          <w:p>
+            <w:r>
+              <w:t>João 20:31</w:t>
             </w:r>
           </w:p>
           <w:p>
             <w:r>
               <w:lastRenderedPageBreak/>
-              <w:t>João 11:27</w:t>
-            </w:r>
-          </w:p>
-          <w:p>
-            <w:r>
-              <w:t>João 17:3</w:t>
-            </w:r>
-          </w:p>
-          <w:p>
-            <w:r>
-              <w:t>João 20:31</w:t>
-            </w:r>
-          </w:p>
-          <w:p>
-            <w:r>
               <w:t>Atos 2:31</w:t>
             </w:r>
           </w:p>
@@ -1995,22 +2242,63 @@
           </w:p>
           <w:p>
             <w:r>
-              <w:t>Romanos 5:6, 8</w:t>
-            </w:r>
-          </w:p>
-          <w:p>
-            <w:r>
-              <w:t>1 Coríntios 1:6, 7, 8, 9</w:t>
-            </w:r>
-          </w:p>
-          <w:p>
-            <w:r>
-              <w:t>2 Coríntios 2:12, 14, 15</w:t>
-            </w:r>
-          </w:p>
-          <w:p>
-            <w:r>
-              <w:t>Gálatas 2:16, 17</w:t>
+              <w:t>Romanos 5:6</w:t>
+            </w:r>
+          </w:p>
+          <w:p>
+            <w:r>
+              <w:t>Romanos 5:</w:t>
+            </w:r>
+            <w:r>
+              <w:t>8</w:t>
+            </w:r>
+          </w:p>
+          <w:p>
+            <w:r>
+              <w:t>1 Coríntios 1:6</w:t>
+            </w:r>
+          </w:p>
+          <w:p>
+            <w:r>
+              <w:t>1 Coríntios 1:7</w:t>
+            </w:r>
+          </w:p>
+          <w:p>
+            <w:r>
+              <w:t>1 Coríntios 1:8</w:t>
+            </w:r>
+          </w:p>
+          <w:p>
+            <w:r>
+              <w:t>1 Coríntios 1:9</w:t>
+            </w:r>
+          </w:p>
+          <w:p>
+            <w:r>
+              <w:t>2 Coríntios 2:12</w:t>
+            </w:r>
+          </w:p>
+          <w:p>
+            <w:r>
+              <w:t>2 Coríntios 2:14</w:t>
+            </w:r>
+          </w:p>
+          <w:p>
+            <w:r>
+              <w:t>2 Coríntios 2:15</w:t>
+            </w:r>
+          </w:p>
+          <w:p>
+            <w:r>
+              <w:t>Gálatas 2:16</w:t>
+            </w:r>
+          </w:p>
+          <w:p>
+            <w:r>
+              <w:t>Gálatas 2:</w:t>
+            </w:r>
+            <w:r>
+              <w:t>17</w:t>
             </w:r>
           </w:p>
         </w:tc>
@@ -2154,7 +2442,15 @@
           </w:p>
           <w:p>
             <w:r>
-              <w:t>Romanos 16:4, 5</w:t>
+              <w:t>Romanos 16:4</w:t>
+            </w:r>
+          </w:p>
+          <w:p>
+            <w:r>
+              <w:t>Romanos 16:</w:t>
+            </w:r>
+            <w:r>
+              <w:t>5</w:t>
             </w:r>
           </w:p>
           <w:p>
@@ -2169,7 +2465,15 @@
           </w:p>
           <w:p>
             <w:r>
-              <w:t>Gálatas 1:2, 13</w:t>
+              <w:t>Gálatas 1:2</w:t>
+            </w:r>
+          </w:p>
+          <w:p>
+            <w:r>
+              <w:t>Gálatas 1:</w:t>
+            </w:r>
+            <w:r>
+              <w:t>13</w:t>
             </w:r>
           </w:p>
           <w:p>
@@ -2184,7 +2488,15 @@
           </w:p>
           <w:p>
             <w:r>
-              <w:t>Colossenses 4:15, 16</w:t>
+              <w:t>Colossenses 4:15</w:t>
+            </w:r>
+          </w:p>
+          <w:p>
+            <w:r>
+              <w:t>Colossenses 4:1</w:t>
+            </w:r>
+            <w:r>
+              <w:t>6</w:t>
             </w:r>
           </w:p>
           <w:p>
@@ -2194,7 +2506,15 @@
           </w:p>
           <w:p>
             <w:r>
-              <w:t>2 Tessalonicenses 1:1, 4</w:t>
+              <w:t>2 Tessalonicenses 1:1</w:t>
+            </w:r>
+          </w:p>
+          <w:p>
+            <w:r>
+              <w:t>2 Tessalonicenses 1:</w:t>
+            </w:r>
+            <w:r>
+              <w:t>4</w:t>
             </w:r>
           </w:p>
           <w:p>
@@ -2207,7 +2527,19 @@
               <w:rPr>
                 <w:lang w:val="pt-BR"/>
               </w:rPr>
-              <w:t>Filemom 1:2</w:t>
+              <w:t>Filemo</w:t>
+            </w:r>
+            <w:r>
+              <w:rPr>
+                <w:lang w:val="pt-BR"/>
+              </w:rPr>
+              <w:t>n</w:t>
+            </w:r>
+            <w:r>
+              <w:rPr>
+                <w:lang w:val="pt-BR"/>
+              </w:rPr>
+              <w:t xml:space="preserve"> 1:2</w:t>
             </w:r>
           </w:p>
           <w:p>
@@ -2239,6 +2571,7 @@
                 <w:b/>
                 <w:bCs/>
               </w:rPr>
+              <w:lastRenderedPageBreak/>
               <w:t>compaixão</w:t>
             </w:r>
           </w:p>
@@ -2347,7 +2680,6 @@
               <w:pStyle w:val="Compact"/>
             </w:pPr>
             <w:r>
-              <w:lastRenderedPageBreak/>
               <w:t>Lucas 15:20</w:t>
             </w:r>
           </w:p>
@@ -2391,7 +2723,6 @@
                 <w:bCs/>
                 <w:lang w:val="pt-BR"/>
               </w:rPr>
-              <w:lastRenderedPageBreak/>
               <w:t>c</w:t>
             </w:r>
             <w:r>
@@ -2427,6 +2758,12 @@
             </w:r>
           </w:p>
           <w:p/>
+          <w:p>
+            <w:r>
+              <w:t>(*) = Esta palavra deve ser traduzida da mesma maneira em todos esses versículos.</w:t>
+            </w:r>
+          </w:p>
+          <w:p/>
         </w:tc>
         <w:tc>
           <w:tcPr>
@@ -2437,7 +2774,34 @@
               <w:pStyle w:val="Compact"/>
             </w:pPr>
             <w:r>
-              <w:t>Mateus 12:7, 37, 41, 42 (Esta palavra deve ser traduzida da mesma maneira em todos esses versículos.)</w:t>
+              <w:t>Mateus 12:7</w:t>
+            </w:r>
+            <w:r>
+              <w:t xml:space="preserve"> (*)</w:t>
+            </w:r>
+          </w:p>
+          <w:p>
+            <w:pPr>
+              <w:pStyle w:val="Compact"/>
+            </w:pPr>
+            <w:r>
+              <w:t>Mateus 12:37 (*)</w:t>
+            </w:r>
+          </w:p>
+          <w:p>
+            <w:pPr>
+              <w:pStyle w:val="Compact"/>
+            </w:pPr>
+            <w:r>
+              <w:t>Mateus 12:41 (*)</w:t>
+            </w:r>
+          </w:p>
+          <w:p>
+            <w:pPr>
+              <w:pStyle w:val="Compact"/>
+            </w:pPr>
+            <w:r>
+              <w:t>Mateus 12:42 (*)</w:t>
             </w:r>
           </w:p>
           <w:p>
@@ -2469,7 +2833,7 @@
               <w:pStyle w:val="Compact"/>
             </w:pPr>
             <w:r>
-              <w:t>Lucas 6:37 (2 ocorrências)</w:t>
+              <w:t xml:space="preserve">Lucas 6:37 </w:t>
             </w:r>
           </w:p>
           <w:p>
@@ -2601,6 +2965,7 @@
               </w:numPr>
             </w:pPr>
             <w:r>
+              <w:lastRenderedPageBreak/>
               <w:t>Para elogiar alguém ou reconhecer que alguém merece ser homenageado.</w:t>
             </w:r>
           </w:p>
@@ -2616,6 +2981,13 @@
               <w:t>Declarar publicamente aquilo em que se acredita e com o que concorda.</w:t>
             </w:r>
           </w:p>
+          <w:p/>
+          <w:p>
+            <w:r>
+              <w:t>(*) = Esta palavra deve ser traduzida da mesma maneira em todos esses versículos.</w:t>
+            </w:r>
+          </w:p>
+          <w:p/>
         </w:tc>
         <w:tc>
           <w:tcPr>
@@ -2623,6 +2995,7 @@
           </w:tcPr>
           <w:p>
             <w:r>
+              <w:lastRenderedPageBreak/>
               <w:t>Mateus 3:6</w:t>
             </w:r>
           </w:p>
@@ -2638,7 +3011,7 @@
           </w:p>
           <w:p>
             <w:r>
-              <w:t>João 1:20 (2 ocorrências)</w:t>
+              <w:t xml:space="preserve">João 1:20 </w:t>
             </w:r>
           </w:p>
           <w:p>
@@ -2648,7 +3021,16 @@
           </w:p>
           <w:p>
             <w:r>
-              <w:t>Romanos 10:9, 10</w:t>
+              <w:lastRenderedPageBreak/>
+              <w:t>Romanos 10:9</w:t>
+            </w:r>
+          </w:p>
+          <w:p>
+            <w:r>
+              <w:t>Romanos 10:</w:t>
+            </w:r>
+            <w:r>
+              <w:t>10</w:t>
             </w:r>
           </w:p>
           <w:p>
@@ -2663,7 +3045,15 @@
           </w:p>
           <w:p>
             <w:r>
-              <w:t>1 Timóteo 6:12, 13</w:t>
+              <w:t>1 Timóteo 6:12</w:t>
+            </w:r>
+            <w:r>
+              <w:t xml:space="preserve"> (*)</w:t>
+            </w:r>
+          </w:p>
+          <w:p>
+            <w:r>
+              <w:t>1 Timóteo 6:13 (*)</w:t>
             </w:r>
           </w:p>
           <w:p>
@@ -2708,6 +3098,7 @@
                 <w:b/>
                 <w:bCs/>
               </w:rPr>
+              <w:lastRenderedPageBreak/>
               <w:t>cruz</w:t>
             </w:r>
           </w:p>
@@ -2733,7 +3124,6 @@
           </w:p>
           <w:p>
             <w:r>
-              <w:lastRenderedPageBreak/>
               <w:t>A expressão verbal de “tomar uma cruz” refere-se a alguém que aceita o sofrimento, até a morte, como seguidor de Jesus.</w:t>
             </w:r>
           </w:p>
@@ -2748,7 +3138,6 @@
               <w:pStyle w:val="Compact"/>
             </w:pPr>
             <w:r>
-              <w:lastRenderedPageBreak/>
               <w:t>Mateus 10:38</w:t>
             </w:r>
           </w:p>
@@ -2789,7 +3178,6 @@
               <w:pStyle w:val="Compact"/>
             </w:pPr>
             <w:r>
-              <w:lastRenderedPageBreak/>
               <w:t>Lucas 9:23</w:t>
             </w:r>
           </w:p>
@@ -2887,74 +3275,130 @@
                 <w:b/>
                 <w:bCs/>
               </w:rPr>
+              <w:t>crucificar</w:t>
+            </w:r>
+          </w:p>
+          <w:p>
+            <w:r>
+              <w:t>G4717, G4957, G388</w:t>
+            </w:r>
+          </w:p>
+        </w:tc>
+        <w:tc>
+          <w:tcPr>
+            <w:tcW w:w="6048" w:type="dxa"/>
+          </w:tcPr>
+          <w:p>
+            <w:r>
+              <w:t>Esta palavra significa matar alguém pregando-o ou amarrando-o a uma cruz. Em algumas passagens, esta palavra também pode significar fazer algo que de alguma forma é como crucificar alguém.</w:t>
+            </w:r>
+          </w:p>
+          <w:p>
+            <w:pPr>
+              <w:rPr>
+                <w:highlight w:val="yellow"/>
+              </w:rPr>
+            </w:pPr>
+          </w:p>
+          <w:p>
+            <w:r>
+              <w:t>(*) = Esta palavra deve ser traduzida da mesma maneira em todos esses versículos.</w:t>
+            </w:r>
+          </w:p>
+          <w:p>
+            <w:pPr>
+              <w:rPr>
+                <w:highlight w:val="yellow"/>
+              </w:rPr>
+            </w:pPr>
+          </w:p>
+          <w:p/>
+        </w:tc>
+        <w:tc>
+          <w:tcPr>
+            <w:tcW w:w="5323" w:type="dxa"/>
+          </w:tcPr>
+          <w:p>
+            <w:r>
+              <w:t>Mateus 20:19</w:t>
+            </w:r>
+          </w:p>
+          <w:p>
+            <w:r>
+              <w:t>Marcos 15:13</w:t>
+            </w:r>
+            <w:r>
+              <w:t xml:space="preserve"> (*)</w:t>
+            </w:r>
+          </w:p>
+          <w:p>
+            <w:r>
+              <w:t>Marcos 15:</w:t>
+            </w:r>
+            <w:r>
+              <w:t>14</w:t>
+            </w:r>
+            <w:r>
+              <w:t xml:space="preserve"> (*)</w:t>
+            </w:r>
+            <w:r>
+              <w:t xml:space="preserve"> </w:t>
+            </w:r>
+          </w:p>
+          <w:p>
+            <w:r>
+              <w:t>Marcos 15:</w:t>
+            </w:r>
+            <w:r>
+              <w:t xml:space="preserve">15 </w:t>
+            </w:r>
+          </w:p>
+          <w:p>
+            <w:r>
+              <w:t>Marcos 15:25</w:t>
+            </w:r>
+          </w:p>
+          <w:p>
+            <w:r>
+              <w:t xml:space="preserve">Lucas 23:21 </w:t>
+            </w:r>
+          </w:p>
+          <w:p>
+            <w:r>
+              <w:t>João 19:6</w:t>
+            </w:r>
+            <w:r>
+              <w:t xml:space="preserve"> (*)</w:t>
+            </w:r>
+            <w:r>
+              <w:t xml:space="preserve"> </w:t>
+            </w:r>
+          </w:p>
+          <w:p>
+            <w:r>
+              <w:t>João 19:</w:t>
+            </w:r>
+            <w:r>
+              <w:t>15</w:t>
+            </w:r>
+            <w:r>
+              <w:t xml:space="preserve"> (*) </w:t>
+            </w:r>
+          </w:p>
+          <w:p>
+            <w:r>
+              <w:t>João 19:</w:t>
+            </w:r>
+            <w:r>
+              <w:t>18</w:t>
+            </w:r>
+            <w:r>
+              <w:t xml:space="preserve"> (*) </w:t>
+            </w:r>
+          </w:p>
+          <w:p>
+            <w:r>
               <w:lastRenderedPageBreak/>
-              <w:t>crucificar</w:t>
-            </w:r>
-          </w:p>
-          <w:p>
-            <w:r>
-              <w:t>G4717, G4957, G388</w:t>
-            </w:r>
-          </w:p>
-        </w:tc>
-        <w:tc>
-          <w:tcPr>
-            <w:tcW w:w="6048" w:type="dxa"/>
-          </w:tcPr>
-          <w:p>
-            <w:pPr>
-              <w:rPr>
-                <w:highlight w:val="yellow"/>
-              </w:rPr>
-            </w:pPr>
-            <w:r>
-              <w:t>Esta palavra significa matar alguém pregando-o ou amarrando-o a uma cruz. Em algumas passagens, esta palavra também pode significar fazer algo que de alguma forma é como crucificar alguém.</w:t>
-            </w:r>
-          </w:p>
-          <w:p/>
-        </w:tc>
-        <w:tc>
-          <w:tcPr>
-            <w:tcW w:w="5323" w:type="dxa"/>
-          </w:tcPr>
-          <w:p>
-            <w:r>
-              <w:t>Mateus 20:19</w:t>
-            </w:r>
-          </w:p>
-          <w:p>
-            <w:r>
-              <w:t>Marcos 15:13, 14, 15 (Esta palavra deve ser traduzida da mesma maneira em todos esses versículos.)</w:t>
-            </w:r>
-          </w:p>
-          <w:p>
-            <w:r>
-              <w:t>Marcos 15:25</w:t>
-            </w:r>
-          </w:p>
-          <w:p>
-            <w:r>
-              <w:t>Lucas 23:21 (2 ocorrências)</w:t>
-            </w:r>
-          </w:p>
-          <w:p>
-            <w:r>
-              <w:t>João 19:6, 15 (2 ocorrências)</w:t>
-            </w:r>
-            <w:r>
-              <w:t xml:space="preserve"> </w:t>
-            </w:r>
-          </w:p>
-          <w:p>
-            <w:r>
-              <w:t>João 19:</w:t>
-            </w:r>
-            <w:r>
-              <w:t>18 (Esta palavra deve ser traduzida da mesma maneira em todos esses versículos.)</w:t>
-            </w:r>
-          </w:p>
-          <w:p>
-            <w:r>
               <w:t>Atos 2:36</w:t>
             </w:r>
           </w:p>
@@ -2970,7 +3414,10 @@
           </w:p>
           <w:p>
             <w:r>
-              <w:t>Gálatas 2:20</w:t>
+              <w:t>Gálatas 2:</w:t>
+            </w:r>
+            <w:r>
+              <w:t>19</w:t>
             </w:r>
           </w:p>
           <w:p>
@@ -3015,6 +3462,7 @@
                 <w:b/>
                 <w:bCs/>
               </w:rPr>
+              <w:lastRenderedPageBreak/>
               <w:t>morte</w:t>
             </w:r>
             <w:r>
@@ -3133,7 +3581,6 @@
           </w:p>
           <w:p>
             <w:r>
-              <w:lastRenderedPageBreak/>
               <w:t>Filipenses 1:20</w:t>
             </w:r>
           </w:p>
@@ -3149,12 +3596,12 @@
           </w:p>
           <w:p>
             <w:r>
-              <w:t>Hebreus 2:9 (2 ocorrências)</w:t>
-            </w:r>
-          </w:p>
-          <w:p>
-            <w:r>
-              <w:t>1 João 3:14 (2 ocorrências)</w:t>
+              <w:t xml:space="preserve">Hebreus 2:9 </w:t>
+            </w:r>
+          </w:p>
+          <w:p>
+            <w:r>
+              <w:t xml:space="preserve">1 João 3:14 </w:t>
             </w:r>
           </w:p>
         </w:tc>
@@ -3179,7 +3626,6 @@
                 <w:b/>
                 <w:bCs/>
               </w:rPr>
-              <w:lastRenderedPageBreak/>
               <w:t>demônio</w:t>
             </w:r>
           </w:p>
@@ -3275,14 +3721,9 @@
                 <w:color w:val="000000" w:themeColor="text1"/>
                 <w:lang w:val="pt-BR"/>
               </w:rPr>
-              <w:t>Um (falso) deus , poder divino ou divindade — um espírito poderoso que as pessoas adoram.</w:t>
-            </w:r>
-          </w:p>
-        </w:tc>
-        <w:tc>
-          <w:tcPr>
-            <w:tcW w:w="5323" w:type="dxa"/>
-          </w:tcPr>
+              <w:t>Um (falso) deus, poder divino ou divindade — um espírito poderoso que as pessoas adoram.</w:t>
+            </w:r>
+          </w:p>
           <w:p>
             <w:pPr>
               <w:pStyle w:val="greekwordinfosubcategoryvalue"/>
@@ -3290,14 +3731,40 @@
               <w:rPr>
                 <w:rFonts w:asciiTheme="minorHAnsi" w:hAnsiTheme="minorHAnsi" w:cs="Noto Sans"/>
                 <w:color w:val="000000"/>
-              </w:rPr>
-            </w:pPr>
-            <w:r>
+                <w:lang w:val="pt-BR"/>
+              </w:rPr>
+            </w:pPr>
+          </w:p>
+          <w:p>
+            <w:pPr>
+              <w:rPr>
+                <w:highlight w:val="yellow"/>
+              </w:rPr>
+            </w:pPr>
+            <w:r>
+              <w:t>(*) = Esta palavra deve ser traduzida da mesma maneira em todos esses versículos.</w:t>
+            </w:r>
+          </w:p>
+          <w:p>
+            <w:pPr>
+              <w:pStyle w:val="greekwordinfosubcategoryvalue"/>
+              <w:spacing w:before="0" w:beforeAutospacing="0" w:after="30" w:afterAutospacing="0"/>
               <w:rPr>
                 <w:rFonts w:asciiTheme="minorHAnsi" w:hAnsiTheme="minorHAnsi" w:cs="Noto Sans"/>
                 <w:color w:val="000000"/>
-              </w:rPr>
-              <w:t>Mateus 8:28</w:t>
+                <w:lang w:val="pt-BR"/>
+              </w:rPr>
+            </w:pPr>
+          </w:p>
+          <w:p>
+            <w:pPr>
+              <w:rPr>
+                <w:highlight w:val="yellow"/>
+              </w:rPr>
+            </w:pPr>
+            <w:r>
+              <w:lastRenderedPageBreak/>
+              <w:t>(**) = Esta palavra deve ser traduzida da mesma maneira em todos esses versículos.</w:t>
             </w:r>
           </w:p>
           <w:p>
@@ -3307,14 +3774,31 @@
               <w:rPr>
                 <w:rFonts w:asciiTheme="minorHAnsi" w:hAnsiTheme="minorHAnsi" w:cs="Noto Sans"/>
                 <w:color w:val="000000"/>
-              </w:rPr>
-            </w:pPr>
-            <w:r>
+                <w:lang w:val="pt-BR"/>
+              </w:rPr>
+            </w:pPr>
+          </w:p>
+        </w:tc>
+        <w:tc>
+          <w:tcPr>
+            <w:tcW w:w="5323" w:type="dxa"/>
+          </w:tcPr>
+          <w:p>
+            <w:pPr>
+              <w:pStyle w:val="greekwordinfosubcategoryvalue"/>
+              <w:spacing w:before="0" w:beforeAutospacing="0" w:after="30" w:afterAutospacing="0"/>
               <w:rPr>
                 <w:rFonts w:asciiTheme="minorHAnsi" w:hAnsiTheme="minorHAnsi" w:cs="Noto Sans"/>
                 <w:color w:val="000000"/>
               </w:rPr>
-              <w:t>Mateus 9:34 (2 ocorrências)</w:t>
+            </w:pPr>
+            <w:r>
+              <w:rPr>
+                <w:rFonts w:asciiTheme="minorHAnsi" w:hAnsiTheme="minorHAnsi" w:cs="Noto Sans"/>
+                <w:color w:val="000000"/>
+              </w:rPr>
+              <w:lastRenderedPageBreak/>
+              <w:t>Mateus 8:28</w:t>
             </w:r>
           </w:p>
           <w:p>
@@ -3331,7 +3815,7 @@
                 <w:rFonts w:asciiTheme="minorHAnsi" w:hAnsiTheme="minorHAnsi" w:cs="Noto Sans"/>
                 <w:color w:val="000000"/>
               </w:rPr>
-              <w:t>Mateus 12:28</w:t>
+              <w:t xml:space="preserve">Mateus 9:34 </w:t>
             </w:r>
           </w:p>
           <w:p>
@@ -3348,7 +3832,7 @@
                 <w:rFonts w:asciiTheme="minorHAnsi" w:hAnsiTheme="minorHAnsi" w:cs="Noto Sans"/>
                 <w:color w:val="000000"/>
               </w:rPr>
-              <w:t>Marcos 1:34 (2 ocorrências)</w:t>
+              <w:t>Mateus 12:28</w:t>
             </w:r>
           </w:p>
           <w:p>
@@ -3365,7 +3849,7 @@
                 <w:rFonts w:asciiTheme="minorHAnsi" w:hAnsiTheme="minorHAnsi" w:cs="Noto Sans"/>
                 <w:color w:val="000000"/>
               </w:rPr>
-              <w:t>Marcos 7:26, 29, 30 (Esta palavra deve ser traduzida da mesma maneira em todos esses versículos.)</w:t>
+              <w:t xml:space="preserve">Marcos 1:34 </w:t>
             </w:r>
           </w:p>
           <w:p>
@@ -3382,7 +3866,14 @@
                 <w:rFonts w:asciiTheme="minorHAnsi" w:hAnsiTheme="minorHAnsi" w:cs="Noto Sans"/>
                 <w:color w:val="000000"/>
               </w:rPr>
-              <w:t>Lucas 8:36</w:t>
+              <w:t>Marcos 7:26</w:t>
+            </w:r>
+            <w:r>
+              <w:rPr>
+                <w:rFonts w:asciiTheme="minorHAnsi" w:hAnsiTheme="minorHAnsi" w:cs="Noto Sans"/>
+                <w:color w:val="000000"/>
+              </w:rPr>
+              <w:t xml:space="preserve"> (*)</w:t>
             </w:r>
           </w:p>
           <w:p>
@@ -3399,19 +3890,120 @@
                 <w:rFonts w:asciiTheme="minorHAnsi" w:hAnsiTheme="minorHAnsi" w:cs="Noto Sans"/>
                 <w:color w:val="000000"/>
               </w:rPr>
-              <w:t>João 10:20, 21</w:t>
-            </w:r>
-          </w:p>
-          <w:p>
-            <w:r>
+              <w:t>Marcos 7:29 (*)</w:t>
+            </w:r>
+          </w:p>
+          <w:p>
+            <w:pPr>
+              <w:pStyle w:val="greekwordinfosubcategoryvalue"/>
+              <w:spacing w:before="0" w:beforeAutospacing="0" w:after="30" w:afterAutospacing="0"/>
+              <w:rPr>
+                <w:rFonts w:asciiTheme="minorHAnsi" w:hAnsiTheme="minorHAnsi" w:cs="Noto Sans"/>
+                <w:color w:val="000000"/>
+              </w:rPr>
+            </w:pPr>
+            <w:r>
+              <w:rPr>
+                <w:rFonts w:asciiTheme="minorHAnsi" w:hAnsiTheme="minorHAnsi" w:cs="Noto Sans"/>
+                <w:color w:val="000000"/>
+              </w:rPr>
+              <w:t>Marcos 7:30 (*)</w:t>
+            </w:r>
+          </w:p>
+          <w:p>
+            <w:pPr>
+              <w:pStyle w:val="greekwordinfosubcategoryvalue"/>
+              <w:spacing w:before="0" w:beforeAutospacing="0" w:after="30" w:afterAutospacing="0"/>
+              <w:rPr>
+                <w:rFonts w:asciiTheme="minorHAnsi" w:hAnsiTheme="minorHAnsi" w:cs="Noto Sans"/>
+                <w:color w:val="000000"/>
+              </w:rPr>
+            </w:pPr>
+            <w:r>
+              <w:rPr>
+                <w:rFonts w:asciiTheme="minorHAnsi" w:hAnsiTheme="minorHAnsi" w:cs="Noto Sans"/>
+                <w:color w:val="000000"/>
+              </w:rPr>
+              <w:t>Lucas 8:36</w:t>
+            </w:r>
+          </w:p>
+          <w:p>
+            <w:pPr>
+              <w:pStyle w:val="greekwordinfosubcategoryvalue"/>
+              <w:spacing w:before="0" w:beforeAutospacing="0" w:after="30" w:afterAutospacing="0"/>
+              <w:rPr>
+                <w:rFonts w:asciiTheme="minorHAnsi" w:hAnsiTheme="minorHAnsi" w:cs="Noto Sans"/>
+                <w:color w:val="000000"/>
+              </w:rPr>
+            </w:pPr>
+            <w:r>
+              <w:rPr>
+                <w:rFonts w:asciiTheme="minorHAnsi" w:hAnsiTheme="minorHAnsi" w:cs="Noto Sans"/>
+                <w:color w:val="000000"/>
+              </w:rPr>
+              <w:t>João 10:20</w:t>
+            </w:r>
+          </w:p>
+          <w:p>
+            <w:pPr>
+              <w:pStyle w:val="greekwordinfosubcategoryvalue"/>
+              <w:spacing w:before="0" w:beforeAutospacing="0" w:after="30" w:afterAutospacing="0"/>
+              <w:rPr>
+                <w:rFonts w:asciiTheme="minorHAnsi" w:hAnsiTheme="minorHAnsi" w:cs="Noto Sans"/>
+                <w:color w:val="000000"/>
+              </w:rPr>
+            </w:pPr>
+            <w:r>
+              <w:rPr>
+                <w:rFonts w:asciiTheme="minorHAnsi" w:hAnsiTheme="minorHAnsi" w:cs="Noto Sans"/>
+                <w:color w:val="000000"/>
+              </w:rPr>
+              <w:t>João 10:21</w:t>
+            </w:r>
+          </w:p>
+          <w:p>
+            <w:pPr>
               <w:rPr>
                 <w:rFonts w:cs="Noto Sans"/>
                 <w:color w:val="000000"/>
               </w:rPr>
-              <w:t xml:space="preserve">1 Coríntios 10:20, 21 </w:t>
-            </w:r>
-            <w:r>
-              <w:t>(Esta palavra deve ser traduzida da mesma maneira em todos esses versículos. Cada versículo tem 2 ocorrências da palavra.)</w:t>
+            </w:pPr>
+            <w:r>
+              <w:rPr>
+                <w:rFonts w:cs="Noto Sans"/>
+                <w:color w:val="000000"/>
+              </w:rPr>
+              <w:t>1 Coríntios 10:20</w:t>
+            </w:r>
+            <w:r>
+              <w:rPr>
+                <w:rFonts w:cs="Noto Sans"/>
+                <w:color w:val="000000"/>
+              </w:rPr>
+              <w:t xml:space="preserve"> (**)</w:t>
+            </w:r>
+          </w:p>
+          <w:p>
+            <w:r>
+              <w:rPr>
+                <w:rFonts w:cs="Noto Sans"/>
+                <w:color w:val="000000"/>
+              </w:rPr>
+              <w:t>1 Coríntios 10:2</w:t>
+            </w:r>
+            <w:r>
+              <w:rPr>
+                <w:rFonts w:cs="Noto Sans"/>
+                <w:color w:val="000000"/>
+              </w:rPr>
+              <w:t xml:space="preserve">1 </w:t>
+            </w:r>
+            <w:r>
+              <w:rPr>
+                <w:rFonts w:cs="Noto Sans"/>
+                <w:color w:val="000000"/>
+              </w:rPr>
+              <w:t>(**)</w:t>
             </w:r>
           </w:p>
           <w:p>
@@ -3428,6 +4020,7 @@
                 <w:rFonts w:asciiTheme="minorHAnsi" w:hAnsiTheme="minorHAnsi" w:cs="Noto Sans"/>
                 <w:color w:val="000000"/>
               </w:rPr>
+              <w:lastRenderedPageBreak/>
               <w:t>1 Timóteo 4:1</w:t>
             </w:r>
           </w:p>
@@ -3504,6 +4097,7 @@
                 <w:b/>
                 <w:bCs/>
               </w:rPr>
+              <w:lastRenderedPageBreak/>
               <w:t>disciplina</w:t>
             </w:r>
           </w:p>
@@ -3578,6 +4172,38 @@
               <w:t>Para corrigir alguém.</w:t>
             </w:r>
           </w:p>
+          <w:p>
+            <w:pPr>
+              <w:pStyle w:val="greekwordinfosubcategoryvalue"/>
+              <w:spacing w:before="0" w:beforeAutospacing="0" w:after="30" w:afterAutospacing="0"/>
+              <w:rPr>
+                <w:rFonts w:asciiTheme="minorHAnsi" w:hAnsiTheme="minorHAnsi" w:cs="Noto Sans"/>
+                <w:color w:val="000000"/>
+              </w:rPr>
+            </w:pPr>
+          </w:p>
+          <w:p>
+            <w:pPr>
+              <w:pStyle w:val="greekwordinfosubcategoryvalue"/>
+              <w:spacing w:before="0" w:beforeAutospacing="0" w:after="30" w:afterAutospacing="0"/>
+              <w:rPr>
+                <w:rFonts w:asciiTheme="minorHAnsi" w:hAnsiTheme="minorHAnsi" w:cs="Noto Sans"/>
+                <w:color w:val="000000"/>
+              </w:rPr>
+            </w:pPr>
+            <w:r>
+              <w:rPr>
+                <w:rFonts w:asciiTheme="minorHAnsi" w:hAnsiTheme="minorHAnsi"/>
+              </w:rPr>
+              <w:t xml:space="preserve">(*) = </w:t>
+            </w:r>
+            <w:r>
+              <w:rPr>
+                <w:rFonts w:asciiTheme="minorHAnsi" w:hAnsiTheme="minorHAnsi"/>
+              </w:rPr>
+              <w:t>Esta palavra deve ser traduzida da mesma maneira em todos esses versículos.</w:t>
+            </w:r>
+          </w:p>
         </w:tc>
         <w:tc>
           <w:tcPr>
@@ -3628,7 +4254,56 @@
               <w:pStyle w:val="Compact"/>
             </w:pPr>
             <w:r>
-              <w:t>Hebreus 12:5, 6, 7, 8, 10, 11 (Esta palavra deve ser traduzida da mesma maneira em todos esses versículos.)</w:t>
+              <w:t>Hebreus 12:5</w:t>
+            </w:r>
+            <w:r>
+              <w:t xml:space="preserve"> (*)</w:t>
+            </w:r>
+          </w:p>
+          <w:p>
+            <w:pPr>
+              <w:pStyle w:val="Compact"/>
+            </w:pPr>
+            <w:r>
+              <w:t>Hebreus 12:6 (*)</w:t>
+            </w:r>
+          </w:p>
+          <w:p>
+            <w:pPr>
+              <w:pStyle w:val="Compact"/>
+            </w:pPr>
+            <w:r>
+              <w:t>Hebreus 12:7 (*)</w:t>
+            </w:r>
+          </w:p>
+          <w:p>
+            <w:pPr>
+              <w:pStyle w:val="Compact"/>
+            </w:pPr>
+            <w:r>
+              <w:t>Hebreus 12:8 (*)</w:t>
+            </w:r>
+          </w:p>
+          <w:p>
+            <w:pPr>
+              <w:pStyle w:val="Compact"/>
+            </w:pPr>
+            <w:r>
+              <w:t>Hebreus 12:</w:t>
+            </w:r>
+            <w:r>
+              <w:t xml:space="preserve">10 </w:t>
+            </w:r>
+            <w:r>
+              <w:t>(*)</w:t>
+            </w:r>
+          </w:p>
+          <w:p>
+            <w:pPr>
+              <w:pStyle w:val="Compact"/>
+            </w:pPr>
+            <w:r>
+              <w:t>Hebreus 12:11 (*)</w:t>
             </w:r>
           </w:p>
           <w:p>
@@ -3722,7 +4397,6 @@
           </w:p>
           <w:p>
             <w:r>
-              <w:lastRenderedPageBreak/>
               <w:t>Romanos 2:23</w:t>
             </w:r>
           </w:p>
@@ -3783,7 +4457,6 @@
                 <w:b/>
                 <w:bCs/>
               </w:rPr>
-              <w:lastRenderedPageBreak/>
               <w:t>divino</w:t>
             </w:r>
           </w:p>
@@ -3826,7 +4499,31 @@
               <w:rPr>
                 <w:lang w:val="pt-BR"/>
               </w:rPr>
-              <w:t>A natureza ou qualidades que Deus tem porque ele é Deus.</w:t>
+              <w:t xml:space="preserve">A natureza ou qualidades que Deus tem </w:t>
+            </w:r>
+            <w:proofErr w:type="gramStart"/>
+            <w:r>
+              <w:rPr>
+                <w:lang w:val="pt-BR"/>
+              </w:rPr>
+              <w:t>porque</w:t>
+            </w:r>
+            <w:proofErr w:type="gramEnd"/>
+            <w:r>
+              <w:rPr>
+                <w:lang w:val="pt-BR"/>
+              </w:rPr>
+              <w:t xml:space="preserve"> ele é Deus.</w:t>
+            </w:r>
+          </w:p>
+          <w:p/>
+          <w:p>
+            <w:r>
+              <w:lastRenderedPageBreak/>
+              <w:t xml:space="preserve">(*) = </w:t>
+            </w:r>
+            <w:r>
+              <w:t>Esta palavra deve ser traduzida da mesma maneira em todos esses versículos.</w:t>
             </w:r>
           </w:p>
         </w:tc>
@@ -3839,14 +4536,7 @@
               <w:pStyle w:val="Compact"/>
             </w:pPr>
             <w:r>
-              <w:t>Atos 17:29</w:t>
-            </w:r>
-          </w:p>
-          <w:p>
-            <w:pPr>
-              <w:pStyle w:val="Compact"/>
-            </w:pPr>
-            <w:r>
+              <w:lastRenderedPageBreak/>
               <w:t>Romanos 1:20</w:t>
             </w:r>
           </w:p>
@@ -3855,7 +4545,24 @@
               <w:pStyle w:val="Compact"/>
             </w:pPr>
             <w:r>
-              <w:t>2 Pedro 1:3, 4</w:t>
+              <w:t>2 Pedro 1:3</w:t>
+            </w:r>
+            <w:r>
+              <w:t xml:space="preserve"> (*)</w:t>
+            </w:r>
+          </w:p>
+          <w:p>
+            <w:pPr>
+              <w:pStyle w:val="Compact"/>
+            </w:pPr>
+            <w:r>
+              <w:t>2 Pedro 1:</w:t>
+            </w:r>
+            <w:r>
+              <w:t>4</w:t>
+            </w:r>
+            <w:r>
+              <w:t xml:space="preserve"> (*)</w:t>
             </w:r>
           </w:p>
         </w:tc>
@@ -3934,7 +4641,7 @@
               <w:pStyle w:val="Compact"/>
             </w:pPr>
             <w:r>
-              <w:t>João 15:16 (2 ocorrências)</w:t>
+              <w:t xml:space="preserve">João 15:16 </w:t>
             </w:r>
           </w:p>
           <w:p>
@@ -4171,7 +4878,6 @@
               <w:pStyle w:val="Compact"/>
             </w:pPr>
             <w:r>
-              <w:lastRenderedPageBreak/>
               <w:t>1 Timóteo 6:11</w:t>
             </w:r>
           </w:p>
@@ -4212,7 +4918,7 @@
               <w:pStyle w:val="Compact"/>
             </w:pPr>
             <w:r>
-              <w:t>2 Pedro 1:6 (2 ocorrências)</w:t>
+              <w:t xml:space="preserve">2 Pedro 1:6 </w:t>
             </w:r>
           </w:p>
           <w:p>
@@ -4306,6 +5012,15 @@
               <w:t xml:space="preserve"> </w:t>
             </w:r>
           </w:p>
+          <w:p/>
+          <w:p>
+            <w:r>
+              <w:t xml:space="preserve">(*) = </w:t>
+            </w:r>
+            <w:r>
+              <w:t>Esta palavra deve ser traduzida da mesma maneira em todos esses versículos.</w:t>
+            </w:r>
+          </w:p>
         </w:tc>
         <w:tc>
           <w:tcPr>
@@ -4333,7 +5048,15 @@
           </w:p>
           <w:p>
             <w:r>
-              <w:t>João 3:15, 16</w:t>
+              <w:t>João 3:15</w:t>
+            </w:r>
+            <w:r>
+              <w:t xml:space="preserve"> (*)</w:t>
+            </w:r>
+          </w:p>
+          <w:p>
+            <w:r>
+              <w:t>João 3:16 (*)</w:t>
             </w:r>
           </w:p>
           <w:p>
@@ -4343,7 +5066,24 @@
           </w:p>
           <w:p>
             <w:r>
-              <w:t>Romanos 6:22, 23</w:t>
+              <w:t>Romanos 6:22</w:t>
+            </w:r>
+            <w:r>
+              <w:t xml:space="preserve"> (*)</w:t>
+            </w:r>
+            <w:r>
+              <w:t xml:space="preserve"> </w:t>
+            </w:r>
+          </w:p>
+          <w:p>
+            <w:r>
+              <w:t>Romanos 6:</w:t>
+            </w:r>
+            <w:r>
+              <w:t>23</w:t>
+            </w:r>
+            <w:r>
+              <w:t xml:space="preserve"> (*)</w:t>
             </w:r>
           </w:p>
           <w:p>
@@ -4364,11 +5104,6 @@
           <w:p>
             <w:r>
               <w:t>1 Timóteo 1:16</w:t>
-            </w:r>
-          </w:p>
-          <w:p>
-            <w:r>
-              <w:t>2 Timóteo 1:9</w:t>
             </w:r>
           </w:p>
           <w:p>
@@ -4464,6 +5199,15 @@
               <w:t>Insultar fortemente alguém que não fez nada de errado.</w:t>
             </w:r>
           </w:p>
+          <w:p/>
+          <w:p>
+            <w:r>
+              <w:t xml:space="preserve">(*) = </w:t>
+            </w:r>
+            <w:r>
+              <w:t>Esta palavra deve ser traduzida da mesma maneira em todos esses versículos.</w:t>
+            </w:r>
+          </w:p>
         </w:tc>
         <w:tc>
           <w:tcPr>
@@ -4486,11 +5230,6 @@
           </w:p>
           <w:p>
             <w:r>
-              <w:t>Lucas 11:4</w:t>
-            </w:r>
-          </w:p>
-          <w:p>
-            <w:r>
               <w:t>João 17:15</w:t>
             </w:r>
           </w:p>
@@ -4531,7 +5270,21 @@
           </w:p>
           <w:p>
             <w:r>
-              <w:t>1 Pedro 2:12, 14</w:t>
+              <w:t>1 Pedro 2:12</w:t>
+            </w:r>
+            <w:r>
+              <w:t xml:space="preserve"> (*)</w:t>
+            </w:r>
+          </w:p>
+          <w:p>
+            <w:r>
+              <w:t>1 Pedro 2:</w:t>
+            </w:r>
+            <w:r>
+              <w:t>14</w:t>
+            </w:r>
+            <w:r>
+              <w:t xml:space="preserve"> (*)</w:t>
             </w:r>
           </w:p>
           <w:p>
@@ -4566,7 +5319,6 @@
                 <w:b/>
                 <w:bCs/>
               </w:rPr>
-              <w:lastRenderedPageBreak/>
               <w:t>fé</w:t>
             </w:r>
           </w:p>
@@ -4609,10 +5361,15 @@
               <w:t>Um conjunto de coisas em que as pessoas acreditam.</w:t>
             </w:r>
           </w:p>
-          <w:p>
-            <w:pPr>
-              <w:ind w:left="360"/>
-            </w:pPr>
+          <w:p/>
+          <w:p>
+            <w:r>
+              <w:lastRenderedPageBreak/>
+              <w:t xml:space="preserve">(*) = </w:t>
+            </w:r>
+            <w:r>
+              <w:t>Esta palavra deve ser traduzida da mesma maneira em todos esses versículos.</w:t>
+            </w:r>
           </w:p>
         </w:tc>
         <w:tc>
@@ -4621,6 +5378,7 @@
           </w:tcPr>
           <w:p>
             <w:r>
+              <w:lastRenderedPageBreak/>
               <w:t>Mateus 9:2</w:t>
             </w:r>
           </w:p>
@@ -4631,12 +5389,26 @@
           </w:p>
           <w:p>
             <w:r>
-              <w:t>Lucas 17:5, 6</w:t>
-            </w:r>
-          </w:p>
-          <w:p>
-            <w:r>
-              <w:t>Atos 3:16 (2 ocorrências)</w:t>
+              <w:t>Lucas 17:5</w:t>
+            </w:r>
+            <w:r>
+              <w:t xml:space="preserve"> (*)</w:t>
+            </w:r>
+          </w:p>
+          <w:p>
+            <w:r>
+              <w:t>Lucas 17:</w:t>
+            </w:r>
+            <w:r>
+              <w:t>6</w:t>
+            </w:r>
+            <w:r>
+              <w:t xml:space="preserve"> (*)</w:t>
+            </w:r>
+          </w:p>
+          <w:p>
+            <w:r>
+              <w:t xml:space="preserve">Atos 3:16 </w:t>
             </w:r>
           </w:p>
           <w:p>
@@ -4646,12 +5418,27 @@
           </w:p>
           <w:p>
             <w:r>
+              <w:lastRenderedPageBreak/>
               <w:t>Romanos 9:30</w:t>
             </w:r>
           </w:p>
           <w:p>
             <w:r>
-              <w:t>1 Coríntios 13:2, 13</w:t>
+              <w:t>1 Coríntios 13:2</w:t>
+            </w:r>
+            <w:r>
+              <w:t xml:space="preserve"> (*)</w:t>
+            </w:r>
+          </w:p>
+          <w:p>
+            <w:r>
+              <w:t>1 Coríntios 13:</w:t>
+            </w:r>
+            <w:r>
+              <w:t>13</w:t>
+            </w:r>
+            <w:r>
+              <w:t xml:space="preserve"> (*)</w:t>
             </w:r>
           </w:p>
           <w:p>
@@ -4661,7 +5448,7 @@
           </w:p>
           <w:p>
             <w:r>
-              <w:t>Gálatas 2:16 (2 ocorrências)</w:t>
+              <w:t xml:space="preserve">Gálatas 2:16 </w:t>
             </w:r>
           </w:p>
           <w:p>
@@ -4671,7 +5458,7 @@
           </w:p>
           <w:p>
             <w:r>
-              <w:t>Filipenses 3:9 (2 ocorrências)</w:t>
+              <w:t xml:space="preserve">Filipenses 3:9 </w:t>
             </w:r>
           </w:p>
           <w:p>
@@ -4716,6 +5503,7 @@
                 <w:b/>
                 <w:bCs/>
               </w:rPr>
+              <w:lastRenderedPageBreak/>
               <w:t>fiel</w:t>
             </w:r>
           </w:p>
@@ -4777,12 +5565,12 @@
           </w:tcPr>
           <w:p>
             <w:r>
-              <w:t>Mateus 25:23 (2 ocorrências)</w:t>
-            </w:r>
-          </w:p>
-          <w:p>
-            <w:r>
-              <w:t>Lucas 16:10 (2 ocorrências)</w:t>
+              <w:t xml:space="preserve">Mateus 25:23 </w:t>
+            </w:r>
+          </w:p>
+          <w:p>
+            <w:r>
+              <w:t xml:space="preserve">Lucas 16:10 </w:t>
             </w:r>
           </w:p>
           <w:p>
@@ -4827,10 +5615,11 @@
           </w:p>
           <w:p>
             <w:r>
-              <w:t>2 Timóteo 2:</w:t>
-            </w:r>
-            <w:bookmarkStart w:id="0" w:name="_GoBack"/>
-            <w:bookmarkEnd w:id="0"/>
+              <w:t>2 Timóteo 2</w:t>
+            </w:r>
+            <w:r>
+              <w:t>:</w:t>
+            </w:r>
             <w:r>
               <w:t>2</w:t>
             </w:r>
@@ -4993,34 +5782,32 @@
           </w:p>
           <w:p>
             <w:r>
-              <w:t>Marcos 10:7 (</w:t>
-            </w:r>
-            <w:r>
-              <w:t>deixar pai e mãe e unir-se</w:t>
-            </w:r>
-            <w:r>
-              <w:t>)</w:t>
-            </w:r>
-          </w:p>
-          <w:p>
-            <w:r>
-              <w:t>Marcos 10:19 (</w:t>
-            </w:r>
-            <w:r>
-              <w:t>honrar pai e mãe</w:t>
-            </w:r>
-            <w:r>
-              <w:t>)</w:t>
-            </w:r>
-          </w:p>
-          <w:p>
-            <w:r>
-              <w:t>Lucas 2:48, 49</w:t>
-            </w:r>
-          </w:p>
-          <w:p>
-            <w:r>
-              <w:t>João 6:31, 32</w:t>
+              <w:t xml:space="preserve">Marcos 10:7 </w:t>
+            </w:r>
+          </w:p>
+          <w:p>
+            <w:r>
+              <w:t xml:space="preserve">Marcos 10:19 </w:t>
+            </w:r>
+          </w:p>
+          <w:p>
+            <w:r>
+              <w:t>Lucas 2:48</w:t>
+            </w:r>
+          </w:p>
+          <w:p>
+            <w:r>
+              <w:t>Lucas 2:49</w:t>
+            </w:r>
+          </w:p>
+          <w:p>
+            <w:r>
+              <w:t>João 6:31</w:t>
+            </w:r>
+          </w:p>
+          <w:p>
+            <w:r>
+              <w:t>João 6:32</w:t>
             </w:r>
           </w:p>
           <w:p>
@@ -5036,7 +5823,7 @@
           <w:p>
             <w:r>
               <w:lastRenderedPageBreak/>
-              <w:t>2 Coríntios 1:3 (2 ocorrências)</w:t>
+              <w:t xml:space="preserve">2 Coríntios 1:3 </w:t>
             </w:r>
           </w:p>
           <w:p>
@@ -5058,19 +5845,18 @@
             <w:r>
               <w:t>Hebreus 12:9</w:t>
             </w:r>
-            <w:r>
-              <w:t xml:space="preserve"> (</w:t>
-            </w:r>
-            <w:r>
-              <w:t>x2</w:t>
-            </w:r>
-            <w:r>
-              <w:t>)</w:t>
-            </w:r>
-          </w:p>
-          <w:p>
-            <w:r>
-              <w:t>1 Pedro 1:2-3</w:t>
+          </w:p>
+          <w:p>
+            <w:r>
+              <w:t>1 Pedro 1:2</w:t>
+            </w:r>
+          </w:p>
+          <w:p>
+            <w:r>
+              <w:t>1 Pedro 1:</w:t>
+            </w:r>
+            <w:r>
+              <w:t>3</w:t>
             </w:r>
           </w:p>
           <w:p>
@@ -5250,7 +6036,10 @@
           </w:p>
           <w:p>
             <w:r>
-              <w:t>Romanos 8:1</w:t>
+              <w:t>Romanos 8:</w:t>
+            </w:r>
+            <w:r>
+              <w:t>3</w:t>
             </w:r>
           </w:p>
           <w:p>
@@ -5260,26 +6049,50 @@
           </w:p>
           <w:p>
             <w:r>
-              <w:t>2 Coríntios 10:3 (duas ocorrências)</w:t>
-            </w:r>
-          </w:p>
-          <w:p>
-            <w:r>
-              <w:t>Gálatas 2:16, 20</w:t>
-            </w:r>
-          </w:p>
-          <w:p>
-            <w:r>
+              <w:t xml:space="preserve">2 Coríntios 10:3 </w:t>
+            </w:r>
+          </w:p>
+          <w:p>
+            <w:r>
+              <w:t>Gálatas 2:16</w:t>
+            </w:r>
+          </w:p>
+          <w:p>
+            <w:r>
+              <w:t>Gálatas 2:</w:t>
+            </w:r>
+            <w:r>
+              <w:t>20</w:t>
+            </w:r>
+          </w:p>
+          <w:p>
+            <w:pPr>
               <w:rPr>
                 <w:lang w:val="pt-BR"/>
               </w:rPr>
+            </w:pPr>
+            <w:r>
+              <w:rPr>
+                <w:lang w:val="pt-BR"/>
+              </w:rPr>
               <w:t xml:space="preserve">Gálatas 5:19 </w:t>
             </w:r>
+          </w:p>
+          <w:p>
+            <w:r>
+              <w:t xml:space="preserve">Gálatas </w:t>
+            </w:r>
+            <w:r>
+              <w:t>5</w:t>
+            </w:r>
+            <w:r>
+              <w:t>:</w:t>
+            </w:r>
             <w:r>
               <w:rPr>
                 <w:lang w:val="pt-BR"/>
               </w:rPr>
-              <w:t>, 24</w:t>
+              <w:t>24</w:t>
             </w:r>
           </w:p>
           <w:p>
@@ -5414,6 +6227,7 @@
                 <w:b/>
                 <w:bCs/>
               </w:rPr>
+              <w:lastRenderedPageBreak/>
               <w:t>perdoar</w:t>
             </w:r>
           </w:p>
@@ -5489,7 +6303,6 @@
               </w:numPr>
             </w:pPr>
             <w:r>
-              <w:lastRenderedPageBreak/>
               <w:t>Mostrar favor e bondade imerecidos a uma pessoa, sem exigir nada em troca.</w:t>
             </w:r>
           </w:p>
@@ -5506,6 +6319,15 @@
             </w:r>
           </w:p>
           <w:p/>
+          <w:p>
+            <w:r>
+              <w:t xml:space="preserve">(*) = </w:t>
+            </w:r>
+            <w:r>
+              <w:t>Esta palavra deve ser traduzida da mesma maneira em todos esses versículos.</w:t>
+            </w:r>
+          </w:p>
+          <w:p/>
         </w:tc>
         <w:tc>
           <w:tcPr>
@@ -5513,18 +6335,17 @@
           </w:tcPr>
           <w:p>
             <w:r>
-              <w:lastRenderedPageBreak/>
-              <w:t>Mateus 6:12 (2 ocorrências)</w:t>
-            </w:r>
-          </w:p>
-          <w:p>
-            <w:r>
-              <w:t>Mateus 6:14 (2 ocorrências)</w:t>
-            </w:r>
-          </w:p>
-          <w:p>
-            <w:r>
-              <w:t>Mateus 6:15 (2 ocorrências)</w:t>
+              <w:t xml:space="preserve">Mateus 6:12 </w:t>
+            </w:r>
+          </w:p>
+          <w:p>
+            <w:r>
+              <w:t xml:space="preserve">Mateus 6:14 </w:t>
+            </w:r>
+          </w:p>
+          <w:p>
+            <w:r>
+              <w:t xml:space="preserve">Mateus 6:15 </w:t>
             </w:r>
           </w:p>
           <w:p>
@@ -5534,17 +6355,39 @@
           </w:p>
           <w:p>
             <w:r>
-              <w:t>Lucas 5:21, 23</w:t>
-            </w:r>
-          </w:p>
-          <w:p>
-            <w:r>
-              <w:t>Lucas 7:42, 43</w:t>
-            </w:r>
-          </w:p>
-          <w:p>
-            <w:r>
-              <w:t>João 20:23 (2 ocorrências)</w:t>
+              <w:t>Lucas 5:21</w:t>
+            </w:r>
+          </w:p>
+          <w:p>
+            <w:r>
+              <w:t>Lucas 5:</w:t>
+            </w:r>
+            <w:r>
+              <w:t>23</w:t>
+            </w:r>
+          </w:p>
+          <w:p>
+            <w:r>
+              <w:t>Lucas 7:42</w:t>
+            </w:r>
+            <w:r>
+              <w:t xml:space="preserve"> (*)</w:t>
+            </w:r>
+          </w:p>
+          <w:p>
+            <w:r>
+              <w:t>Lucas 7:</w:t>
+            </w:r>
+            <w:r>
+              <w:t>43</w:t>
+            </w:r>
+            <w:r>
+              <w:t xml:space="preserve"> (*)</w:t>
+            </w:r>
+          </w:p>
+          <w:p>
+            <w:r>
+              <w:t xml:space="preserve">João 20:23 </w:t>
             </w:r>
           </w:p>
           <w:p>
@@ -5554,8 +6397,7 @@
           </w:p>
           <w:p>
             <w:r>
-              <w:lastRenderedPageBreak/>
-              <w:t>2 Coríntios 2:10 (2 ocorrências)</w:t>
+              <w:t xml:space="preserve">2 Coríntios 2:10 </w:t>
             </w:r>
           </w:p>
           <w:p>
@@ -5570,7 +6412,7 @@
           </w:p>
           <w:p>
             <w:r>
-              <w:t>Colossenses 3:13 (2 ocorrências)</w:t>
+              <w:t xml:space="preserve">Colossenses 3:13 </w:t>
             </w:r>
           </w:p>
           <w:p>
@@ -5605,7 +6447,6 @@
                 <w:b/>
                 <w:bCs/>
               </w:rPr>
-              <w:lastRenderedPageBreak/>
               <w:t>c</w:t>
             </w:r>
             <w:r>
@@ -5795,6 +6636,7 @@
                 <w:lang w:val="pt-BR"/>
               </w:rPr>
             </w:pPr>
+            <w:proofErr w:type="gramStart"/>
             <w:r>
               <w:rPr>
                 <w:b/>
@@ -5809,7 +6651,16 @@
                 <w:bCs/>
                 <w:lang w:val="pt-BR"/>
               </w:rPr>
-              <w:t>, glorifique</w:t>
+              <w:t>,</w:t>
+            </w:r>
+            <w:proofErr w:type="gramEnd"/>
+            <w:r>
+              <w:rPr>
+                <w:b/>
+                <w:bCs/>
+                <w:lang w:val="pt-BR"/>
+              </w:rPr>
+              <w:t xml:space="preserve"> glorifique</w:t>
             </w:r>
           </w:p>
           <w:p>
@@ -5858,11 +6709,6 @@
           </w:tcPr>
           <w:p>
             <w:r>
-              <w:t>Mateus 6:13</w:t>
-            </w:r>
-          </w:p>
-          <w:p>
-            <w:r>
               <w:t>Marcos 13:26</w:t>
             </w:r>
           </w:p>
@@ -5878,7 +6724,7 @@
           </w:p>
           <w:p>
             <w:r>
-              <w:t>João 1:14 (2 ocorrências)</w:t>
+              <w:t xml:space="preserve">João 1:14 </w:t>
             </w:r>
           </w:p>
           <w:p>
@@ -5888,6 +6734,7 @@
           </w:p>
           <w:p>
             <w:r>
+              <w:lastRenderedPageBreak/>
               <w:t>Romanos 3:23</w:t>
             </w:r>
           </w:p>
@@ -5898,7 +6745,7 @@
           </w:p>
           <w:p>
             <w:r>
-              <w:t>2 Coríntios 3:18 (2 ocorrências)</w:t>
+              <w:t xml:space="preserve">2 Coríntios 3:18 </w:t>
             </w:r>
           </w:p>
           <w:p>
@@ -5953,12 +6800,12 @@
                 <w:b/>
                 <w:bCs/>
               </w:rPr>
+              <w:lastRenderedPageBreak/>
               <w:t>piedoso, piedade</w:t>
             </w:r>
           </w:p>
           <w:p>
             <w:r>
-              <w:lastRenderedPageBreak/>
               <w:t>G2150, G2152, G2153, G2317</w:t>
             </w:r>
           </w:p>
@@ -5969,11 +6816,29 @@
           </w:tcPr>
           <w:p>
             <w:r>
-              <w:lastRenderedPageBreak/>
               <w:t>Esta palavra descreve alguém que se dedica a amar, servir e honrar a Deus.</w:t>
             </w:r>
           </w:p>
           <w:p/>
+          <w:p>
+            <w:r>
+              <w:t xml:space="preserve">(*) = </w:t>
+            </w:r>
+            <w:r>
+              <w:t>Esta palavra deve ser traduzida da mesma maneira em todos esses versículos.</w:t>
+            </w:r>
+          </w:p>
+          <w:p/>
+          <w:p>
+            <w:r>
+              <w:t xml:space="preserve">(**) = </w:t>
+            </w:r>
+            <w:r>
+              <w:t>Esta palavra deve ser traduzida da mesma maneira em todos esses versículos.</w:t>
+            </w:r>
+          </w:p>
+          <w:p/>
+          <w:p/>
         </w:tc>
         <w:tc>
           <w:tcPr>
@@ -5984,7 +6849,6 @@
               <w:pStyle w:val="Compact"/>
             </w:pPr>
             <w:r>
-              <w:lastRenderedPageBreak/>
               <w:t>1 Timóteo 2:10</w:t>
             </w:r>
           </w:p>
@@ -5993,8 +6857,27 @@
               <w:pStyle w:val="Compact"/>
             </w:pPr>
             <w:r>
-              <w:lastRenderedPageBreak/>
-              <w:t>1 Timóteo 4:7, 8 (Esta palavra deve ser traduzida da mesma forma nestes 2 versículos.)</w:t>
+              <w:t>1 Timóteo 4:7</w:t>
+            </w:r>
+            <w:r>
+              <w:t xml:space="preserve"> (*)</w:t>
+            </w:r>
+            <w:r>
+              <w:t xml:space="preserve"> </w:t>
+            </w:r>
+          </w:p>
+          <w:p>
+            <w:pPr>
+              <w:pStyle w:val="Compact"/>
+            </w:pPr>
+            <w:r>
+              <w:t>1 Timóteo 4:</w:t>
+            </w:r>
+            <w:r>
+              <w:t>8 (</w:t>
+            </w:r>
+            <w:r>
+              <w:t>*)</w:t>
             </w:r>
           </w:p>
           <w:p>
@@ -6010,7 +6893,26 @@
               <w:pStyle w:val="Compact"/>
             </w:pPr>
             <w:r>
-              <w:t>1 Timóteo 6:5, 6, 11 (Este versículo deve ser traduzido da mesma forma nestes 3 versículos.)</w:t>
+              <w:t>1 Timóteo 6:5</w:t>
+            </w:r>
+            <w:r>
+              <w:t xml:space="preserve"> (**)</w:t>
+            </w:r>
+          </w:p>
+          <w:p>
+            <w:pPr>
+              <w:pStyle w:val="Compact"/>
+            </w:pPr>
+            <w:r>
+              <w:t>1 Timóteo 6:6 (**)</w:t>
+            </w:r>
+          </w:p>
+          <w:p>
+            <w:pPr>
+              <w:pStyle w:val="Compact"/>
+            </w:pPr>
+            <w:r>
+              <w:t>1 Timóteo 6:11 (**)</w:t>
             </w:r>
           </w:p>
           <w:p>
@@ -6050,7 +6952,26 @@
               <w:pStyle w:val="Compact"/>
             </w:pPr>
             <w:r>
-              <w:t>2 Pedro 1:3, 6, 7 (Esta palavra deve ser traduzida da mesma forma nestes 3 versículos.)</w:t>
+              <w:t>2 Pedro 1:3</w:t>
+            </w:r>
+            <w:r>
+              <w:t xml:space="preserve"> (***)</w:t>
+            </w:r>
+          </w:p>
+          <w:p>
+            <w:pPr>
+              <w:pStyle w:val="Compact"/>
+            </w:pPr>
+            <w:r>
+              <w:t>2 Pedro 1:6 (***)</w:t>
+            </w:r>
+          </w:p>
+          <w:p>
+            <w:pPr>
+              <w:pStyle w:val="Compact"/>
+            </w:pPr>
+            <w:r>
+              <w:t>2 Pedro 1:7 (***)</w:t>
             </w:r>
           </w:p>
           <w:p>
@@ -6091,7 +7012,6 @@
                 <w:b/>
                 <w:bCs/>
               </w:rPr>
-              <w:lastRenderedPageBreak/>
               <w:t>bom</w:t>
             </w:r>
             <w:r>
@@ -6190,6 +7110,15 @@
             </w:r>
           </w:p>
           <w:p/>
+          <w:p>
+            <w:r>
+              <w:lastRenderedPageBreak/>
+              <w:t xml:space="preserve">(*) = </w:t>
+            </w:r>
+            <w:r>
+              <w:t>Esta palavra deve ser traduzida da mesma maneira em todos esses versículos.</w:t>
+            </w:r>
+          </w:p>
         </w:tc>
         <w:tc>
           <w:tcPr>
@@ -6197,17 +7126,35 @@
           </w:tcPr>
           <w:p>
             <w:r>
+              <w:lastRenderedPageBreak/>
               <w:t>Mateus 5:45</w:t>
             </w:r>
           </w:p>
           <w:p>
             <w:r>
-              <w:t>Marcos 10:18 (2 ocorrências)</w:t>
-            </w:r>
-          </w:p>
-          <w:p>
-            <w:r>
-              <w:t>Lucas 18:18, 19 (2 ocorrências)</w:t>
+              <w:t xml:space="preserve">Marcos 10:18 </w:t>
+            </w:r>
+          </w:p>
+          <w:p>
+            <w:r>
+              <w:t>Lucas 18:18</w:t>
+            </w:r>
+            <w:r>
+              <w:t xml:space="preserve"> (*)</w:t>
+            </w:r>
+            <w:r>
+              <w:t xml:space="preserve"> </w:t>
+            </w:r>
+          </w:p>
+          <w:p>
+            <w:r>
+              <w:t>Lucas 18:</w:t>
+            </w:r>
+            <w:r>
+              <w:t xml:space="preserve">19 </w:t>
+            </w:r>
+            <w:r>
+              <w:t>(*)</w:t>
             </w:r>
           </w:p>
           <w:p>
@@ -6237,6 +7184,7 @@
           </w:p>
           <w:p>
             <w:r>
+              <w:lastRenderedPageBreak/>
               <w:t>Efésios 2:10</w:t>
             </w:r>
           </w:p>
@@ -6292,6 +7240,7 @@
                 <w:b/>
                 <w:bCs/>
               </w:rPr>
+              <w:lastRenderedPageBreak/>
               <w:t>Boas notícias</w:t>
             </w:r>
           </w:p>
@@ -6348,7 +7297,6 @@
           </w:p>
           <w:p>
             <w:r>
-              <w:lastRenderedPageBreak/>
               <w:t>1 Coríntios 15:1</w:t>
             </w:r>
           </w:p>
@@ -6414,7 +7362,6 @@
                 <w:b/>
                 <w:bCs/>
               </w:rPr>
-              <w:lastRenderedPageBreak/>
               <w:t>graça</w:t>
             </w:r>
           </w:p>
@@ -6573,6 +7520,7 @@
           </w:p>
           <w:p>
             <w:r>
+              <w:lastRenderedPageBreak/>
               <w:t>Hebreus 2:9</w:t>
             </w:r>
           </w:p>
@@ -6603,6 +7551,7 @@
                 <w:b/>
                 <w:bCs/>
               </w:rPr>
+              <w:lastRenderedPageBreak/>
               <w:t>coração</w:t>
             </w:r>
             <w:r>
@@ -6742,7 +7691,6 @@
           </w:p>
           <w:p>
             <w:r>
-              <w:lastRenderedPageBreak/>
               <w:t>1 Pedro 3:15</w:t>
             </w:r>
           </w:p>
@@ -6773,7 +7721,6 @@
                 <w:b/>
                 <w:bCs/>
               </w:rPr>
-              <w:lastRenderedPageBreak/>
               <w:t>paraíso</w:t>
             </w:r>
           </w:p>
@@ -6853,7 +7800,15 @@
           </w:tcPr>
           <w:p>
             <w:r>
-              <w:t>Mateus 3:16, 17</w:t>
+              <w:t>Mateus 3:16</w:t>
+            </w:r>
+          </w:p>
+          <w:p>
+            <w:r>
+              <w:t>Mateus 3:</w:t>
+            </w:r>
+            <w:r>
+              <w:t>17</w:t>
             </w:r>
           </w:p>
           <w:p>
@@ -6909,11 +7864,6 @@
           <w:p>
             <w:r>
               <w:t>2 Pedro 1:18</w:t>
-            </w:r>
-          </w:p>
-          <w:p>
-            <w:r>
-              <w:t>1 João 5:7</w:t>
             </w:r>
           </w:p>
           <w:p>
@@ -6992,7 +7942,38 @@
               <w:rPr>
                 <w:lang w:val="pt-BR"/>
               </w:rPr>
-              <w:t>Às vezes, o Novo Testamento menciona co-herdeiros ou co-herdeiros. Estas palavras são usadas quando se fala sobre o que duas ou mais pessoas receberão de Deus.</w:t>
+              <w:lastRenderedPageBreak/>
+              <w:t xml:space="preserve">Às vezes, o Novo Testamento menciona </w:t>
+            </w:r>
+            <w:proofErr w:type="spellStart"/>
+            <w:proofErr w:type="gramStart"/>
+            <w:r>
+              <w:rPr>
+                <w:lang w:val="pt-BR"/>
+              </w:rPr>
+              <w:t>co-herdeiros</w:t>
+            </w:r>
+            <w:proofErr w:type="spellEnd"/>
+            <w:proofErr w:type="gramEnd"/>
+            <w:r>
+              <w:rPr>
+                <w:lang w:val="pt-BR"/>
+              </w:rPr>
+              <w:t xml:space="preserve"> ou </w:t>
+            </w:r>
+            <w:proofErr w:type="spellStart"/>
+            <w:r>
+              <w:rPr>
+                <w:lang w:val="pt-BR"/>
+              </w:rPr>
+              <w:t>co-herdeiros</w:t>
+            </w:r>
+            <w:proofErr w:type="spellEnd"/>
+            <w:r>
+              <w:rPr>
+                <w:lang w:val="pt-BR"/>
+              </w:rPr>
+              <w:t>. Estas palavras são usadas quando se fala sobre o que duas ou mais pessoas receberão de Deus.</w:t>
             </w:r>
           </w:p>
           <w:p>
@@ -7011,6 +7992,7 @@
               <w:pStyle w:val="Compact"/>
             </w:pPr>
             <w:r>
+              <w:lastRenderedPageBreak/>
               <w:t>Mateus 21:38</w:t>
             </w:r>
           </w:p>
@@ -7035,7 +8017,19 @@
               <w:pStyle w:val="Compact"/>
             </w:pPr>
             <w:r>
-              <w:t>Romanos 4:13, 14</w:t>
+              <w:t>Romanos 4:13</w:t>
+            </w:r>
+          </w:p>
+          <w:p>
+            <w:pPr>
+              <w:pStyle w:val="Compact"/>
+            </w:pPr>
+            <w:r>
+              <w:lastRenderedPageBreak/>
+              <w:t>Romanos 4:</w:t>
+            </w:r>
+            <w:r>
+              <w:t>14</w:t>
             </w:r>
           </w:p>
           <w:p>
@@ -7445,7 +8439,20 @@
               <w:rPr>
                 <w:lang w:val="pt-BR"/>
               </w:rPr>
-              <w:t>Filemom 1:5</w:t>
+              <w:lastRenderedPageBreak/>
+              <w:t>Filemo</w:t>
+            </w:r>
+            <w:r>
+              <w:rPr>
+                <w:lang w:val="pt-BR"/>
+              </w:rPr>
+              <w:t>n</w:t>
+            </w:r>
+            <w:r>
+              <w:rPr>
+                <w:lang w:val="pt-BR"/>
+              </w:rPr>
+              <w:t xml:space="preserve"> 1:5</w:t>
             </w:r>
           </w:p>
           <w:p>
@@ -7461,7 +8468,7 @@
               <w:pStyle w:val="Compact"/>
             </w:pPr>
             <w:r>
-              <w:t>1 Pedro 1:15 (2 ocorrências)</w:t>
+              <w:t xml:space="preserve">1 Pedro 1:15 </w:t>
             </w:r>
           </w:p>
           <w:p>
@@ -7477,7 +8484,7 @@
               <w:pStyle w:val="Compact"/>
             </w:pPr>
             <w:r>
-              <w:t>Apocalipse 4:8 (3 ocorrências seguidas)</w:t>
+              <w:t xml:space="preserve">Apocalipse 4:8 </w:t>
             </w:r>
           </w:p>
         </w:tc>
@@ -7502,6 +8509,7 @@
                 <w:b/>
                 <w:bCs/>
               </w:rPr>
+              <w:lastRenderedPageBreak/>
               <w:t>Espírito Santo</w:t>
             </w:r>
           </w:p>
@@ -7562,7 +8570,6 @@
           </w:p>
           <w:p>
             <w:r>
-              <w:lastRenderedPageBreak/>
               <w:t>Efésios 1:13</w:t>
             </w:r>
           </w:p>
@@ -7618,7 +8625,6 @@
                 <w:b/>
                 <w:bCs/>
               </w:rPr>
-              <w:lastRenderedPageBreak/>
               <w:t>honra</w:t>
             </w:r>
           </w:p>
@@ -7707,7 +8713,7 @@
               <w:pStyle w:val="Compact"/>
             </w:pPr>
             <w:r>
-              <w:t>João 5:23 (4 ocorrências)</w:t>
+              <w:t xml:space="preserve">João 5:23 </w:t>
             </w:r>
           </w:p>
           <w:p>
@@ -7731,7 +8737,7 @@
               <w:pStyle w:val="Compact"/>
             </w:pPr>
             <w:r>
-              <w:t>Romanos 13:7 (2 ocorrências)</w:t>
+              <w:t xml:space="preserve">Romanos 13:7 </w:t>
             </w:r>
           </w:p>
           <w:p>
@@ -7795,6 +8801,7 @@
               <w:pStyle w:val="Compact"/>
             </w:pPr>
             <w:r>
+              <w:lastRenderedPageBreak/>
               <w:t>Apocalipse 7:12</w:t>
             </w:r>
           </w:p>
@@ -7820,6 +8827,7 @@
                 <w:b/>
                 <w:bCs/>
               </w:rPr>
+              <w:lastRenderedPageBreak/>
               <w:t xml:space="preserve">ter </w:t>
             </w:r>
             <w:r>
@@ -7916,7 +8924,7 @@
               <w:pStyle w:val="Compact"/>
             </w:pPr>
             <w:r>
-              <w:t>Romanos 15:13 (2 ocorrências)</w:t>
+              <w:t xml:space="preserve">Romanos 15:13 </w:t>
             </w:r>
           </w:p>
           <w:p>
@@ -7996,7 +9004,6 @@
               <w:pStyle w:val="Compact"/>
             </w:pPr>
             <w:r>
-              <w:lastRenderedPageBreak/>
               <w:t>1 Pedro 1:13</w:t>
             </w:r>
           </w:p>
@@ -8030,7 +9037,6 @@
                 <w:b/>
                 <w:bCs/>
               </w:rPr>
-              <w:lastRenderedPageBreak/>
               <w:t>herança</w:t>
             </w:r>
           </w:p>
@@ -8165,7 +9171,7 @@
               <w:pStyle w:val="Compact"/>
             </w:pPr>
             <w:r>
-              <w:t>1 Pedro 1:4 (2 ocorrências)</w:t>
+              <w:t xml:space="preserve">1 Pedro 1:4 </w:t>
             </w:r>
           </w:p>
         </w:tc>
@@ -8184,6 +9190,7 @@
                 <w:b/>
                 <w:bCs/>
               </w:rPr>
+              <w:lastRenderedPageBreak/>
               <w:t>Jesus Cristo</w:t>
             </w:r>
           </w:p>
@@ -8361,7 +9368,7 @@
               <w:pStyle w:val="Compact"/>
             </w:pPr>
             <w:r>
-              <w:t>João 15:11 (2 ocorrências)</w:t>
+              <w:t xml:space="preserve">João 15:11 </w:t>
             </w:r>
           </w:p>
           <w:p>
@@ -8377,7 +9384,6 @@
               <w:pStyle w:val="Compact"/>
             </w:pPr>
             <w:r>
-              <w:lastRenderedPageBreak/>
               <w:t>Romanos 15:13</w:t>
             </w:r>
           </w:p>
@@ -8429,7 +9435,19 @@
               <w:rPr>
                 <w:lang w:val="pt-BR"/>
               </w:rPr>
-              <w:t>Filemom 1:7</w:t>
+              <w:t>Filemo</w:t>
+            </w:r>
+            <w:r>
+              <w:rPr>
+                <w:lang w:val="pt-BR"/>
+              </w:rPr>
+              <w:t>n</w:t>
+            </w:r>
+            <w:r>
+              <w:rPr>
+                <w:lang w:val="pt-BR"/>
+              </w:rPr>
+              <w:t xml:space="preserve"> 1:7</w:t>
             </w:r>
           </w:p>
           <w:p>
@@ -8475,7 +9493,6 @@
                 <w:b/>
                 <w:bCs/>
               </w:rPr>
-              <w:lastRenderedPageBreak/>
               <w:t>juiz</w:t>
             </w:r>
           </w:p>
@@ -8539,6 +9556,7 @@
               </w:numPr>
             </w:pPr>
             <w:r>
+              <w:lastRenderedPageBreak/>
               <w:t>Condenar, o que significa sentenciar alguém ou declarar que punição uma pessoa receberá por fazer algo errado.</w:t>
             </w:r>
           </w:p>
@@ -8571,6 +9589,7 @@
               <w:pStyle w:val="Compact"/>
             </w:pPr>
             <w:r>
+              <w:lastRenderedPageBreak/>
               <w:t>Mateus 19:28</w:t>
             </w:r>
           </w:p>
@@ -8579,7 +9598,7 @@
               <w:pStyle w:val="Compact"/>
             </w:pPr>
             <w:r>
-              <w:t>Lucas 6:37 (2 ocorrências)</w:t>
+              <w:t xml:space="preserve">Lucas 6:37 </w:t>
             </w:r>
           </w:p>
           <w:p>
@@ -8595,14 +9614,15 @@
               <w:pStyle w:val="Compact"/>
             </w:pPr>
             <w:r>
-              <w:t>João 7:24 (2 ocorrências)</w:t>
-            </w:r>
-          </w:p>
-          <w:p>
-            <w:pPr>
-              <w:pStyle w:val="Compact"/>
-            </w:pPr>
-            <w:r>
+              <w:t xml:space="preserve">João 7:24 </w:t>
+            </w:r>
+          </w:p>
+          <w:p>
+            <w:pPr>
+              <w:pStyle w:val="Compact"/>
+            </w:pPr>
+            <w:r>
+              <w:lastRenderedPageBreak/>
               <w:t>Atos 17:31</w:t>
             </w:r>
           </w:p>
@@ -8611,7 +9631,7 @@
               <w:pStyle w:val="Compact"/>
             </w:pPr>
             <w:r>
-              <w:t>Romanos 2:1 (3 ocorrências)</w:t>
+              <w:t>Romanos 2:1</w:t>
             </w:r>
           </w:p>
           <w:p>
@@ -8708,6 +9728,7 @@
                 <w:b/>
                 <w:bCs/>
               </w:rPr>
+              <w:lastRenderedPageBreak/>
               <w:t>justificar</w:t>
             </w:r>
           </w:p>
@@ -8804,7 +9825,7 @@
               <w:pStyle w:val="Compact"/>
             </w:pPr>
             <w:r>
-              <w:t>Romanos 8:30 (2 ocorrências)</w:t>
+              <w:t xml:space="preserve">Romanos 8:30 </w:t>
             </w:r>
           </w:p>
           <w:p>
@@ -8820,7 +9841,7 @@
               <w:pStyle w:val="Compact"/>
             </w:pPr>
             <w:r>
-              <w:t>Gálatas 2:16 (3 ocorrências)</w:t>
+              <w:t xml:space="preserve">Gálatas 2:16 </w:t>
             </w:r>
           </w:p>
           <w:p>
@@ -8844,7 +9865,6 @@
               <w:pStyle w:val="Compact"/>
             </w:pPr>
             <w:r>
-              <w:lastRenderedPageBreak/>
               <w:t>Tito 3:7</w:t>
             </w:r>
           </w:p>
@@ -8878,7 +9898,6 @@
                 <w:b/>
                 <w:bCs/>
               </w:rPr>
-              <w:lastRenderedPageBreak/>
               <w:t>reino</w:t>
             </w:r>
           </w:p>
@@ -8941,6 +9960,7 @@
           </w:tcPr>
           <w:p>
             <w:r>
+              <w:lastRenderedPageBreak/>
               <w:t xml:space="preserve">Mateus 4: </w:t>
             </w:r>
             <w:r>
@@ -8999,6 +10019,7 @@
           </w:p>
           <w:p>
             <w:r>
+              <w:lastRenderedPageBreak/>
               <w:t>Hebreus 12:28</w:t>
             </w:r>
           </w:p>
@@ -9017,7 +10038,7 @@
               <w:pStyle w:val="Compact"/>
             </w:pPr>
             <w:r>
-              <w:t>Apocalipse 11:15 (2 ocorrências)</w:t>
+              <w:t xml:space="preserve">Apocalipse 11:15 </w:t>
             </w:r>
           </w:p>
         </w:tc>
@@ -9042,6 +10063,7 @@
                 <w:b/>
                 <w:bCs/>
               </w:rPr>
+              <w:lastRenderedPageBreak/>
               <w:t>cordeiro</w:t>
             </w:r>
           </w:p>
@@ -9252,7 +10274,6 @@
               </w:numPr>
             </w:pPr>
             <w:r>
-              <w:lastRenderedPageBreak/>
               <w:t>Uma regra ou costume humano que exige como as pessoas devem viver.</w:t>
             </w:r>
           </w:p>
@@ -9263,7 +10284,6 @@
           </w:tcPr>
           <w:p>
             <w:r>
-              <w:lastRenderedPageBreak/>
               <w:t>Mateus 5:17</w:t>
             </w:r>
           </w:p>
@@ -9289,7 +10309,7 @@
           </w:p>
           <w:p>
             <w:r>
-              <w:t>Romanos 2:14 (4 ocorrências)</w:t>
+              <w:t xml:space="preserve">Romanos 2:14 </w:t>
             </w:r>
           </w:p>
           <w:p>
@@ -9314,7 +10334,6 @@
           </w:p>
           <w:p>
             <w:r>
-              <w:lastRenderedPageBreak/>
               <w:t>Filipenses 3:9</w:t>
             </w:r>
           </w:p>
@@ -9363,7 +10382,6 @@
                 <w:b/>
                 <w:bCs/>
               </w:rPr>
-              <w:lastRenderedPageBreak/>
               <w:t>vida</w:t>
             </w:r>
           </w:p>
@@ -9453,6 +10471,7 @@
           </w:p>
           <w:p>
             <w:r>
+              <w:lastRenderedPageBreak/>
               <w:t>Efésios 4:18</w:t>
             </w:r>
           </w:p>
@@ -9508,6 +10527,7 @@
                 <w:b/>
                 <w:bCs/>
               </w:rPr>
+              <w:lastRenderedPageBreak/>
               <w:t>leão</w:t>
             </w:r>
           </w:p>
@@ -9677,7 +10697,7 @@
           </w:p>
           <w:p>
             <w:r>
-              <w:t>1 Coríntios 11:23 (2 ocorrências)</w:t>
+              <w:t xml:space="preserve">1 Coríntios 11:23 </w:t>
             </w:r>
           </w:p>
           <w:p>
@@ -9687,7 +10707,6 @@
           </w:p>
           <w:p>
             <w:r>
-              <w:lastRenderedPageBreak/>
               <w:t>Filipenses 2:29</w:t>
             </w:r>
           </w:p>
@@ -9706,7 +10725,13 @@
               <w:rPr>
                 <w:lang w:val="pt-BR"/>
               </w:rPr>
-              <w:t>Filemom 1:20</w:t>
+              <w:t>Filemon</w:t>
+            </w:r>
+            <w:r>
+              <w:rPr>
+                <w:lang w:val="pt-BR"/>
+              </w:rPr>
+              <w:t xml:space="preserve"> 1:20</w:t>
             </w:r>
           </w:p>
           <w:p>
@@ -9724,7 +10749,7 @@
               <w:pStyle w:val="Compact"/>
             </w:pPr>
             <w:r>
-              <w:t>Apocalipse 17:14 (2 ocorrências)</w:t>
+              <w:t xml:space="preserve">Apocalipse 17:14 </w:t>
             </w:r>
           </w:p>
         </w:tc>
@@ -9749,7 +10774,6 @@
                 <w:b/>
                 <w:bCs/>
               </w:rPr>
-              <w:lastRenderedPageBreak/>
               <w:t>amor</w:t>
             </w:r>
           </w:p>
@@ -9789,6 +10813,7 @@
               </w:numPr>
             </w:pPr>
             <w:r>
+              <w:lastRenderedPageBreak/>
               <w:t>Amar como Deus ama, cuidando das pessoas independente do que elas façam. Isto inclui perdoá-los e sacrificar-se por eles.</w:t>
             </w:r>
           </w:p>
@@ -9800,7 +10825,8 @@
           </w:tcPr>
           <w:p>
             <w:r>
-              <w:t>Mateus 5:46 (2 ocorrências)</w:t>
+              <w:lastRenderedPageBreak/>
+              <w:t xml:space="preserve">Mateus 5:46 </w:t>
             </w:r>
           </w:p>
           <w:p>
@@ -9815,17 +10841,18 @@
           </w:p>
           <w:p>
             <w:r>
-              <w:t>João 14:21 (4 ocorrências)</w:t>
-            </w:r>
-          </w:p>
-          <w:p>
-            <w:r>
+              <w:t xml:space="preserve">João 14:21 </w:t>
+            </w:r>
+          </w:p>
+          <w:p>
+            <w:r>
+              <w:lastRenderedPageBreak/>
               <w:t>Romanos 8:28</w:t>
             </w:r>
           </w:p>
           <w:p>
             <w:r>
-              <w:t>1 Coríntios 13:4 (3 ocorrências)</w:t>
+              <w:t xml:space="preserve">1 Coríntios 13:4 </w:t>
             </w:r>
           </w:p>
           <w:p>
@@ -9835,7 +10862,7 @@
           </w:p>
           <w:p>
             <w:r>
-              <w:t>Efésios 5:25 (2 ocorrências)</w:t>
+              <w:t xml:space="preserve">Efésios 5:25 </w:t>
             </w:r>
           </w:p>
           <w:p>
@@ -9860,12 +10887,12 @@
           </w:p>
           <w:p>
             <w:r>
-              <w:t>1 Pedro 4:8 (2 ocorrências)</w:t>
-            </w:r>
-          </w:p>
-          <w:p>
-            <w:r>
-              <w:t>1 João 4:8 (2 ocorrências)</w:t>
+              <w:t xml:space="preserve">1 Pedro 4:8 </w:t>
+            </w:r>
+          </w:p>
+          <w:p>
+            <w:r>
+              <w:t xml:space="preserve">1 João 4:8 </w:t>
             </w:r>
           </w:p>
           <w:p>
@@ -9895,6 +10922,7 @@
                 <w:b/>
                 <w:bCs/>
               </w:rPr>
+              <w:lastRenderedPageBreak/>
               <w:t>mediador</w:t>
             </w:r>
           </w:p>
@@ -10082,7 +11110,6 @@
               <w:pStyle w:val="Compact"/>
             </w:pPr>
             <w:r>
-              <w:lastRenderedPageBreak/>
               <w:t>1 Timóteo 1:2</w:t>
             </w:r>
           </w:p>
@@ -10107,7 +11134,7 @@
               <w:pStyle w:val="Compact"/>
             </w:pPr>
             <w:r>
-              <w:t>Tiago 2:13 (2 ocorrências)</w:t>
+              <w:t xml:space="preserve">Tiago 2:13 </w:t>
             </w:r>
           </w:p>
           <w:p>
@@ -10537,7 +11564,6 @@
                 <w:b/>
                 <w:bCs/>
               </w:rPr>
-              <w:lastRenderedPageBreak/>
               <w:t>obedecer, obediência</w:t>
             </w:r>
           </w:p>
@@ -10642,6 +11668,7 @@
               <w:pStyle w:val="Compact"/>
             </w:pPr>
             <w:r>
+              <w:lastRenderedPageBreak/>
               <w:t>Romanos 10:16</w:t>
             </w:r>
           </w:p>
@@ -10693,7 +11720,13 @@
               <w:rPr>
                 <w:lang w:val="pt-BR"/>
               </w:rPr>
-              <w:t>Filemom 1:21</w:t>
+              <w:t>Filemon</w:t>
+            </w:r>
+            <w:r>
+              <w:rPr>
+                <w:lang w:val="pt-BR"/>
+              </w:rPr>
+              <w:t xml:space="preserve"> 1:21</w:t>
             </w:r>
           </w:p>
           <w:p>
@@ -10742,6 +11775,7 @@
                 <w:b/>
                 <w:bCs/>
               </w:rPr>
+              <w:lastRenderedPageBreak/>
               <w:t>paz</w:t>
             </w:r>
           </w:p>
@@ -10831,7 +11865,7 @@
               <w:pStyle w:val="Compact"/>
             </w:pPr>
             <w:r>
-              <w:t>Mateus 10:34 (2 ocorrências)</w:t>
+              <w:t xml:space="preserve">Mateus 10:34 </w:t>
             </w:r>
           </w:p>
           <w:p>
@@ -10847,7 +11881,7 @@
               <w:pStyle w:val="Compact"/>
             </w:pPr>
             <w:r>
-              <w:t>João 14:27 (2 ocorrências)</w:t>
+              <w:t xml:space="preserve">João 14:27 </w:t>
             </w:r>
           </w:p>
           <w:p>
@@ -10912,6 +11946,9 @@
             </w:pPr>
             <w:r>
               <w:t>2 Timóteo 2:2</w:t>
+            </w:r>
+            <w:r>
+              <w:t>2</w:t>
             </w:r>
           </w:p>
           <w:p>
@@ -10968,91 +12005,91 @@
                 <w:b/>
                 <w:bCs/>
               </w:rPr>
+              <w:t>louvar</w:t>
+            </w:r>
+          </w:p>
+          <w:p>
+            <w:r>
+              <w:t>G1868, G1867, G134</w:t>
+            </w:r>
+          </w:p>
+        </w:tc>
+        <w:tc>
+          <w:tcPr>
+            <w:tcW w:w="6048" w:type="dxa"/>
+          </w:tcPr>
+          <w:p>
+            <w:r>
+              <w:t>Isso significa palavras que expressam admiração e honra.</w:t>
+            </w:r>
+          </w:p>
+        </w:tc>
+        <w:tc>
+          <w:tcPr>
+            <w:tcW w:w="5323" w:type="dxa"/>
+          </w:tcPr>
+          <w:p>
+            <w:pPr>
+              <w:pStyle w:val="Compact"/>
+            </w:pPr>
+            <w:r>
+              <w:t>Lucas 2:13</w:t>
+            </w:r>
+          </w:p>
+          <w:p>
+            <w:pPr>
+              <w:pStyle w:val="Compact"/>
+            </w:pPr>
+            <w:r>
+              <w:t>Atos 3:8</w:t>
+            </w:r>
+          </w:p>
+          <w:p>
+            <w:pPr>
+              <w:pStyle w:val="Compact"/>
+            </w:pPr>
+            <w:r>
+              <w:t>Romanos 13:3</w:t>
+            </w:r>
+          </w:p>
+          <w:p>
+            <w:pPr>
+              <w:pStyle w:val="Compact"/>
+            </w:pPr>
+            <w:r>
+              <w:t>Romanos 15:11</w:t>
+            </w:r>
+          </w:p>
+          <w:p>
+            <w:pPr>
+              <w:pStyle w:val="Compact"/>
+            </w:pPr>
+            <w:r>
+              <w:t>1 Coríntios 4:5</w:t>
+            </w:r>
+          </w:p>
+          <w:p>
+            <w:pPr>
+              <w:pStyle w:val="Compact"/>
+            </w:pPr>
+            <w:r>
+              <w:t>1 Coríntios 11:2</w:t>
+            </w:r>
+          </w:p>
+          <w:p>
+            <w:pPr>
+              <w:pStyle w:val="Compact"/>
+            </w:pPr>
+            <w:r>
+              <w:t xml:space="preserve">1 Coríntios 11:22 </w:t>
+            </w:r>
+          </w:p>
+          <w:p>
+            <w:pPr>
+              <w:pStyle w:val="Compact"/>
+            </w:pPr>
+            <w:r>
               <w:lastRenderedPageBreak/>
-              <w:t>louvar</w:t>
-            </w:r>
-          </w:p>
-          <w:p>
-            <w:r>
-              <w:t>G1868, G1867, G134</w:t>
-            </w:r>
-          </w:p>
-        </w:tc>
-        <w:tc>
-          <w:tcPr>
-            <w:tcW w:w="6048" w:type="dxa"/>
-          </w:tcPr>
-          <w:p>
-            <w:r>
-              <w:t>Isso significa palavras que expressam admiração e honra.</w:t>
-            </w:r>
-          </w:p>
-        </w:tc>
-        <w:tc>
-          <w:tcPr>
-            <w:tcW w:w="5323" w:type="dxa"/>
-          </w:tcPr>
-          <w:p>
-            <w:pPr>
-              <w:pStyle w:val="Compact"/>
-            </w:pPr>
-            <w:r>
-              <w:t>Lucas 2:13</w:t>
-            </w:r>
-          </w:p>
-          <w:p>
-            <w:pPr>
-              <w:pStyle w:val="Compact"/>
-            </w:pPr>
-            <w:r>
-              <w:t>Atos 3:8</w:t>
-            </w:r>
-          </w:p>
-          <w:p>
-            <w:pPr>
-              <w:pStyle w:val="Compact"/>
-            </w:pPr>
-            <w:r>
-              <w:t>Romanos 13:3</w:t>
-            </w:r>
-          </w:p>
-          <w:p>
-            <w:pPr>
-              <w:pStyle w:val="Compact"/>
-            </w:pPr>
-            <w:r>
-              <w:t>Romanos 15:11</w:t>
-            </w:r>
-          </w:p>
-          <w:p>
-            <w:pPr>
-              <w:pStyle w:val="Compact"/>
-            </w:pPr>
-            <w:r>
-              <w:t>1 Coríntios 4:5</w:t>
-            </w:r>
-          </w:p>
-          <w:p>
-            <w:pPr>
-              <w:pStyle w:val="Compact"/>
-            </w:pPr>
-            <w:r>
-              <w:t>1 Coríntios 11:2</w:t>
-            </w:r>
-          </w:p>
-          <w:p>
-            <w:pPr>
-              <w:pStyle w:val="Compact"/>
-            </w:pPr>
-            <w:r>
-              <w:t>1 Coríntios 11:22 (2 ocorrências)</w:t>
-            </w:r>
-          </w:p>
-          <w:p>
-            <w:pPr>
-              <w:pStyle w:val="Compact"/>
-            </w:pPr>
-            <w:r>
               <w:t>2 Coríntios 8:18</w:t>
             </w:r>
           </w:p>
@@ -11126,6 +12163,7 @@
                 <w:b/>
                 <w:bCs/>
               </w:rPr>
+              <w:lastRenderedPageBreak/>
               <w:t>orar</w:t>
             </w:r>
           </w:p>
@@ -11190,7 +12228,7 @@
               <w:pStyle w:val="Compact"/>
             </w:pPr>
             <w:r>
-              <w:t>Mateus 6:6 (2 ocorrências)</w:t>
+              <w:t xml:space="preserve">Mateus 6:6 </w:t>
             </w:r>
           </w:p>
           <w:p>
@@ -11230,7 +12268,7 @@
               <w:pStyle w:val="Compact"/>
             </w:pPr>
             <w:r>
-              <w:t>1 Coríntios 14:15 (2 ocorrências)</w:t>
+              <w:t xml:space="preserve">1 Coríntios 14:15 </w:t>
             </w:r>
           </w:p>
           <w:p>
@@ -11378,108 +12416,106 @@
               </w:numPr>
             </w:pPr>
             <w:r>
+              <w:t>Algo que uma pessoa recebe como resultado de uma promessa cumprida.</w:t>
+            </w:r>
+          </w:p>
+          <w:p/>
+          <w:p>
+            <w:r>
+              <w:t>O Novo Testamento fala principalmente sobre as promessas de Deus às pessoas.</w:t>
+            </w:r>
+          </w:p>
+        </w:tc>
+        <w:tc>
+          <w:tcPr>
+            <w:tcW w:w="5323" w:type="dxa"/>
+          </w:tcPr>
+          <w:p>
+            <w:pPr>
+              <w:pStyle w:val="Compact"/>
+            </w:pPr>
+            <w:r>
+              <w:t>Lucas 24:49</w:t>
+            </w:r>
+          </w:p>
+          <w:p>
+            <w:pPr>
+              <w:pStyle w:val="Compact"/>
+            </w:pPr>
+            <w:r>
+              <w:t>Atos 1:4</w:t>
+            </w:r>
+          </w:p>
+          <w:p>
+            <w:pPr>
+              <w:pStyle w:val="Compact"/>
+            </w:pPr>
+            <w:r>
+              <w:t>Atos 13:23</w:t>
+            </w:r>
+          </w:p>
+          <w:p>
+            <w:pPr>
+              <w:pStyle w:val="Compact"/>
+            </w:pPr>
+            <w:r>
+              <w:t>Romanos 4:16</w:t>
+            </w:r>
+          </w:p>
+          <w:p>
+            <w:pPr>
+              <w:pStyle w:val="Compact"/>
+            </w:pPr>
+            <w:r>
+              <w:t>2 Coríntios 7:1</w:t>
+            </w:r>
+          </w:p>
+          <w:p>
+            <w:pPr>
+              <w:pStyle w:val="Compact"/>
+            </w:pPr>
+            <w:r>
+              <w:t>Gálatas 4:28</w:t>
+            </w:r>
+          </w:p>
+          <w:p>
+            <w:pPr>
+              <w:pStyle w:val="Compact"/>
+            </w:pPr>
+            <w:r>
+              <w:t>Efésios 1:13</w:t>
+            </w:r>
+          </w:p>
+          <w:p>
+            <w:pPr>
+              <w:pStyle w:val="Compact"/>
+            </w:pPr>
+            <w:r>
+              <w:t>Efésios 3:6</w:t>
+            </w:r>
+          </w:p>
+          <w:p>
+            <w:pPr>
+              <w:pStyle w:val="Compact"/>
+            </w:pPr>
+            <w:r>
+              <w:t>1 Timóteo 4:8</w:t>
+            </w:r>
+          </w:p>
+          <w:p>
+            <w:pPr>
+              <w:pStyle w:val="Compact"/>
+            </w:pPr>
+            <w:r>
+              <w:t>2 Timóteo 1:1</w:t>
+            </w:r>
+          </w:p>
+          <w:p>
+            <w:pPr>
+              <w:pStyle w:val="Compact"/>
+            </w:pPr>
+            <w:r>
               <w:lastRenderedPageBreak/>
-              <w:t>Algo que uma pessoa recebe como resultado de uma promessa cumprida.</w:t>
-            </w:r>
-          </w:p>
-          <w:p/>
-          <w:p>
-            <w:r>
-              <w:t>O Novo Testamento fala principalmente sobre as promessas de Deus às pessoas.</w:t>
-            </w:r>
-          </w:p>
-        </w:tc>
-        <w:tc>
-          <w:tcPr>
-            <w:tcW w:w="5323" w:type="dxa"/>
-          </w:tcPr>
-          <w:p>
-            <w:pPr>
-              <w:pStyle w:val="Compact"/>
-            </w:pPr>
-            <w:r>
-              <w:lastRenderedPageBreak/>
-              <w:t>Lucas 24:49</w:t>
-            </w:r>
-          </w:p>
-          <w:p>
-            <w:pPr>
-              <w:pStyle w:val="Compact"/>
-            </w:pPr>
-            <w:r>
-              <w:t>Atos 1:4</w:t>
-            </w:r>
-          </w:p>
-          <w:p>
-            <w:pPr>
-              <w:pStyle w:val="Compact"/>
-            </w:pPr>
-            <w:r>
-              <w:t>Atos 13:23</w:t>
-            </w:r>
-          </w:p>
-          <w:p>
-            <w:pPr>
-              <w:pStyle w:val="Compact"/>
-            </w:pPr>
-            <w:r>
-              <w:t>Romanos 4:16</w:t>
-            </w:r>
-          </w:p>
-          <w:p>
-            <w:pPr>
-              <w:pStyle w:val="Compact"/>
-            </w:pPr>
-            <w:r>
-              <w:t>2 Coríntios 7:1</w:t>
-            </w:r>
-          </w:p>
-          <w:p>
-            <w:pPr>
-              <w:pStyle w:val="Compact"/>
-            </w:pPr>
-            <w:r>
-              <w:lastRenderedPageBreak/>
-              <w:t>Gálatas 4:28</w:t>
-            </w:r>
-          </w:p>
-          <w:p>
-            <w:pPr>
-              <w:pStyle w:val="Compact"/>
-            </w:pPr>
-            <w:r>
-              <w:t>Efésios 1:13</w:t>
-            </w:r>
-          </w:p>
-          <w:p>
-            <w:pPr>
-              <w:pStyle w:val="Compact"/>
-            </w:pPr>
-            <w:r>
-              <w:t>Efésios 3:6</w:t>
-            </w:r>
-          </w:p>
-          <w:p>
-            <w:pPr>
-              <w:pStyle w:val="Compact"/>
-            </w:pPr>
-            <w:r>
-              <w:t>1 Timóteo 4:8</w:t>
-            </w:r>
-          </w:p>
-          <w:p>
-            <w:pPr>
-              <w:pStyle w:val="Compact"/>
-            </w:pPr>
-            <w:r>
-              <w:t>2 Timóteo 1:1</w:t>
-            </w:r>
-          </w:p>
-          <w:p>
-            <w:pPr>
-              <w:pStyle w:val="Compact"/>
-            </w:pPr>
-            <w:r>
               <w:t>Hebreus 6:12</w:t>
             </w:r>
           </w:p>
@@ -11525,6 +12561,7 @@
                 <w:lang w:val="pt-BR"/>
               </w:rPr>
             </w:pPr>
+            <w:proofErr w:type="gramStart"/>
             <w:r>
               <w:rPr>
                 <w:b/>
@@ -11540,7 +12577,16 @@
                 <w:bCs/>
                 <w:lang w:val="pt-BR"/>
               </w:rPr>
-              <w:t>, profetizar</w:t>
+              <w:t>,</w:t>
+            </w:r>
+            <w:proofErr w:type="gramEnd"/>
+            <w:r>
+              <w:rPr>
+                <w:b/>
+                <w:bCs/>
+                <w:lang w:val="pt-BR"/>
+              </w:rPr>
+              <w:t xml:space="preserve"> profetizar</w:t>
             </w:r>
           </w:p>
           <w:p>
@@ -11558,6 +12604,12 @@
               <w:t>Esta palavra significa uma mensagem que Deus dá a uma pessoa, para que essa pessoa a conte a mais pessoas. Às vezes, isso inclui informações sobre o que acontecerá no futuro.</w:t>
             </w:r>
           </w:p>
+          <w:p/>
+          <w:p>
+            <w:r>
+              <w:t>(*) = Esta palavra deve ser traduzida da mesma forma nestes 2 versículos.</w:t>
+            </w:r>
+          </w:p>
         </w:tc>
         <w:tc>
           <w:tcPr>
@@ -11656,7 +12708,24 @@
               <w:pStyle w:val="Compact"/>
             </w:pPr>
             <w:r>
-              <w:t>2 Pedro 1:20, 21 (Esta palavra deve ser traduzida da mesma forma nestes 2 versículos.)</w:t>
+              <w:t>2 Pedro 1:20</w:t>
+            </w:r>
+            <w:r>
+              <w:t xml:space="preserve"> (*)</w:t>
+            </w:r>
+          </w:p>
+          <w:p>
+            <w:pPr>
+              <w:pStyle w:val="Compact"/>
+            </w:pPr>
+            <w:r>
+              <w:t>2 Pedro 1:</w:t>
+            </w:r>
+            <w:r>
+              <w:t xml:space="preserve">21 </w:t>
+            </w:r>
+            <w:r>
+              <w:t>(*)</w:t>
             </w:r>
           </w:p>
           <w:p>
@@ -11672,7 +12741,7 @@
               <w:pStyle w:val="Compact"/>
             </w:pPr>
             <w:r>
-              <w:t>Apocalipse 1:3 (2 ocorrências)</w:t>
+              <w:t xml:space="preserve">Apocalipse 1:3 </w:t>
             </w:r>
           </w:p>
           <w:p>
@@ -11842,75 +12911,75 @@
                 <w:b/>
                 <w:bCs/>
               </w:rPr>
+              <w:t>redenção</w:t>
+            </w:r>
+          </w:p>
+          <w:p>
+            <w:r>
+              <w:t>G3085, G629</w:t>
+            </w:r>
+          </w:p>
+        </w:tc>
+        <w:tc>
+          <w:tcPr>
+            <w:tcW w:w="6048" w:type="dxa"/>
+          </w:tcPr>
+          <w:p>
+            <w:r>
+              <w:t>Esta palavra significa um resgate e uma liberdade possibilitados por um preço que foi pago. A redenção é o resultado de ser redimido.</w:t>
+            </w:r>
+          </w:p>
+        </w:tc>
+        <w:tc>
+          <w:tcPr>
+            <w:tcW w:w="5323" w:type="dxa"/>
+          </w:tcPr>
+          <w:p>
+            <w:pPr>
+              <w:pStyle w:val="Compact"/>
+            </w:pPr>
+            <w:r>
+              <w:t>Lucas 1:68</w:t>
+            </w:r>
+          </w:p>
+          <w:p>
+            <w:pPr>
+              <w:pStyle w:val="Compact"/>
+            </w:pPr>
+            <w:r>
+              <w:t>Lucas 2:38</w:t>
+            </w:r>
+          </w:p>
+          <w:p>
+            <w:pPr>
+              <w:pStyle w:val="Compact"/>
+            </w:pPr>
+            <w:r>
+              <w:t>Lucas 21:28</w:t>
+            </w:r>
+          </w:p>
+          <w:p>
+            <w:pPr>
+              <w:pStyle w:val="Compact"/>
+            </w:pPr>
+            <w:r>
+              <w:t>Romanos 3:24</w:t>
+            </w:r>
+          </w:p>
+          <w:p>
+            <w:pPr>
+              <w:pStyle w:val="Compact"/>
+            </w:pPr>
+            <w:r>
+              <w:t>Romanos 8:23</w:t>
+            </w:r>
+          </w:p>
+          <w:p>
+            <w:pPr>
+              <w:pStyle w:val="Compact"/>
+            </w:pPr>
+            <w:r>
               <w:lastRenderedPageBreak/>
-              <w:t>redenção</w:t>
-            </w:r>
-          </w:p>
-          <w:p>
-            <w:r>
-              <w:t>G3085, G629</w:t>
-            </w:r>
-          </w:p>
-        </w:tc>
-        <w:tc>
-          <w:tcPr>
-            <w:tcW w:w="6048" w:type="dxa"/>
-          </w:tcPr>
-          <w:p>
-            <w:r>
-              <w:t>Esta palavra significa um resgate e uma liberdade possibilitados por um preço que foi pago. A redenção é o resultado de ser redimido.</w:t>
-            </w:r>
-          </w:p>
-        </w:tc>
-        <w:tc>
-          <w:tcPr>
-            <w:tcW w:w="5323" w:type="dxa"/>
-          </w:tcPr>
-          <w:p>
-            <w:pPr>
-              <w:pStyle w:val="Compact"/>
-            </w:pPr>
-            <w:r>
-              <w:t>Lucas 1:68</w:t>
-            </w:r>
-          </w:p>
-          <w:p>
-            <w:pPr>
-              <w:pStyle w:val="Compact"/>
-            </w:pPr>
-            <w:r>
-              <w:t>Lucas 2:38</w:t>
-            </w:r>
-          </w:p>
-          <w:p>
-            <w:pPr>
-              <w:pStyle w:val="Compact"/>
-            </w:pPr>
-            <w:r>
-              <w:t>Lucas 21:28</w:t>
-            </w:r>
-          </w:p>
-          <w:p>
-            <w:pPr>
-              <w:pStyle w:val="Compact"/>
-            </w:pPr>
-            <w:r>
-              <w:t>Romanos 3:24</w:t>
-            </w:r>
-          </w:p>
-          <w:p>
-            <w:pPr>
-              <w:pStyle w:val="Compact"/>
-            </w:pPr>
-            <w:r>
-              <w:t>Romanos 8:23</w:t>
-            </w:r>
-          </w:p>
-          <w:p>
-            <w:pPr>
-              <w:pStyle w:val="Compact"/>
-            </w:pPr>
-            <w:r>
               <w:t>1 Coríntios 1:30</w:t>
             </w:r>
           </w:p>
@@ -11976,6 +13045,7 @@
                 <w:b/>
                 <w:bCs/>
               </w:rPr>
+              <w:lastRenderedPageBreak/>
               <w:t>arrepender-se</w:t>
             </w:r>
           </w:p>
@@ -12124,7 +13194,7 @@
               <w:pStyle w:val="Compact"/>
             </w:pPr>
             <w:r>
-              <w:t>Apocalipse 2:5 (2 ocorrências)</w:t>
+              <w:t xml:space="preserve">Apocalipse 2:5 </w:t>
             </w:r>
           </w:p>
           <w:p>
@@ -12284,32 +13354,32 @@
               <w:pStyle w:val="Compact"/>
             </w:pPr>
             <w:r>
+              <w:t>Romanos 6:5</w:t>
+            </w:r>
+          </w:p>
+          <w:p>
+            <w:pPr>
+              <w:pStyle w:val="Compact"/>
+            </w:pPr>
+            <w:r>
+              <w:t>1 Coríntios 15:42</w:t>
+            </w:r>
+          </w:p>
+          <w:p>
+            <w:pPr>
+              <w:pStyle w:val="Compact"/>
+            </w:pPr>
+            <w:r>
+              <w:t>Filipenses 3:10</w:t>
+            </w:r>
+          </w:p>
+          <w:p>
+            <w:pPr>
+              <w:pStyle w:val="Compact"/>
+            </w:pPr>
+            <w:r>
               <w:lastRenderedPageBreak/>
-              <w:t>Romanos 6:5</w:t>
-            </w:r>
-          </w:p>
-          <w:p>
-            <w:pPr>
-              <w:pStyle w:val="Compact"/>
-            </w:pPr>
-            <w:r>
-              <w:t>1 Coríntios 15:42</w:t>
-            </w:r>
-          </w:p>
-          <w:p>
-            <w:pPr>
-              <w:pStyle w:val="Compact"/>
-            </w:pPr>
-            <w:r>
-              <w:t>Filipenses 3:10</w:t>
-            </w:r>
-          </w:p>
-          <w:p>
-            <w:pPr>
-              <w:pStyle w:val="Compact"/>
-            </w:pPr>
-            <w:r>
-              <w:t>Hebreus 11:35 (2 ocorrências)</w:t>
+              <w:t xml:space="preserve">Hebreus 11:35 </w:t>
             </w:r>
           </w:p>
           <w:p>
@@ -12497,7 +13567,7 @@
           </w:p>
           <w:p>
             <w:r>
-              <w:t>2 Pedro 2:8 (2 ocorrências)</w:t>
+              <w:t xml:space="preserve">2 Pedro 2:8 </w:t>
             </w:r>
           </w:p>
           <w:p>
@@ -12693,7 +13763,18 @@
               <w:pStyle w:val="Compact"/>
             </w:pPr>
             <w:r>
-              <w:t>Hebreus 13:15, 16 (2 ocorrências)</w:t>
+              <w:t xml:space="preserve">Hebreus 13:15 </w:t>
+            </w:r>
+          </w:p>
+          <w:p>
+            <w:pPr>
+              <w:pStyle w:val="Compact"/>
+            </w:pPr>
+            <w:r>
+              <w:t>Hebreus 13:</w:t>
+            </w:r>
+            <w:r>
+              <w:t xml:space="preserve">16 </w:t>
             </w:r>
           </w:p>
           <w:p>
@@ -12821,7 +13902,7 @@
               <w:pStyle w:val="Compact"/>
             </w:pPr>
             <w:r>
-              <w:t>2 Coríntios 6:2 (2 ocorrências)</w:t>
+              <w:t xml:space="preserve">2 Coríntios 6:2 </w:t>
             </w:r>
           </w:p>
           <w:p>
@@ -13066,7 +14147,7 @@
               <w:pStyle w:val="Compact"/>
             </w:pPr>
             <w:r>
-              <w:t>Hebreus 2:11 (2 ocorrências)</w:t>
+              <w:t xml:space="preserve">Hebreus 2:11 </w:t>
             </w:r>
           </w:p>
           <w:p>
@@ -13212,6 +14293,7 @@
               <w:pStyle w:val="Compact"/>
             </w:pPr>
             <w:r>
+              <w:lastRenderedPageBreak/>
               <w:t>1 Coríntios 1:18</w:t>
             </w:r>
           </w:p>
@@ -13228,7 +14310,6 @@
               <w:pStyle w:val="Compact"/>
             </w:pPr>
             <w:r>
-              <w:lastRenderedPageBreak/>
               <w:t>Efésios 2:8</w:t>
             </w:r>
           </w:p>
@@ -13636,6 +14717,7 @@
                 <w:b/>
                 <w:bCs/>
               </w:rPr>
+              <w:lastRenderedPageBreak/>
               <w:t>ovelha</w:t>
             </w:r>
           </w:p>
@@ -13663,7 +14745,6 @@
               </w:numPr>
             </w:pPr>
             <w:r>
-              <w:lastRenderedPageBreak/>
               <w:t>Uma ovelha pode ser protegida por um pastor, que também pode conduzi-la em busca de seu alimento, que é a grama.</w:t>
             </w:r>
           </w:p>
@@ -13689,7 +14770,6 @@
               <w:pStyle w:val="Compact"/>
             </w:pPr>
             <w:r>
-              <w:lastRenderedPageBreak/>
               <w:t>Mateus 10:6</w:t>
             </w:r>
           </w:p>
@@ -13730,7 +14810,6 @@
               <w:pStyle w:val="Compact"/>
             </w:pPr>
             <w:r>
-              <w:lastRenderedPageBreak/>
               <w:t>Lucas 15:6</w:t>
             </w:r>
           </w:p>
@@ -13812,7 +14891,6 @@
                 <w:b/>
                 <w:bCs/>
               </w:rPr>
-              <w:lastRenderedPageBreak/>
               <w:t>pastor</w:t>
             </w:r>
           </w:p>
@@ -14079,12 +15157,12 @@
           </w:p>
           <w:p>
             <w:r>
-              <w:t>Romanos 5:12 (2 ocorrências)</w:t>
-            </w:r>
-          </w:p>
-          <w:p>
-            <w:r>
-              <w:t>2 Coríntios 5:21 (2 ocorrências)</w:t>
+              <w:t xml:space="preserve">Romanos 5:12 </w:t>
+            </w:r>
+          </w:p>
+          <w:p>
+            <w:r>
+              <w:t xml:space="preserve">2 Coríntios 5:21 </w:t>
             </w:r>
           </w:p>
           <w:p>
@@ -14094,6 +15172,7 @@
           </w:p>
           <w:p>
             <w:r>
+              <w:lastRenderedPageBreak/>
               <w:t>Colossenses 1:14</w:t>
             </w:r>
           </w:p>
@@ -14109,7 +15188,7 @@
           </w:p>
           <w:p>
             <w:r>
-              <w:t>Tiago 1:15 (2 ocorrências)</w:t>
+              <w:t xml:space="preserve">Tiago 1:15 </w:t>
             </w:r>
           </w:p>
           <w:p>
@@ -14119,7 +15198,7 @@
           </w:p>
           <w:p>
             <w:r>
-              <w:t>1 João 1:9 (2 ocorrências)</w:t>
+              <w:t xml:space="preserve">1 João 1:9 </w:t>
             </w:r>
           </w:p>
           <w:p>
@@ -14370,6 +15449,7 @@
           </w:p>
           <w:p>
             <w:r>
+              <w:lastRenderedPageBreak/>
               <w:t>Apocalipse 14:14</w:t>
             </w:r>
           </w:p>
@@ -14395,6 +15475,7 @@
                 <w:b/>
                 <w:bCs/>
               </w:rPr>
+              <w:lastRenderedPageBreak/>
               <w:t>alma</w:t>
             </w:r>
           </w:p>
@@ -14526,7 +15607,6 @@
           </w:p>
           <w:p>
             <w:r>
-              <w:lastRenderedPageBreak/>
               <w:t>1 Tessalonicenses 5:23</w:t>
             </w:r>
           </w:p>
@@ -14582,7 +15662,6 @@
                 <w:b/>
                 <w:bCs/>
               </w:rPr>
-              <w:lastRenderedPageBreak/>
               <w:t>espírito</w:t>
             </w:r>
           </w:p>
@@ -14666,7 +15745,7 @@
           </w:p>
           <w:p>
             <w:r>
-              <w:t>João 3:6 (2 ocorrências)</w:t>
+              <w:t xml:space="preserve">João 3:6 </w:t>
             </w:r>
           </w:p>
           <w:p>
@@ -14676,12 +15755,20 @@
           </w:p>
           <w:p>
             <w:r>
-              <w:t>Romanos 8:15, 16 (2 ocorrências em cada versículo)</w:t>
-            </w:r>
-          </w:p>
-          <w:p>
-            <w:r>
-              <w:t>1 Coríntios 2:12 (2 ocorrências)</w:t>
+              <w:t>Romanos 8:15</w:t>
+            </w:r>
+          </w:p>
+          <w:p>
+            <w:r>
+              <w:t>Romanos 8:</w:t>
+            </w:r>
+            <w:r>
+              <w:t xml:space="preserve">16 </w:t>
+            </w:r>
+          </w:p>
+          <w:p>
+            <w:r>
+              <w:t xml:space="preserve">1 Coríntios 2:12 </w:t>
             </w:r>
           </w:p>
           <w:p>
@@ -14691,7 +15778,7 @@
           </w:p>
           <w:p>
             <w:r>
-              <w:t>Gálatas 5:25 (2 ocorrências)</w:t>
+              <w:t xml:space="preserve">Gálatas 5:25 </w:t>
             </w:r>
           </w:p>
           <w:p>
@@ -14726,7 +15813,7 @@
           </w:p>
           <w:p>
             <w:r>
-              <w:t>1 João 4:2 (2 ocorrências)</w:t>
+              <w:t xml:space="preserve">1 João 4:2 </w:t>
             </w:r>
           </w:p>
         </w:tc>
@@ -14751,6 +15838,7 @@
                 <w:b/>
                 <w:bCs/>
               </w:rPr>
+              <w:lastRenderedPageBreak/>
               <w:t>tentar</w:t>
             </w:r>
           </w:p>
@@ -14805,6 +15893,12 @@
               <w:t>Às vezes as pessoas testam alguém porque esperam mostrar que a natureza ou o caráter da pessoa não são bons.</w:t>
             </w:r>
           </w:p>
+          <w:p/>
+          <w:p>
+            <w:r>
+              <w:t>(*) = Esta palavra deve ser traduzida da mesma forma nestes versículos.</w:t>
+            </w:r>
+          </w:p>
         </w:tc>
         <w:tc>
           <w:tcPr>
@@ -14895,7 +15989,30 @@
               <w:pStyle w:val="Compact"/>
             </w:pPr>
             <w:r>
-              <w:t>Tiago 1:13, 14 (Esta palavra deve ser traduzida da mesma forma nestes versículos.)</w:t>
+              <w:t>Tiago 1:13</w:t>
+            </w:r>
+            <w:r>
+              <w:t xml:space="preserve"> (*)</w:t>
+            </w:r>
+            <w:r>
+              <w:t xml:space="preserve"> </w:t>
+            </w:r>
+          </w:p>
+          <w:p>
+            <w:pPr>
+              <w:pStyle w:val="Compact"/>
+            </w:pPr>
+            <w:r>
+              <w:t>Tiago 1:</w:t>
+            </w:r>
+            <w:r>
+              <w:t>14 (</w:t>
+            </w:r>
+            <w:r>
+              <w:t>*</w:t>
+            </w:r>
+            <w:r>
+              <w:t>)</w:t>
             </w:r>
           </w:p>
           <w:p>
@@ -14925,7 +16042,6 @@
                 <w:b/>
                 <w:bCs/>
               </w:rPr>
-              <w:lastRenderedPageBreak/>
               <w:t>trono</w:t>
             </w:r>
           </w:p>
@@ -15070,7 +16186,7 @@
               <w:pStyle w:val="Compact"/>
             </w:pPr>
             <w:r>
-              <w:t>Apocalipse 3:21 (2 ocorrências)</w:t>
+              <w:t xml:space="preserve">Apocalipse 3:21 </w:t>
             </w:r>
           </w:p>
           <w:p>
@@ -15131,7 +16247,11 @@
               <w:t xml:space="preserve">Uma cruz era um poste vertical de madeira cravado no chão com uma viga de madeira passando perto do topo. Durante a época do Império Romano, o </w:t>
             </w:r>
             <w:r>
-              <w:t>governo romano matava criminosos amarrando-os ou pregando-os numa cruz e deixando-os lá para morrer.</w:t>
+              <w:t xml:space="preserve">governo romano </w:t>
+            </w:r>
+            <w:r>
+              <w:lastRenderedPageBreak/>
+              <w:t>matava criminosos amarrando-os ou pregando-os numa cruz e deixando-os lá para morrer.</w:t>
             </w:r>
           </w:p>
         </w:tc>
@@ -15141,6 +16261,7 @@
           </w:tcPr>
           <w:p>
             <w:r>
+              <w:lastRenderedPageBreak/>
               <w:t>Atos 5:30</w:t>
             </w:r>
           </w:p>
@@ -15215,11 +16336,19 @@
                 <w:numId w:val="68"/>
               </w:numPr>
             </w:pPr>
+            <w:proofErr w:type="spellStart"/>
             <w:r>
               <w:rPr>
                 <w:lang w:val="pt-BR"/>
               </w:rPr>
-              <w:t>Idéias ou palavras que não são falsas.</w:t>
+              <w:t>Idéias</w:t>
+            </w:r>
+            <w:proofErr w:type="spellEnd"/>
+            <w:r>
+              <w:rPr>
+                <w:lang w:val="pt-BR"/>
+              </w:rPr>
+              <w:t xml:space="preserve"> ou palavras que não são falsas.</w:t>
             </w:r>
           </w:p>
           <w:p>
@@ -15377,7 +16506,6 @@
           </w:p>
           <w:p>
             <w:r>
-              <w:lastRenderedPageBreak/>
               <w:t>Apocalipse 3:14</w:t>
             </w:r>
           </w:p>
@@ -15403,7 +16531,6 @@
                 <w:b/>
                 <w:bCs/>
               </w:rPr>
-              <w:lastRenderedPageBreak/>
               <w:t>incredulidade, incrédulo</w:t>
             </w:r>
           </w:p>
@@ -15621,6 +16748,7 @@
               </w:numPr>
             </w:pPr>
             <w:r>
+              <w:lastRenderedPageBreak/>
               <w:t>O que é agradável a Deus.</w:t>
             </w:r>
           </w:p>
@@ -15643,6 +16771,7 @@
           </w:tcPr>
           <w:p>
             <w:r>
+              <w:lastRenderedPageBreak/>
               <w:t>Mateus 6:10</w:t>
             </w:r>
           </w:p>
@@ -15663,6 +16792,7 @@
           </w:p>
           <w:p>
             <w:r>
+              <w:lastRenderedPageBreak/>
               <w:t>Romanos 12:2</w:t>
             </w:r>
           </w:p>
@@ -15741,6 +16871,7 @@
                 <w:b/>
                 <w:bCs/>
               </w:rPr>
+              <w:lastRenderedPageBreak/>
               <w:t>sabedoria</w:t>
             </w:r>
           </w:p>
@@ -15822,7 +16953,6 @@
           <w:p/>
           <w:p>
             <w:r>
-              <w:lastRenderedPageBreak/>
               <w:t>O Novo Testamento distingue entre a sabedoria humana e a sabedoria divina. A sabedoria humana pode incluir conhecimento ou inteligência, mas também egoísmo ou orgulho. A sabedoria divina beneficia outros.</w:t>
             </w:r>
           </w:p>
@@ -15836,7 +16966,6 @@
               <w:pStyle w:val="Compact"/>
             </w:pPr>
             <w:r>
-              <w:lastRenderedPageBreak/>
               <w:t>Mateus 13:54</w:t>
             </w:r>
           </w:p>
@@ -15893,7 +17022,6 @@
               <w:pStyle w:val="Compact"/>
             </w:pPr>
             <w:r>
-              <w:lastRenderedPageBreak/>
               <w:t>Efésios 3:10</w:t>
             </w:r>
           </w:p>
@@ -15967,7 +17095,6 @@
                 <w:b/>
                 <w:bCs/>
               </w:rPr>
-              <w:lastRenderedPageBreak/>
               <w:t>sábio</w:t>
             </w:r>
           </w:p>
@@ -16123,6 +17250,7 @@
                 <w:b/>
                 <w:bCs/>
               </w:rPr>
+              <w:lastRenderedPageBreak/>
               <w:t>palavra</w:t>
             </w:r>
             <w:r>
@@ -16394,8 +17522,7 @@
               <w:pStyle w:val="Compact"/>
             </w:pPr>
             <w:r>
-              <w:lastRenderedPageBreak/>
-              <w:t>João 4:24 (2 ocorrências)</w:t>
+              <w:t xml:space="preserve">João 4:24 </w:t>
             </w:r>
           </w:p>
           <w:p>
@@ -16581,7 +17708,7 @@
               <w:pStyle w:val="Compact"/>
             </w:pPr>
             <w:r>
-              <w:t>Mateus 10:37 (2 ocorrências)</w:t>
+              <w:t xml:space="preserve">Mateus 10:37 </w:t>
             </w:r>
           </w:p>
           <w:p>
@@ -16712,7 +17839,7 @@
 </file>
 
 <file path=word/numbering.xml><?xml version="1.0" encoding="utf-8"?>
-<w:numbering xmlns:wpc="http://schemas.microsoft.com/office/word/2010/wordprocessingCanvas" xmlns:mc="http://schemas.openxmlformats.org/markup-compatibility/2006" xmlns:o="urn:schemas-microsoft-com:office:office" xmlns:r="http://schemas.openxmlformats.org/officeDocument/2006/relationships" xmlns:m="http://schemas.openxmlformats.org/officeDocument/2006/math" xmlns:v="urn:schemas-microsoft-com:vml" xmlns:wp14="http://schemas.microsoft.com/office/word/2010/wordprocessingDrawing" xmlns:wp="http://schemas.openxmlformats.org/drawingml/2006/wordprocessingDrawing" xmlns:w10="urn:schemas-microsoft-com:office:word" xmlns:w="http://schemas.openxmlformats.org/wordprocessingml/2006/main" xmlns:w14="http://schemas.microsoft.com/office/word/2010/wordml" xmlns:w15="http://schemas.microsoft.com/office/word/2012/wordml" xmlns:wpg="http://schemas.microsoft.com/office/word/2010/wordprocessingGroup" xmlns:wpi="http://schemas.microsoft.com/office/word/2010/wordprocessingInk" xmlns:wne="http://schemas.microsoft.com/office/word/2006/wordml" xmlns:wps="http://schemas.microsoft.com/office/word/2010/wordprocessingShape" mc:Ignorable="w14 w15 wp14">
+<w:numbering xmlns:wpc="http://schemas.microsoft.com/office/word/2010/wordprocessingCanvas" xmlns:cx="http://schemas.microsoft.com/office/drawing/2014/chartex" xmlns:cx1="http://schemas.microsoft.com/office/drawing/2015/9/8/chartex" xmlns:cx2="http://schemas.microsoft.com/office/drawing/2015/10/21/chartex" xmlns:cx3="http://schemas.microsoft.com/office/drawing/2016/5/9/chartex" xmlns:cx4="http://schemas.microsoft.com/office/drawing/2016/5/10/chartex" xmlns:cx5="http://schemas.microsoft.com/office/drawing/2016/5/11/chartex" xmlns:cx6="http://schemas.microsoft.com/office/drawing/2016/5/12/chartex" xmlns:cx7="http://schemas.microsoft.com/office/drawing/2016/5/13/chartex" xmlns:cx8="http://schemas.microsoft.com/office/drawing/2016/5/14/chartex" xmlns:mc="http://schemas.openxmlformats.org/markup-compatibility/2006" xmlns:aink="http://schemas.microsoft.com/office/drawing/2016/ink" xmlns:am3d="http://schemas.microsoft.com/office/drawing/2017/model3d" xmlns:o="urn:schemas-microsoft-com:office:office" xmlns:oel="http://schemas.microsoft.com/office/2019/extlst" xmlns:r="http://schemas.openxmlformats.org/officeDocument/2006/relationships" xmlns:m="http://schemas.openxmlformats.org/officeDocument/2006/math" xmlns:v="urn:schemas-microsoft-com:vml" xmlns:wp14="http://schemas.microsoft.com/office/word/2010/wordprocessingDrawing" xmlns:wp="http://schemas.openxmlformats.org/drawingml/2006/wordprocessingDrawing" xmlns:w10="urn:schemas-microsoft-com:office:word" xmlns:w="http://schemas.openxmlformats.org/wordprocessingml/2006/main" xmlns:w14="http://schemas.microsoft.com/office/word/2010/wordml" xmlns:w15="http://schemas.microsoft.com/office/word/2012/wordml" xmlns:w16cex="http://schemas.microsoft.com/office/word/2018/wordml/cex" xmlns:w16cid="http://schemas.microsoft.com/office/word/2016/wordml/cid" xmlns:w16="http://schemas.microsoft.com/office/word/2018/wordml" xmlns:w16du="http://schemas.microsoft.com/office/word/2023/wordml/word16du" xmlns:w16sdtdh="http://schemas.microsoft.com/office/word/2020/wordml/sdtdatahash" xmlns:w16sdtfl="http://schemas.microsoft.com/office/word/2024/wordml/sdtformatlock" xmlns:w16se="http://schemas.microsoft.com/office/word/2015/wordml/symex" xmlns:wpg="http://schemas.microsoft.com/office/word/2010/wordprocessingGroup" xmlns:wpi="http://schemas.microsoft.com/office/word/2010/wordprocessingInk" xmlns:wne="http://schemas.microsoft.com/office/word/2006/wordml" xmlns:wps="http://schemas.microsoft.com/office/word/2010/wordprocessingShape" mc:Ignorable="w14 w15 w16se w16cid w16 w16cex w16sdtdh w16sdtfl w16du wp14">
   <w:abstractNum w:abstractNumId="0" w15:restartNumberingAfterBreak="0">
     <w:nsid w:val="0000A991"/>
     <w:multiLevelType w:val="multilevel"/>
@@ -26238,256 +27365,256 @@
       </w:rPr>
     </w:lvl>
   </w:abstractNum>
-  <w:num w:numId="1">
+  <w:num w:numId="1" w16cid:durableId="193733981">
     <w:abstractNumId w:val="8"/>
   </w:num>
-  <w:num w:numId="2">
+  <w:num w:numId="2" w16cid:durableId="760030379">
     <w:abstractNumId w:val="83"/>
   </w:num>
-  <w:num w:numId="3">
+  <w:num w:numId="3" w16cid:durableId="527137262">
     <w:abstractNumId w:val="82"/>
   </w:num>
-  <w:num w:numId="4">
+  <w:num w:numId="4" w16cid:durableId="425269955">
     <w:abstractNumId w:val="55"/>
   </w:num>
-  <w:num w:numId="5">
+  <w:num w:numId="5" w16cid:durableId="1056247886">
     <w:abstractNumId w:val="26"/>
   </w:num>
-  <w:num w:numId="6">
+  <w:num w:numId="6" w16cid:durableId="1470243334">
     <w:abstractNumId w:val="66"/>
   </w:num>
-  <w:num w:numId="7">
+  <w:num w:numId="7" w16cid:durableId="1869676824">
     <w:abstractNumId w:val="30"/>
   </w:num>
-  <w:num w:numId="8">
+  <w:num w:numId="8" w16cid:durableId="1679767248">
     <w:abstractNumId w:val="4"/>
   </w:num>
-  <w:num w:numId="9">
+  <w:num w:numId="9" w16cid:durableId="1274627801">
     <w:abstractNumId w:val="20"/>
   </w:num>
-  <w:num w:numId="10">
+  <w:num w:numId="10" w16cid:durableId="717171090">
     <w:abstractNumId w:val="80"/>
   </w:num>
-  <w:num w:numId="11">
+  <w:num w:numId="11" w16cid:durableId="1394428091">
     <w:abstractNumId w:val="71"/>
   </w:num>
-  <w:num w:numId="12">
+  <w:num w:numId="12" w16cid:durableId="1028337723">
     <w:abstractNumId w:val="69"/>
   </w:num>
-  <w:num w:numId="13">
+  <w:num w:numId="13" w16cid:durableId="1152411401">
     <w:abstractNumId w:val="27"/>
   </w:num>
-  <w:num w:numId="14">
+  <w:num w:numId="14" w16cid:durableId="662703860">
     <w:abstractNumId w:val="39"/>
   </w:num>
-  <w:num w:numId="15">
+  <w:num w:numId="15" w16cid:durableId="928805173">
     <w:abstractNumId w:val="37"/>
   </w:num>
-  <w:num w:numId="16">
+  <w:num w:numId="16" w16cid:durableId="1709529939">
     <w:abstractNumId w:val="41"/>
   </w:num>
-  <w:num w:numId="17">
+  <w:num w:numId="17" w16cid:durableId="1150367587">
     <w:abstractNumId w:val="1"/>
   </w:num>
-  <w:num w:numId="18">
+  <w:num w:numId="18" w16cid:durableId="543833968">
     <w:abstractNumId w:val="73"/>
   </w:num>
-  <w:num w:numId="19">
+  <w:num w:numId="19" w16cid:durableId="756486473">
     <w:abstractNumId w:val="49"/>
   </w:num>
-  <w:num w:numId="20">
+  <w:num w:numId="20" w16cid:durableId="1275362702">
     <w:abstractNumId w:val="3"/>
   </w:num>
-  <w:num w:numId="21">
+  <w:num w:numId="21" w16cid:durableId="545458975">
     <w:abstractNumId w:val="47"/>
   </w:num>
-  <w:num w:numId="22">
+  <w:num w:numId="22" w16cid:durableId="1589075198">
     <w:abstractNumId w:val="40"/>
   </w:num>
-  <w:num w:numId="23">
+  <w:num w:numId="23" w16cid:durableId="392431635">
     <w:abstractNumId w:val="53"/>
   </w:num>
-  <w:num w:numId="24">
+  <w:num w:numId="24" w16cid:durableId="428933504">
     <w:abstractNumId w:val="34"/>
   </w:num>
-  <w:num w:numId="25">
+  <w:num w:numId="25" w16cid:durableId="733357364">
     <w:abstractNumId w:val="2"/>
   </w:num>
-  <w:num w:numId="26">
+  <w:num w:numId="26" w16cid:durableId="266743309">
     <w:abstractNumId w:val="70"/>
   </w:num>
-  <w:num w:numId="27">
+  <w:num w:numId="27" w16cid:durableId="630402698">
     <w:abstractNumId w:val="15"/>
   </w:num>
-  <w:num w:numId="28">
+  <w:num w:numId="28" w16cid:durableId="384452694">
     <w:abstractNumId w:val="42"/>
   </w:num>
-  <w:num w:numId="29">
+  <w:num w:numId="29" w16cid:durableId="840973392">
     <w:abstractNumId w:val="13"/>
   </w:num>
-  <w:num w:numId="30">
+  <w:num w:numId="30" w16cid:durableId="1205867415">
     <w:abstractNumId w:val="31"/>
   </w:num>
-  <w:num w:numId="31">
+  <w:num w:numId="31" w16cid:durableId="381904598">
     <w:abstractNumId w:val="72"/>
   </w:num>
-  <w:num w:numId="32">
+  <w:num w:numId="32" w16cid:durableId="555438986">
     <w:abstractNumId w:val="25"/>
   </w:num>
-  <w:num w:numId="33">
+  <w:num w:numId="33" w16cid:durableId="652756369">
     <w:abstractNumId w:val="10"/>
   </w:num>
-  <w:num w:numId="34">
+  <w:num w:numId="34" w16cid:durableId="287206062">
     <w:abstractNumId w:val="48"/>
   </w:num>
-  <w:num w:numId="35">
+  <w:num w:numId="35" w16cid:durableId="876743842">
     <w:abstractNumId w:val="50"/>
   </w:num>
-  <w:num w:numId="36">
+  <w:num w:numId="36" w16cid:durableId="1617787493">
     <w:abstractNumId w:val="32"/>
   </w:num>
-  <w:num w:numId="37">
+  <w:num w:numId="37" w16cid:durableId="69692028">
     <w:abstractNumId w:val="63"/>
   </w:num>
-  <w:num w:numId="38">
+  <w:num w:numId="38" w16cid:durableId="1185827661">
     <w:abstractNumId w:val="14"/>
   </w:num>
-  <w:num w:numId="39">
+  <w:num w:numId="39" w16cid:durableId="635961693">
     <w:abstractNumId w:val="60"/>
   </w:num>
-  <w:num w:numId="40">
+  <w:num w:numId="40" w16cid:durableId="616986513">
     <w:abstractNumId w:val="35"/>
   </w:num>
-  <w:num w:numId="41">
+  <w:num w:numId="41" w16cid:durableId="2025356426">
     <w:abstractNumId w:val="11"/>
   </w:num>
-  <w:num w:numId="42">
+  <w:num w:numId="42" w16cid:durableId="321353503">
     <w:abstractNumId w:val="33"/>
   </w:num>
-  <w:num w:numId="43">
+  <w:num w:numId="43" w16cid:durableId="1483160115">
     <w:abstractNumId w:val="76"/>
   </w:num>
-  <w:num w:numId="44">
+  <w:num w:numId="44" w16cid:durableId="262609934">
     <w:abstractNumId w:val="56"/>
   </w:num>
-  <w:num w:numId="45">
+  <w:num w:numId="45" w16cid:durableId="506793433">
     <w:abstractNumId w:val="68"/>
   </w:num>
-  <w:num w:numId="46">
+  <w:num w:numId="46" w16cid:durableId="1657997144">
     <w:abstractNumId w:val="81"/>
   </w:num>
-  <w:num w:numId="47">
+  <w:num w:numId="47" w16cid:durableId="896474799">
     <w:abstractNumId w:val="52"/>
   </w:num>
-  <w:num w:numId="48">
+  <w:num w:numId="48" w16cid:durableId="1942183771">
     <w:abstractNumId w:val="65"/>
   </w:num>
-  <w:num w:numId="49">
+  <w:num w:numId="49" w16cid:durableId="467937617">
     <w:abstractNumId w:val="44"/>
   </w:num>
-  <w:num w:numId="50">
+  <w:num w:numId="50" w16cid:durableId="2027781289">
     <w:abstractNumId w:val="22"/>
   </w:num>
-  <w:num w:numId="51">
+  <w:num w:numId="51" w16cid:durableId="1400859783">
     <w:abstractNumId w:val="29"/>
   </w:num>
-  <w:num w:numId="52">
+  <w:num w:numId="52" w16cid:durableId="2136675572">
     <w:abstractNumId w:val="74"/>
   </w:num>
-  <w:num w:numId="53">
+  <w:num w:numId="53" w16cid:durableId="1894732053">
     <w:abstractNumId w:val="45"/>
   </w:num>
-  <w:num w:numId="54">
+  <w:num w:numId="54" w16cid:durableId="520751718">
     <w:abstractNumId w:val="9"/>
   </w:num>
-  <w:num w:numId="55">
+  <w:num w:numId="55" w16cid:durableId="129371697">
     <w:abstractNumId w:val="23"/>
   </w:num>
-  <w:num w:numId="56">
+  <w:num w:numId="56" w16cid:durableId="1364014439">
     <w:abstractNumId w:val="59"/>
   </w:num>
-  <w:num w:numId="57">
+  <w:num w:numId="57" w16cid:durableId="771709124">
     <w:abstractNumId w:val="17"/>
   </w:num>
-  <w:num w:numId="58">
+  <w:num w:numId="58" w16cid:durableId="2144036288">
     <w:abstractNumId w:val="43"/>
   </w:num>
-  <w:num w:numId="59">
+  <w:num w:numId="59" w16cid:durableId="1148939237">
     <w:abstractNumId w:val="64"/>
   </w:num>
-  <w:num w:numId="60">
+  <w:num w:numId="60" w16cid:durableId="1560821708">
     <w:abstractNumId w:val="19"/>
   </w:num>
-  <w:num w:numId="61">
+  <w:num w:numId="61" w16cid:durableId="1579944128">
     <w:abstractNumId w:val="54"/>
   </w:num>
-  <w:num w:numId="62">
+  <w:num w:numId="62" w16cid:durableId="1788967850">
     <w:abstractNumId w:val="79"/>
   </w:num>
-  <w:num w:numId="63">
+  <w:num w:numId="63" w16cid:durableId="1751467098">
     <w:abstractNumId w:val="78"/>
   </w:num>
-  <w:num w:numId="64">
+  <w:num w:numId="64" w16cid:durableId="1762290188">
     <w:abstractNumId w:val="24"/>
   </w:num>
-  <w:num w:numId="65">
+  <w:num w:numId="65" w16cid:durableId="1675720596">
     <w:abstractNumId w:val="28"/>
   </w:num>
-  <w:num w:numId="66">
+  <w:num w:numId="66" w16cid:durableId="494029160">
     <w:abstractNumId w:val="61"/>
   </w:num>
-  <w:num w:numId="67">
+  <w:num w:numId="67" w16cid:durableId="1613508675">
     <w:abstractNumId w:val="38"/>
   </w:num>
-  <w:num w:numId="68">
+  <w:num w:numId="68" w16cid:durableId="1701083051">
     <w:abstractNumId w:val="16"/>
   </w:num>
-  <w:num w:numId="69">
+  <w:num w:numId="69" w16cid:durableId="627979772">
     <w:abstractNumId w:val="36"/>
   </w:num>
-  <w:num w:numId="70">
+  <w:num w:numId="70" w16cid:durableId="1471744833">
     <w:abstractNumId w:val="67"/>
   </w:num>
-  <w:num w:numId="71">
+  <w:num w:numId="71" w16cid:durableId="1815219610">
     <w:abstractNumId w:val="58"/>
   </w:num>
-  <w:num w:numId="72">
+  <w:num w:numId="72" w16cid:durableId="1022363581">
     <w:abstractNumId w:val="12"/>
   </w:num>
-  <w:num w:numId="73">
+  <w:num w:numId="73" w16cid:durableId="1395355708">
     <w:abstractNumId w:val="57"/>
   </w:num>
-  <w:num w:numId="74">
+  <w:num w:numId="74" w16cid:durableId="1727295882">
     <w:abstractNumId w:val="6"/>
   </w:num>
-  <w:num w:numId="75">
+  <w:num w:numId="75" w16cid:durableId="1544710060">
     <w:abstractNumId w:val="5"/>
   </w:num>
-  <w:num w:numId="76">
+  <w:num w:numId="76" w16cid:durableId="1517110351">
     <w:abstractNumId w:val="46"/>
   </w:num>
-  <w:num w:numId="77">
+  <w:num w:numId="77" w16cid:durableId="830024579">
     <w:abstractNumId w:val="62"/>
   </w:num>
-  <w:num w:numId="78">
+  <w:num w:numId="78" w16cid:durableId="1301959989">
     <w:abstractNumId w:val="18"/>
   </w:num>
-  <w:num w:numId="79">
+  <w:num w:numId="79" w16cid:durableId="527722823">
     <w:abstractNumId w:val="0"/>
   </w:num>
-  <w:num w:numId="80">
+  <w:num w:numId="80" w16cid:durableId="1649673462">
     <w:abstractNumId w:val="77"/>
   </w:num>
-  <w:num w:numId="81">
+  <w:num w:numId="81" w16cid:durableId="827869873">
     <w:abstractNumId w:val="21"/>
   </w:num>
-  <w:num w:numId="82">
+  <w:num w:numId="82" w16cid:durableId="2070227426">
     <w:abstractNumId w:val="75"/>
   </w:num>
-  <w:num w:numId="83">
+  <w:num w:numId="83" w16cid:durableId="630475349">
     <w:abstractNumId w:val="51"/>
   </w:num>
-  <w:num w:numId="84">
+  <w:num w:numId="84" w16cid:durableId="1209075268">
     <w:abstractNumId w:val="7"/>
   </w:num>
   <w:numIdMacAtCleanup w:val="78"/>
@@ -26495,7 +27622,7 @@
 </file>
 
 <file path=word/styles.xml><?xml version="1.0" encoding="utf-8"?>
-<w:styles xmlns:mc="http://schemas.openxmlformats.org/markup-compatibility/2006" xmlns:r="http://schemas.openxmlformats.org/officeDocument/2006/relationships" xmlns:w="http://schemas.openxmlformats.org/wordprocessingml/2006/main" xmlns:w14="http://schemas.microsoft.com/office/word/2010/wordml" xmlns:w15="http://schemas.microsoft.com/office/word/2012/wordml" mc:Ignorable="w14 w15">
+<w:styles xmlns:mc="http://schemas.openxmlformats.org/markup-compatibility/2006" xmlns:r="http://schemas.openxmlformats.org/officeDocument/2006/relationships" xmlns:w="http://schemas.openxmlformats.org/wordprocessingml/2006/main" xmlns:w14="http://schemas.microsoft.com/office/word/2010/wordml" xmlns:w15="http://schemas.microsoft.com/office/word/2012/wordml" xmlns:w16cex="http://schemas.microsoft.com/office/word/2018/wordml/cex" xmlns:w16cid="http://schemas.microsoft.com/office/word/2016/wordml/cid" xmlns:w16="http://schemas.microsoft.com/office/word/2018/wordml" xmlns:w16du="http://schemas.microsoft.com/office/word/2023/wordml/word16du" xmlns:w16sdtdh="http://schemas.microsoft.com/office/word/2020/wordml/sdtdatahash" xmlns:w16sdtfl="http://schemas.microsoft.com/office/word/2024/wordml/sdtformatlock" xmlns:w16se="http://schemas.microsoft.com/office/word/2015/wordml/symex" mc:Ignorable="w14 w15 w16se w16cid w16 w16cex w16sdtdh w16sdtfl w16du">
   <w:docDefaults>
     <w:rPrDefault>
       <w:rPr>
@@ -26509,7 +27636,7 @@
     </w:rPrDefault>
     <w:pPrDefault/>
   </w:docDefaults>
-  <w:latentStyles w:defLockedState="0" w:defUIPriority="99" w:defSemiHidden="0" w:defUnhideWhenUsed="0" w:defQFormat="0" w:count="371">
+  <w:latentStyles w:defLockedState="0" w:defUIPriority="99" w:defSemiHidden="0" w:defUnhideWhenUsed="0" w:defQFormat="0" w:count="376">
     <w:lsdException w:name="Normal" w:uiPriority="0" w:qFormat="1"/>
     <w:lsdException w:name="heading 1" w:uiPriority="9" w:qFormat="1"/>
     <w:lsdException w:name="heading 2" w:semiHidden="1" w:uiPriority="9" w:unhideWhenUsed="1" w:qFormat="1"/>
@@ -26881,6 +28008,11 @@
     <w:lsdException w:name="List Table 5 Dark Accent 6" w:uiPriority="50"/>
     <w:lsdException w:name="List Table 6 Colorful Accent 6" w:uiPriority="51"/>
     <w:lsdException w:name="List Table 7 Colorful Accent 6" w:uiPriority="52"/>
+    <w:lsdException w:name="Mention" w:semiHidden="1" w:unhideWhenUsed="1"/>
+    <w:lsdException w:name="Smart Hyperlink" w:semiHidden="1" w:unhideWhenUsed="1"/>
+    <w:lsdException w:name="Hashtag" w:semiHidden="1" w:unhideWhenUsed="1"/>
+    <w:lsdException w:name="Unresolved Mention" w:semiHidden="1" w:unhideWhenUsed="1"/>
+    <w:lsdException w:name="Smart Link" w:semiHidden="1" w:unhideWhenUsed="1"/>
   </w:latentStyles>
   <w:style w:type="paragraph" w:default="1" w:styleId="Normal">
     <w:name w:val="Normal"/>
@@ -27779,21 +28911,6 @@
 </file>
 
 <file path=customXml/item1.xml><?xml version="1.0" encoding="utf-8"?>
-<p:properties xmlns:p="http://schemas.microsoft.com/office/2006/metadata/properties" xmlns:xsi="http://www.w3.org/2001/XMLSchema-instance" xmlns:pc="http://schemas.microsoft.com/office/infopath/2007/PartnerControls">
-  <documentManagement/>
-</p:properties>
-</file>
-
-<file path=customXml/item2.xml><?xml version="1.0" encoding="utf-8"?>
-<?mso-contentType ?>
-<FormTemplates xmlns="http://schemas.microsoft.com/sharepoint/v3/contenttype/forms">
-  <Display>DocumentLibraryForm</Display>
-  <Edit>DocumentLibraryForm</Edit>
-  <New>DocumentLibraryForm</New>
-</FormTemplates>
-</file>
-
-<file path=customXml/item3.xml><?xml version="1.0" encoding="utf-8"?>
 <ct:contentTypeSchema xmlns:ct="http://schemas.microsoft.com/office/2006/metadata/contentType" xmlns:ma="http://schemas.microsoft.com/office/2006/metadata/properties/metaAttributes" ct:_="" ma:_="" ma:contentTypeName="Document" ma:contentTypeID="0x0101002F017C5ECD5AE84588140775F5D9B6FC" ma:contentTypeVersion="10" ma:contentTypeDescription="Create a new document." ma:contentTypeScope="" ma:versionID="3fff9ed69b78a1d1c48e3f96068d2b17">
   <xsd:schema xmlns:xsd="http://www.w3.org/2001/XMLSchema" xmlns:xs="http://www.w3.org/2001/XMLSchema" xmlns:p="http://schemas.microsoft.com/office/2006/metadata/properties" xmlns:ns2="fee82e44-1fa4-4144-8309-00fed2bf4198" xmlns:ns3="1a61c928-f5f6-4989-bd5d-cb8872a1b06d" targetNamespace="http://schemas.microsoft.com/office/2006/metadata/properties" ma:root="true" ma:fieldsID="7b2c40b849e0c1cff02f16dd8f1be10b" ns2:_="" ns3:_="">
     <xsd:import namespace="fee82e44-1fa4-4144-8309-00fed2bf4198"/>
@@ -27994,24 +29111,22 @@
 </ct:contentTypeSchema>
 </file>
 
-<file path=customXml/itemProps1.xml><?xml version="1.0" encoding="utf-8"?>
-<ds:datastoreItem xmlns:ds="http://schemas.openxmlformats.org/officeDocument/2006/customXml" ds:itemID="{8BDAB24A-C740-44B1-9BF9-9384046177F9}">
-  <ds:schemaRefs>
-    <ds:schemaRef ds:uri="http://schemas.microsoft.com/office/2006/metadata/properties"/>
-    <ds:schemaRef ds:uri="http://schemas.microsoft.com/office/infopath/2007/PartnerControls"/>
-  </ds:schemaRefs>
-</ds:datastoreItem>
+<file path=customXml/item2.xml><?xml version="1.0" encoding="utf-8"?>
+<p:properties xmlns:p="http://schemas.microsoft.com/office/2006/metadata/properties" xmlns:xsi="http://www.w3.org/2001/XMLSchema-instance" xmlns:pc="http://schemas.microsoft.com/office/infopath/2007/PartnerControls">
+  <documentManagement/>
+</p:properties>
 </file>
 
-<file path=customXml/itemProps2.xml><?xml version="1.0" encoding="utf-8"?>
-<ds:datastoreItem xmlns:ds="http://schemas.openxmlformats.org/officeDocument/2006/customXml" ds:itemID="{6403B8C2-3835-4A48-A517-F9AEF7F76721}">
-  <ds:schemaRefs>
-    <ds:schemaRef ds:uri="http://schemas.microsoft.com/sharepoint/v3/contenttype/forms"/>
-  </ds:schemaRefs>
-</ds:datastoreItem>
+<file path=customXml/item3.xml><?xml version="1.0" encoding="utf-8"?>
+<?mso-contentType ?>
+<FormTemplates xmlns="http://schemas.microsoft.com/sharepoint/v3/contenttype/forms">
+  <Display>DocumentLibraryForm</Display>
+  <Edit>DocumentLibraryForm</Edit>
+  <New>DocumentLibraryForm</New>
+</FormTemplates>
 </file>
 
-<file path=customXml/itemProps3.xml><?xml version="1.0" encoding="utf-8"?>
+<file path=customXml/itemProps1.xml><?xml version="1.0" encoding="utf-8"?>
 <ds:datastoreItem xmlns:ds="http://schemas.openxmlformats.org/officeDocument/2006/customXml" ds:itemID="{D3F2FF9F-6017-4DDB-9856-819431658CAD}">
   <ds:schemaRefs>
     <ds:schemaRef ds:uri="http://schemas.microsoft.com/office/2006/metadata/contentType"/>
@@ -28028,4 +29143,21 @@
     <ds:schemaRef ds:uri="http://schemas.microsoft.com/internal/obd"/>
   </ds:schemaRefs>
 </ds:datastoreItem>
+</file>
+
+<file path=customXml/itemProps2.xml><?xml version="1.0" encoding="utf-8"?>
+<ds:datastoreItem xmlns:ds="http://schemas.openxmlformats.org/officeDocument/2006/customXml" ds:itemID="{8BDAB24A-C740-44B1-9BF9-9384046177F9}">
+  <ds:schemaRefs>
+    <ds:schemaRef ds:uri="http://schemas.microsoft.com/office/2006/metadata/properties"/>
+    <ds:schemaRef ds:uri="http://schemas.microsoft.com/office/infopath/2007/PartnerControls"/>
+  </ds:schemaRefs>
+</ds:datastoreItem>
+</file>
+
+<file path=customXml/itemProps3.xml><?xml version="1.0" encoding="utf-8"?>
+<ds:datastoreItem xmlns:ds="http://schemas.openxmlformats.org/officeDocument/2006/customXml" ds:itemID="{6403B8C2-3835-4A48-A517-F9AEF7F76721}">
+  <ds:schemaRefs>
+    <ds:schemaRef ds:uri="http://schemas.microsoft.com/sharepoint/v3/contenttype/forms"/>
+  </ds:schemaRefs>
+</ds:datastoreItem>
 </file>
--- a/backend/stet/data/stet_pt-br.docx
+++ b/backend/stet/data/stet_pt-br.docx
@@ -132,7 +132,7 @@
                 <w:b/>
                 <w:bCs/>
               </w:rPr>
-              <w:t>A</w:t>
+              <w:t>a</w:t>
             </w:r>
             <w:r>
               <w:rPr>
@@ -224,7 +224,7 @@
                 <w:b/>
                 <w:bCs/>
               </w:rPr>
-              <w:t>A</w:t>
+              <w:t>a</w:t>
             </w:r>
             <w:r>
               <w:rPr>
@@ -596,7 +596,7 @@
                 <w:b/>
                 <w:bCs/>
               </w:rPr>
-              <w:t>E</w:t>
+              <w:t>e</w:t>
             </w:r>
             <w:r>
               <w:rPr>
@@ -1574,17 +1574,12 @@
           </w:p>
           <w:p>
             <w:r>
-              <w:t>Efésios 4:31</w:t>
-            </w:r>
-          </w:p>
-          <w:p>
-            <w:r>
-              <w:t>Colossenses 3:8</w:t>
-            </w:r>
-          </w:p>
-          <w:p>
-            <w:r>
               <w:t>1 Timóteo 1:20</w:t>
+            </w:r>
+          </w:p>
+          <w:p>
+            <w:r>
+              <w:t>Apocalipse 13:6</w:t>
             </w:r>
           </w:p>
           <w:p>
@@ -5108,6 +5103,11 @@
           </w:p>
           <w:p>
             <w:r>
+              <w:t>2 Timóteo 2:10</w:t>
+            </w:r>
+          </w:p>
+          <w:p>
+            <w:r>
               <w:t>Hebreus 5:9</w:t>
             </w:r>
           </w:p>
@@ -5413,12 +5413,12 @@
           </w:p>
           <w:p>
             <w:r>
+              <w:lastRenderedPageBreak/>
               <w:t>Romanos 3:22</w:t>
             </w:r>
           </w:p>
           <w:p>
             <w:r>
-              <w:lastRenderedPageBreak/>
               <w:t>Romanos 9:30</w:t>
             </w:r>
           </w:p>
@@ -5817,12 +5817,12 @@
           </w:p>
           <w:p>
             <w:r>
+              <w:lastRenderedPageBreak/>
               <w:t>Romanos 15:6</w:t>
             </w:r>
           </w:p>
           <w:p>
             <w:r>
-              <w:lastRenderedPageBreak/>
               <w:t xml:space="preserve">2 Coríntios 1:3 </w:t>
             </w:r>
           </w:p>
@@ -6197,14 +6197,6 @@
               <w:t>1 Pedro 1:20</w:t>
             </w:r>
           </w:p>
-          <w:p>
-            <w:pPr>
-              <w:pStyle w:val="Compact"/>
-            </w:pPr>
-            <w:r>
-              <w:t>2 Pedro 3:17</w:t>
-            </w:r>
-          </w:p>
         </w:tc>
       </w:tr>
       <w:tr>
@@ -6636,14 +6628,13 @@
                 <w:lang w:val="pt-BR"/>
               </w:rPr>
             </w:pPr>
-            <w:proofErr w:type="gramStart"/>
             <w:r>
               <w:rPr>
                 <w:b/>
                 <w:bCs/>
                 <w:lang w:val="pt-BR"/>
               </w:rPr>
-              <w:t xml:space="preserve">Glória </w:t>
+              <w:t>g</w:t>
             </w:r>
             <w:r>
               <w:rPr>
@@ -6651,16 +6642,15 @@
                 <w:bCs/>
                 <w:lang w:val="pt-BR"/>
               </w:rPr>
-              <w:t>,</w:t>
-            </w:r>
-            <w:proofErr w:type="gramEnd"/>
+              <w:t>lória</w:t>
+            </w:r>
             <w:r>
               <w:rPr>
                 <w:b/>
                 <w:bCs/>
                 <w:lang w:val="pt-BR"/>
               </w:rPr>
-              <w:t xml:space="preserve"> glorifique</w:t>
+              <w:t>, glorifique</w:t>
             </w:r>
           </w:p>
           <w:p>
@@ -6709,6 +6699,11 @@
           </w:tcPr>
           <w:p>
             <w:r>
+              <w:t>Mateus 25:31</w:t>
+            </w:r>
+          </w:p>
+          <w:p>
+            <w:r>
               <w:t>Marcos 13:26</w:t>
             </w:r>
           </w:p>
@@ -6729,12 +6724,12 @@
           </w:p>
           <w:p>
             <w:r>
+              <w:lastRenderedPageBreak/>
               <w:t>Atos 4:21</w:t>
             </w:r>
           </w:p>
           <w:p>
             <w:r>
-              <w:lastRenderedPageBreak/>
               <w:t>Romanos 3:23</w:t>
             </w:r>
           </w:p>
@@ -7112,7 +7107,6 @@
           <w:p/>
           <w:p>
             <w:r>
-              <w:lastRenderedPageBreak/>
               <w:t xml:space="preserve">(*) = </w:t>
             </w:r>
             <w:r>
@@ -7179,12 +7173,12 @@
           </w:p>
           <w:p>
             <w:r>
+              <w:lastRenderedPageBreak/>
               <w:t>Gálatas 6:10</w:t>
             </w:r>
           </w:p>
           <w:p>
             <w:r>
-              <w:lastRenderedPageBreak/>
               <w:t>Efésios 2:10</w:t>
             </w:r>
           </w:p>
@@ -7515,12 +7509,12 @@
           </w:p>
           <w:p>
             <w:r>
+              <w:lastRenderedPageBreak/>
               <w:t>Tito 3:7</w:t>
             </w:r>
           </w:p>
           <w:p>
             <w:r>
-              <w:lastRenderedPageBreak/>
               <w:t>Hebreus 2:9</w:t>
             </w:r>
           </w:p>
@@ -7893,6 +7887,7 @@
                 <w:b/>
                 <w:bCs/>
               </w:rPr>
+              <w:lastRenderedPageBreak/>
               <w:t>herdeiro</w:t>
             </w:r>
             <w:r>
@@ -7942,7 +7937,6 @@
               <w:rPr>
                 <w:lang w:val="pt-BR"/>
               </w:rPr>
-              <w:lastRenderedPageBreak/>
               <w:t xml:space="preserve">Às vezes, o Novo Testamento menciona </w:t>
             </w:r>
             <w:proofErr w:type="spellStart"/>
@@ -7992,7 +7986,6 @@
               <w:pStyle w:val="Compact"/>
             </w:pPr>
             <w:r>
-              <w:lastRenderedPageBreak/>
               <w:t>Mateus 21:38</w:t>
             </w:r>
           </w:p>
@@ -8025,7 +8018,6 @@
               <w:pStyle w:val="Compact"/>
             </w:pPr>
             <w:r>
-              <w:lastRenderedPageBreak/>
               <w:t>Romanos 4:</w:t>
             </w:r>
             <w:r>
@@ -8126,7 +8118,6 @@
                 <w:b/>
                 <w:bCs/>
               </w:rPr>
-              <w:lastRenderedPageBreak/>
               <w:t>inferno</w:t>
             </w:r>
           </w:p>
@@ -8337,6 +8328,7 @@
               </w:numPr>
             </w:pPr>
             <w:r>
+              <w:lastRenderedPageBreak/>
               <w:t>Alguém ou algo separado e dedicado para servir a Deus.</w:t>
             </w:r>
           </w:p>
@@ -8350,6 +8342,7 @@
               <w:pStyle w:val="Compact"/>
             </w:pPr>
             <w:r>
+              <w:lastRenderedPageBreak/>
               <w:t>Marcos 8:38</w:t>
             </w:r>
             <w:r>
@@ -8404,6 +8397,7 @@
               <w:pStyle w:val="Compact"/>
             </w:pPr>
             <w:r>
+              <w:lastRenderedPageBreak/>
               <w:t>Efésios 1:4</w:t>
             </w:r>
           </w:p>
@@ -8439,7 +8433,6 @@
               <w:rPr>
                 <w:lang w:val="pt-BR"/>
               </w:rPr>
-              <w:lastRenderedPageBreak/>
               <w:t>Filemo</w:t>
             </w:r>
             <w:r>
@@ -8769,6 +8762,7 @@
               <w:pStyle w:val="Compact"/>
             </w:pPr>
             <w:r>
+              <w:lastRenderedPageBreak/>
               <w:t>Hebreus 2:9</w:t>
             </w:r>
           </w:p>
@@ -8801,7 +8795,6 @@
               <w:pStyle w:val="Compact"/>
             </w:pPr>
             <w:r>
-              <w:lastRenderedPageBreak/>
               <w:t>Apocalipse 7:12</w:t>
             </w:r>
           </w:p>
@@ -9961,7 +9954,7 @@
           <w:p>
             <w:r>
               <w:lastRenderedPageBreak/>
-              <w:t xml:space="preserve">Mateus 4: </w:t>
+              <w:t>Mateus 4:</w:t>
             </w:r>
             <w:r>
               <w:t>8</w:t>
@@ -12561,7 +12554,6 @@
                 <w:lang w:val="pt-BR"/>
               </w:rPr>
             </w:pPr>
-            <w:proofErr w:type="gramStart"/>
             <w:r>
               <w:rPr>
                 <w:b/>
@@ -12569,7 +12561,7 @@
                 <w:lang w:val="pt-BR"/>
               </w:rPr>
               <w:lastRenderedPageBreak/>
-              <w:t xml:space="preserve">profecia </w:t>
+              <w:t>profecia</w:t>
             </w:r>
             <w:r>
               <w:rPr>
@@ -12577,16 +12569,7 @@
                 <w:bCs/>
                 <w:lang w:val="pt-BR"/>
               </w:rPr>
-              <w:t>,</w:t>
-            </w:r>
-            <w:proofErr w:type="gramEnd"/>
-            <w:r>
-              <w:rPr>
-                <w:b/>
-                <w:bCs/>
-                <w:lang w:val="pt-BR"/>
-              </w:rPr>
-              <w:t xml:space="preserve"> profetizar</w:t>
+              <w:t>, profetizar</w:t>
             </w:r>
           </w:p>
           <w:p>
@@ -29112,18 +29095,18 @@
 </file>
 
 <file path=customXml/item2.xml><?xml version="1.0" encoding="utf-8"?>
-<p:properties xmlns:p="http://schemas.microsoft.com/office/2006/metadata/properties" xmlns:xsi="http://www.w3.org/2001/XMLSchema-instance" xmlns:pc="http://schemas.microsoft.com/office/infopath/2007/PartnerControls">
-  <documentManagement/>
-</p:properties>
-</file>
-
-<file path=customXml/item3.xml><?xml version="1.0" encoding="utf-8"?>
 <?mso-contentType ?>
 <FormTemplates xmlns="http://schemas.microsoft.com/sharepoint/v3/contenttype/forms">
   <Display>DocumentLibraryForm</Display>
   <Edit>DocumentLibraryForm</Edit>
   <New>DocumentLibraryForm</New>
 </FormTemplates>
+</file>
+
+<file path=customXml/item3.xml><?xml version="1.0" encoding="utf-8"?>
+<p:properties xmlns:p="http://schemas.microsoft.com/office/2006/metadata/properties" xmlns:xsi="http://www.w3.org/2001/XMLSchema-instance" xmlns:pc="http://schemas.microsoft.com/office/infopath/2007/PartnerControls">
+  <documentManagement/>
+</p:properties>
 </file>
 
 <file path=customXml/itemProps1.xml><?xml version="1.0" encoding="utf-8"?>
@@ -29146,18 +29129,18 @@
 </file>
 
 <file path=customXml/itemProps2.xml><?xml version="1.0" encoding="utf-8"?>
+<ds:datastoreItem xmlns:ds="http://schemas.openxmlformats.org/officeDocument/2006/customXml" ds:itemID="{6403B8C2-3835-4A48-A517-F9AEF7F76721}">
+  <ds:schemaRefs>
+    <ds:schemaRef ds:uri="http://schemas.microsoft.com/sharepoint/v3/contenttype/forms"/>
+  </ds:schemaRefs>
+</ds:datastoreItem>
+</file>
+
+<file path=customXml/itemProps3.xml><?xml version="1.0" encoding="utf-8"?>
 <ds:datastoreItem xmlns:ds="http://schemas.openxmlformats.org/officeDocument/2006/customXml" ds:itemID="{8BDAB24A-C740-44B1-9BF9-9384046177F9}">
   <ds:schemaRefs>
     <ds:schemaRef ds:uri="http://schemas.microsoft.com/office/2006/metadata/properties"/>
     <ds:schemaRef ds:uri="http://schemas.microsoft.com/office/infopath/2007/PartnerControls"/>
   </ds:schemaRefs>
 </ds:datastoreItem>
-</file>
-
-<file path=customXml/itemProps3.xml><?xml version="1.0" encoding="utf-8"?>
-<ds:datastoreItem xmlns:ds="http://schemas.openxmlformats.org/officeDocument/2006/customXml" ds:itemID="{6403B8C2-3835-4A48-A517-F9AEF7F76721}">
-  <ds:schemaRefs>
-    <ds:schemaRef ds:uri="http://schemas.microsoft.com/sharepoint/v3/contenttype/forms"/>
-  </ds:schemaRefs>
-</ds:datastoreItem>
 </file>
--- a/backend/stet/data/stet_pt-br.docx
+++ b/backend/stet/data/stet_pt-br.docx
@@ -1,6 +1,6 @@
 
 <file path=word/document.xml><?xml version="1.0" encoding="utf-8"?>
-<w:document xmlns:wpc="http://schemas.microsoft.com/office/word/2010/wordprocessingCanvas" xmlns:cx="http://schemas.microsoft.com/office/drawing/2014/chartex" xmlns:cx1="http://schemas.microsoft.com/office/drawing/2015/9/8/chartex" xmlns:cx2="http://schemas.microsoft.com/office/drawing/2015/10/21/chartex" xmlns:cx3="http://schemas.microsoft.com/office/drawing/2016/5/9/chartex" xmlns:cx4="http://schemas.microsoft.com/office/drawing/2016/5/10/chartex" xmlns:cx5="http://schemas.microsoft.com/office/drawing/2016/5/11/chartex" xmlns:cx6="http://schemas.microsoft.com/office/drawing/2016/5/12/chartex" xmlns:cx7="http://schemas.microsoft.com/office/drawing/2016/5/13/chartex" xmlns:cx8="http://schemas.microsoft.com/office/drawing/2016/5/14/chartex" xmlns:mc="http://schemas.openxmlformats.org/markup-compatibility/2006" xmlns:aink="http://schemas.microsoft.com/office/drawing/2016/ink" xmlns:am3d="http://schemas.microsoft.com/office/drawing/2017/model3d" xmlns:o="urn:schemas-microsoft-com:office:office" xmlns:oel="http://schemas.microsoft.com/office/2019/extlst" xmlns:r="http://schemas.openxmlformats.org/officeDocument/2006/relationships" xmlns:m="http://schemas.openxmlformats.org/officeDocument/2006/math" xmlns:v="urn:schemas-microsoft-com:vml" xmlns:wp14="http://schemas.microsoft.com/office/word/2010/wordprocessingDrawing" xmlns:wp="http://schemas.openxmlformats.org/drawingml/2006/wordprocessingDrawing" xmlns:w10="urn:schemas-microsoft-com:office:word" xmlns:w="http://schemas.openxmlformats.org/wordprocessingml/2006/main" xmlns:w14="http://schemas.microsoft.com/office/word/2010/wordml" xmlns:w15="http://schemas.microsoft.com/office/word/2012/wordml" xmlns:w16cex="http://schemas.microsoft.com/office/word/2018/wordml/cex" xmlns:w16cid="http://schemas.microsoft.com/office/word/2016/wordml/cid" xmlns:w16="http://schemas.microsoft.com/office/word/2018/wordml" xmlns:w16du="http://schemas.microsoft.com/office/word/2023/wordml/word16du" xmlns:w16sdtdh="http://schemas.microsoft.com/office/word/2020/wordml/sdtdatahash" xmlns:w16sdtfl="http://schemas.microsoft.com/office/word/2024/wordml/sdtformatlock" xmlns:w16se="http://schemas.microsoft.com/office/word/2015/wordml/symex" xmlns:wpg="http://schemas.microsoft.com/office/word/2010/wordprocessingGroup" xmlns:wpi="http://schemas.microsoft.com/office/word/2010/wordprocessingInk" xmlns:wne="http://schemas.microsoft.com/office/word/2006/wordml" xmlns:wps="http://schemas.microsoft.com/office/word/2010/wordprocessingShape" mc:Ignorable="w14 w15 w16se w16cid w16 w16cex w16sdtdh w16sdtfl w16du wp14">
+<w:document xmlns:wpc="http://schemas.microsoft.com/office/word/2010/wordprocessingCanvas" xmlns:mc="http://schemas.openxmlformats.org/markup-compatibility/2006" xmlns:o="urn:schemas-microsoft-com:office:office" xmlns:r="http://schemas.openxmlformats.org/officeDocument/2006/relationships" xmlns:m="http://schemas.openxmlformats.org/officeDocument/2006/math" xmlns:v="urn:schemas-microsoft-com:vml" xmlns:wp14="http://schemas.microsoft.com/office/word/2010/wordprocessingDrawing" xmlns:wp="http://schemas.openxmlformats.org/drawingml/2006/wordprocessingDrawing" xmlns:w10="urn:schemas-microsoft-com:office:word" xmlns:w="http://schemas.openxmlformats.org/wordprocessingml/2006/main" xmlns:w14="http://schemas.microsoft.com/office/word/2010/wordml" xmlns:w15="http://schemas.microsoft.com/office/word/2012/wordml" xmlns:wpg="http://schemas.microsoft.com/office/word/2010/wordprocessingGroup" xmlns:wpi="http://schemas.microsoft.com/office/word/2010/wordprocessingInk" xmlns:wne="http://schemas.microsoft.com/office/word/2006/wordml" xmlns:wps="http://schemas.microsoft.com/office/word/2010/wordprocessingShape" mc:Ignorable="w14 w15 wp14">
   <w:body>
     <w:tbl>
       <w:tblPr>
@@ -112,6 +112,8 @@
             <w:r>
               <w:t>Gálatas 4:6</w:t>
             </w:r>
+            <w:bookmarkStart w:id="0" w:name="_GoBack"/>
+            <w:bookmarkEnd w:id="0"/>
           </w:p>
         </w:tc>
       </w:tr>
@@ -438,7 +440,6 @@
           </w:p>
           <w:p>
             <w:r>
-              <w:lastRenderedPageBreak/>
               <w:t>1 Tessalonicenses 1:10</w:t>
             </w:r>
           </w:p>
@@ -850,32 +851,32 @@
           </w:p>
           <w:p>
             <w:r>
+              <w:t>João 5:27</w:t>
+            </w:r>
+          </w:p>
+          <w:p>
+            <w:r>
+              <w:t xml:space="preserve">João 10:18 </w:t>
+            </w:r>
+          </w:p>
+          <w:p>
+            <w:r>
+              <w:t>Atos 1:7</w:t>
+            </w:r>
+          </w:p>
+          <w:p>
+            <w:r>
+              <w:t>Romanos 13:1</w:t>
+            </w:r>
+          </w:p>
+          <w:p>
+            <w:r>
+              <w:t xml:space="preserve">1 Coríntios 7:4 </w:t>
+            </w:r>
+          </w:p>
+          <w:p>
+            <w:r>
               <w:lastRenderedPageBreak/>
-              <w:t>João 5:27</w:t>
-            </w:r>
-          </w:p>
-          <w:p>
-            <w:r>
-              <w:t xml:space="preserve">João 10:18 </w:t>
-            </w:r>
-          </w:p>
-          <w:p>
-            <w:r>
-              <w:t>Atos 1:7</w:t>
-            </w:r>
-          </w:p>
-          <w:p>
-            <w:r>
-              <w:t>Romanos 13:1</w:t>
-            </w:r>
-          </w:p>
-          <w:p>
-            <w:r>
-              <w:t xml:space="preserve">1 Coríntios 7:4 </w:t>
-            </w:r>
-          </w:p>
-          <w:p>
-            <w:r>
               <w:t>Efésios 1:21</w:t>
             </w:r>
           </w:p>
@@ -1192,7 +1193,6 @@
           </w:p>
           <w:p>
             <w:r>
-              <w:lastRenderedPageBreak/>
               <w:t>2 Coríntios 4:13</w:t>
             </w:r>
           </w:p>
@@ -1228,28 +1228,28 @@
                 <w:b/>
                 <w:bCs/>
               </w:rPr>
+              <w:t>amado</w:t>
+            </w:r>
+          </w:p>
+          <w:p>
+            <w:r>
+              <w:t>G27</w:t>
+            </w:r>
+          </w:p>
+        </w:tc>
+        <w:tc>
+          <w:tcPr>
+            <w:tcW w:w="6048" w:type="dxa"/>
+          </w:tcPr>
+          <w:p>
+            <w:r>
+              <w:t>Esta palavra descreve uma pessoa ou pessoas a quem Deus ou outra pessoa ama.</w:t>
+            </w:r>
+          </w:p>
+          <w:p/>
+          <w:p>
+            <w:r>
               <w:lastRenderedPageBreak/>
-              <w:t>amado</w:t>
-            </w:r>
-          </w:p>
-          <w:p>
-            <w:r>
-              <w:t>G27</w:t>
-            </w:r>
-          </w:p>
-        </w:tc>
-        <w:tc>
-          <w:tcPr>
-            <w:tcW w:w="6048" w:type="dxa"/>
-          </w:tcPr>
-          <w:p>
-            <w:r>
-              <w:t>Esta palavra descreve uma pessoa ou pessoas a quem Deus ou outra pessoa ama.</w:t>
-            </w:r>
-          </w:p>
-          <w:p/>
-          <w:p>
-            <w:r>
               <w:t>(*) = Cada versículo deve ter a mesma tradução desta palavra.</w:t>
             </w:r>
           </w:p>
@@ -1260,6 +1260,7 @@
           </w:tcPr>
           <w:p>
             <w:r>
+              <w:lastRenderedPageBreak/>
               <w:t>Mateus 3:17</w:t>
             </w:r>
           </w:p>
@@ -1280,6 +1281,7 @@
           </w:p>
           <w:p>
             <w:r>
+              <w:lastRenderedPageBreak/>
               <w:t>Romanos 1:7</w:t>
             </w:r>
           </w:p>
@@ -1369,6 +1371,7 @@
                 <w:b/>
                 <w:bCs/>
               </w:rPr>
+              <w:lastRenderedPageBreak/>
               <w:t>s</w:t>
             </w:r>
             <w:r>
@@ -1563,7 +1566,6 @@
           </w:p>
           <w:p>
             <w:r>
-              <w:lastRenderedPageBreak/>
               <w:t>João 10:36</w:t>
             </w:r>
           </w:p>
@@ -2226,22 +2228,22 @@
           </w:p>
           <w:p>
             <w:r>
+              <w:t>Atos 2:31</w:t>
+            </w:r>
+          </w:p>
+          <w:p>
+            <w:r>
+              <w:t>Romanos 3:24</w:t>
+            </w:r>
+          </w:p>
+          <w:p>
+            <w:r>
+              <w:t>Romanos 5:6</w:t>
+            </w:r>
+          </w:p>
+          <w:p>
+            <w:r>
               <w:lastRenderedPageBreak/>
-              <w:t>Atos 2:31</w:t>
-            </w:r>
-          </w:p>
-          <w:p>
-            <w:r>
-              <w:t>Romanos 3:24</w:t>
-            </w:r>
-          </w:p>
-          <w:p>
-            <w:r>
-              <w:t>Romanos 5:6</w:t>
-            </w:r>
-          </w:p>
-          <w:p>
-            <w:r>
               <w:t>Romanos 5:</w:t>
             </w:r>
             <w:r>
@@ -2522,13 +2524,7 @@
               <w:rPr>
                 <w:lang w:val="pt-BR"/>
               </w:rPr>
-              <w:t>Filemo</w:t>
-            </w:r>
-            <w:r>
-              <w:rPr>
-                <w:lang w:val="pt-BR"/>
-              </w:rPr>
-              <w:t>n</w:t>
+              <w:t>Filemom</w:t>
             </w:r>
             <w:r>
               <w:rPr>
@@ -2566,83 +2562,83 @@
                 <w:b/>
                 <w:bCs/>
               </w:rPr>
+              <w:t>compaixão</w:t>
+            </w:r>
+          </w:p>
+          <w:p>
+            <w:r>
+              <w:t>G4697, G3627</w:t>
+            </w:r>
+          </w:p>
+        </w:tc>
+        <w:tc>
+          <w:tcPr>
+            <w:tcW w:w="6048" w:type="dxa"/>
+          </w:tcPr>
+          <w:p>
+            <w:r>
+              <w:t>Esta palavra significa ter pena de alguém ou ter misericórdia de alguém.</w:t>
+            </w:r>
+          </w:p>
+        </w:tc>
+        <w:tc>
+          <w:tcPr>
+            <w:tcW w:w="5323" w:type="dxa"/>
+          </w:tcPr>
+          <w:p>
+            <w:pPr>
+              <w:pStyle w:val="Compact"/>
+            </w:pPr>
+            <w:r>
+              <w:t>Mateus 9:36</w:t>
+            </w:r>
+          </w:p>
+          <w:p>
+            <w:pPr>
+              <w:pStyle w:val="Compact"/>
+            </w:pPr>
+            <w:r>
+              <w:t>Mateus 14:14</w:t>
+            </w:r>
+          </w:p>
+          <w:p>
+            <w:pPr>
+              <w:pStyle w:val="Compact"/>
+            </w:pPr>
+            <w:r>
+              <w:t>Mateus 15:32</w:t>
+            </w:r>
+          </w:p>
+          <w:p>
+            <w:pPr>
+              <w:pStyle w:val="Compact"/>
+            </w:pPr>
+            <w:r>
+              <w:t>Mateus 18:27</w:t>
+            </w:r>
+          </w:p>
+          <w:p>
+            <w:pPr>
+              <w:pStyle w:val="Compact"/>
+            </w:pPr>
+            <w:r>
+              <w:t>Mateus 20:34</w:t>
+            </w:r>
+          </w:p>
+          <w:p>
+            <w:pPr>
+              <w:pStyle w:val="Compact"/>
+            </w:pPr>
+            <w:r>
+              <w:t>Marcos 1:41</w:t>
+            </w:r>
+          </w:p>
+          <w:p>
+            <w:pPr>
+              <w:pStyle w:val="Compact"/>
+            </w:pPr>
+            <w:r>
               <w:lastRenderedPageBreak/>
-              <w:t>compaixão</w:t>
-            </w:r>
-          </w:p>
-          <w:p>
-            <w:r>
-              <w:t>G4697, G3627</w:t>
-            </w:r>
-          </w:p>
-        </w:tc>
-        <w:tc>
-          <w:tcPr>
-            <w:tcW w:w="6048" w:type="dxa"/>
-          </w:tcPr>
-          <w:p>
-            <w:r>
-              <w:t>Esta palavra significa ter pena de alguém ou ter misericórdia de alguém.</w:t>
-            </w:r>
-          </w:p>
-        </w:tc>
-        <w:tc>
-          <w:tcPr>
-            <w:tcW w:w="5323" w:type="dxa"/>
-          </w:tcPr>
-          <w:p>
-            <w:pPr>
-              <w:pStyle w:val="Compact"/>
-            </w:pPr>
-            <w:r>
-              <w:t>Mateus 9:36</w:t>
-            </w:r>
-          </w:p>
-          <w:p>
-            <w:pPr>
-              <w:pStyle w:val="Compact"/>
-            </w:pPr>
-            <w:r>
-              <w:t>Mateus 14:14</w:t>
-            </w:r>
-          </w:p>
-          <w:p>
-            <w:pPr>
-              <w:pStyle w:val="Compact"/>
-            </w:pPr>
-            <w:r>
-              <w:t>Mateus 15:32</w:t>
-            </w:r>
-          </w:p>
-          <w:p>
-            <w:pPr>
-              <w:pStyle w:val="Compact"/>
-            </w:pPr>
-            <w:r>
-              <w:t>Mateus 18:27</w:t>
-            </w:r>
-          </w:p>
-          <w:p>
-            <w:pPr>
-              <w:pStyle w:val="Compact"/>
-            </w:pPr>
-            <w:r>
-              <w:t>Mateus 20:34</w:t>
-            </w:r>
-          </w:p>
-          <w:p>
-            <w:pPr>
-              <w:pStyle w:val="Compact"/>
-            </w:pPr>
-            <w:r>
-              <w:t>Marcos 1:41</w:t>
-            </w:r>
-          </w:p>
-          <w:p>
-            <w:pPr>
-              <w:pStyle w:val="Compact"/>
-            </w:pPr>
-            <w:r>
               <w:t>Marcos 6:34</w:t>
             </w:r>
           </w:p>
@@ -2718,6 +2714,7 @@
                 <w:bCs/>
                 <w:lang w:val="pt-BR"/>
               </w:rPr>
+              <w:lastRenderedPageBreak/>
               <w:t>c</w:t>
             </w:r>
             <w:r>
@@ -2960,7 +2957,6 @@
               </w:numPr>
             </w:pPr>
             <w:r>
-              <w:lastRenderedPageBreak/>
               <w:t>Para elogiar alguém ou reconhecer que alguém merece ser homenageado.</w:t>
             </w:r>
           </w:p>
@@ -2990,79 +2986,78 @@
           </w:tcPr>
           <w:p>
             <w:r>
+              <w:t>Mateus 3:6</w:t>
+            </w:r>
+          </w:p>
+          <w:p>
+            <w:r>
+              <w:t>Marcos 1:5</w:t>
+            </w:r>
+          </w:p>
+          <w:p>
+            <w:r>
+              <w:t>Lucas 12:8</w:t>
+            </w:r>
+          </w:p>
+          <w:p>
+            <w:r>
+              <w:t xml:space="preserve">João 1:20 </w:t>
+            </w:r>
+          </w:p>
+          <w:p>
+            <w:r>
+              <w:t>Atos 19:18</w:t>
+            </w:r>
+          </w:p>
+          <w:p>
+            <w:r>
+              <w:t>Romanos 10:9</w:t>
+            </w:r>
+          </w:p>
+          <w:p>
+            <w:r>
+              <w:t>Romanos 10:</w:t>
+            </w:r>
+            <w:r>
+              <w:t>10</w:t>
+            </w:r>
+          </w:p>
+          <w:p>
+            <w:r>
+              <w:t>Romanos 14:11</w:t>
+            </w:r>
+          </w:p>
+          <w:p>
+            <w:r>
+              <w:t>Filipenses 2:11</w:t>
+            </w:r>
+          </w:p>
+          <w:p>
+            <w:r>
+              <w:t>1 Timóteo 6:12</w:t>
+            </w:r>
+            <w:r>
+              <w:t xml:space="preserve"> (*)</w:t>
+            </w:r>
+          </w:p>
+          <w:p>
+            <w:r>
+              <w:t>1 Timóteo 6:13 (*)</w:t>
+            </w:r>
+          </w:p>
+          <w:p>
+            <w:r>
+              <w:t>Hebreus 4:14</w:t>
+            </w:r>
+          </w:p>
+          <w:p>
+            <w:r>
+              <w:t>Tiago 5:16</w:t>
+            </w:r>
+          </w:p>
+          <w:p>
+            <w:r>
               <w:lastRenderedPageBreak/>
-              <w:t>Mateus 3:6</w:t>
-            </w:r>
-          </w:p>
-          <w:p>
-            <w:r>
-              <w:t>Marcos 1:5</w:t>
-            </w:r>
-          </w:p>
-          <w:p>
-            <w:r>
-              <w:t>Lucas 12:8</w:t>
-            </w:r>
-          </w:p>
-          <w:p>
-            <w:r>
-              <w:t xml:space="preserve">João 1:20 </w:t>
-            </w:r>
-          </w:p>
-          <w:p>
-            <w:r>
-              <w:t>Atos 19:18</w:t>
-            </w:r>
-          </w:p>
-          <w:p>
-            <w:r>
-              <w:lastRenderedPageBreak/>
-              <w:t>Romanos 10:9</w:t>
-            </w:r>
-          </w:p>
-          <w:p>
-            <w:r>
-              <w:t>Romanos 10:</w:t>
-            </w:r>
-            <w:r>
-              <w:t>10</w:t>
-            </w:r>
-          </w:p>
-          <w:p>
-            <w:r>
-              <w:t>Romanos 14:11</w:t>
-            </w:r>
-          </w:p>
-          <w:p>
-            <w:r>
-              <w:t>Filipenses 2:11</w:t>
-            </w:r>
-          </w:p>
-          <w:p>
-            <w:r>
-              <w:t>1 Timóteo 6:12</w:t>
-            </w:r>
-            <w:r>
-              <w:t xml:space="preserve"> (*)</w:t>
-            </w:r>
-          </w:p>
-          <w:p>
-            <w:r>
-              <w:t>1 Timóteo 6:13 (*)</w:t>
-            </w:r>
-          </w:p>
-          <w:p>
-            <w:r>
-              <w:t>Hebreus 4:14</w:t>
-            </w:r>
-          </w:p>
-          <w:p>
-            <w:r>
-              <w:t>Tiago 5:16</w:t>
-            </w:r>
-          </w:p>
-          <w:p>
-            <w:r>
               <w:t>1 João 1:9</w:t>
             </w:r>
           </w:p>
@@ -3393,7 +3388,6 @@
           </w:p>
           <w:p>
             <w:r>
-              <w:lastRenderedPageBreak/>
               <w:t>Atos 2:36</w:t>
             </w:r>
           </w:p>
@@ -3758,7 +3752,6 @@
               </w:rPr>
             </w:pPr>
             <w:r>
-              <w:lastRenderedPageBreak/>
               <w:t>(**) = Esta palavra deve ser traduzida da mesma maneira em todos esses versículos.</w:t>
             </w:r>
           </w:p>
@@ -3792,7 +3785,6 @@
                 <w:rFonts w:asciiTheme="minorHAnsi" w:hAnsiTheme="minorHAnsi" w:cs="Noto Sans"/>
                 <w:color w:val="000000"/>
               </w:rPr>
-              <w:lastRenderedPageBreak/>
               <w:t>Mateus 8:28</w:t>
             </w:r>
           </w:p>
@@ -4015,7 +4007,6 @@
                 <w:rFonts w:asciiTheme="minorHAnsi" w:hAnsiTheme="minorHAnsi" w:cs="Noto Sans"/>
                 <w:color w:val="000000"/>
               </w:rPr>
-              <w:lastRenderedPageBreak/>
               <w:t>1 Timóteo 4:1</w:t>
             </w:r>
           </w:p>
@@ -4092,7 +4083,6 @@
                 <w:b/>
                 <w:bCs/>
               </w:rPr>
-              <w:lastRenderedPageBreak/>
               <w:t>disciplina</w:t>
             </w:r>
           </w:p>
@@ -4190,6 +4180,7 @@
               <w:rPr>
                 <w:rFonts w:asciiTheme="minorHAnsi" w:hAnsiTheme="minorHAnsi"/>
               </w:rPr>
+              <w:lastRenderedPageBreak/>
               <w:t xml:space="preserve">(*) = </w:t>
             </w:r>
             <w:r>
@@ -4209,6 +4200,7 @@
               <w:pStyle w:val="Compact"/>
             </w:pPr>
             <w:r>
+              <w:lastRenderedPageBreak/>
               <w:t>1 Coríntios 11:32</w:t>
             </w:r>
           </w:p>
@@ -4249,6 +4241,7 @@
               <w:pStyle w:val="Compact"/>
             </w:pPr>
             <w:r>
+              <w:lastRenderedPageBreak/>
               <w:t>Hebreus 12:5</w:t>
             </w:r>
             <w:r>
@@ -4331,6 +4324,7 @@
                 <w:b/>
                 <w:bCs/>
               </w:rPr>
+              <w:lastRenderedPageBreak/>
               <w:t>desonra</w:t>
             </w:r>
             <w:r>
@@ -4494,27 +4488,12 @@
               <w:rPr>
                 <w:lang w:val="pt-BR"/>
               </w:rPr>
-              <w:t xml:space="preserve">A natureza ou qualidades que Deus tem </w:t>
-            </w:r>
-            <w:proofErr w:type="gramStart"/>
-            <w:r>
-              <w:rPr>
-                <w:lang w:val="pt-BR"/>
-              </w:rPr>
-              <w:t>porque</w:t>
-            </w:r>
-            <w:proofErr w:type="gramEnd"/>
-            <w:r>
-              <w:rPr>
-                <w:lang w:val="pt-BR"/>
-              </w:rPr>
-              <w:t xml:space="preserve"> ele é Deus.</w:t>
+              <w:t>A natureza ou qualidades que Deus tem porque ele é Deus.</w:t>
             </w:r>
           </w:p>
           <w:p/>
           <w:p>
             <w:r>
-              <w:lastRenderedPageBreak/>
               <w:t xml:space="preserve">(*) = </w:t>
             </w:r>
             <w:r>
@@ -4531,7 +4510,6 @@
               <w:pStyle w:val="Compact"/>
             </w:pPr>
             <w:r>
-              <w:lastRenderedPageBreak/>
               <w:t>Romanos 1:20</w:t>
             </w:r>
           </w:p>
@@ -4684,6 +4662,7 @@
               <w:pStyle w:val="Compact"/>
             </w:pPr>
             <w:r>
+              <w:lastRenderedPageBreak/>
               <w:t>2 Timóteo 2:10</w:t>
             </w:r>
           </w:p>
@@ -4749,6 +4728,7 @@
                 <w:b/>
                 <w:bCs/>
               </w:rPr>
+              <w:lastRenderedPageBreak/>
               <w:t>aguentar</w:t>
             </w:r>
             <w:r>
@@ -4946,7 +4926,6 @@
                 <w:b/>
                 <w:bCs/>
               </w:rPr>
-              <w:lastRenderedPageBreak/>
               <w:t>eterno</w:t>
             </w:r>
           </w:p>
@@ -5113,6 +5092,7 @@
           </w:p>
           <w:p>
             <w:r>
+              <w:lastRenderedPageBreak/>
               <w:t>Apocalipse 14:6</w:t>
             </w:r>
           </w:p>
@@ -5138,6 +5118,7 @@
                 <w:b/>
                 <w:bCs/>
               </w:rPr>
+              <w:lastRenderedPageBreak/>
               <w:t>mal</w:t>
             </w:r>
             <w:r>
@@ -5364,7 +5345,6 @@
           <w:p/>
           <w:p>
             <w:r>
-              <w:lastRenderedPageBreak/>
               <w:t xml:space="preserve">(*) = </w:t>
             </w:r>
             <w:r>
@@ -5378,7 +5358,6 @@
           </w:tcPr>
           <w:p>
             <w:r>
-              <w:lastRenderedPageBreak/>
               <w:t>Mateus 9:2</w:t>
             </w:r>
           </w:p>
@@ -5413,7 +5392,6 @@
           </w:p>
           <w:p>
             <w:r>
-              <w:lastRenderedPageBreak/>
               <w:t>Romanos 3:22</w:t>
             </w:r>
           </w:p>
@@ -5725,7 +5703,7 @@
               </w:numPr>
             </w:pPr>
             <w:r>
-              <w:t>Pais.</w:t>
+              <w:t>Um ancestral.</w:t>
             </w:r>
           </w:p>
           <w:p>
@@ -5737,7 +5715,7 @@
               </w:numPr>
             </w:pPr>
             <w:r>
-              <w:t>Um ancestral.</w:t>
+              <w:t>Alguém que é como um pai de alguma forma.</w:t>
             </w:r>
           </w:p>
           <w:p>
@@ -5749,18 +5727,6 @@
               </w:numPr>
             </w:pPr>
             <w:r>
-              <w:t>Alguém que é como um pai de alguma forma.</w:t>
-            </w:r>
-          </w:p>
-          <w:p>
-            <w:pPr>
-              <w:pStyle w:val="ListParagraph"/>
-              <w:numPr>
-                <w:ilvl w:val="0"/>
-                <w:numId w:val="24"/>
-              </w:numPr>
-            </w:pPr>
-            <w:r>
               <w:t>Vários ancestrais, se for plural.</w:t>
             </w:r>
           </w:p>
@@ -5817,7 +5783,6 @@
           </w:p>
           <w:p>
             <w:r>
-              <w:lastRenderedPageBreak/>
               <w:t>Romanos 15:6</w:t>
             </w:r>
           </w:p>
@@ -5886,7 +5851,6 @@
                 <w:b/>
                 <w:bCs/>
               </w:rPr>
-              <w:lastRenderedPageBreak/>
               <w:t>carne</w:t>
             </w:r>
           </w:p>
@@ -5938,6 +5902,7 @@
               </w:numPr>
             </w:pPr>
             <w:r>
+              <w:lastRenderedPageBreak/>
               <w:t>Uma pessoa ou todas as pessoas.</w:t>
             </w:r>
           </w:p>
@@ -5990,6 +5955,7 @@
           </w:tcPr>
           <w:p>
             <w:r>
+              <w:lastRenderedPageBreak/>
               <w:t>Mateus 16:17</w:t>
             </w:r>
           </w:p>
@@ -6021,6 +5987,7 @@
           </w:p>
           <w:p>
             <w:r>
+              <w:lastRenderedPageBreak/>
               <w:t>Atos 2:17</w:t>
             </w:r>
           </w:p>
@@ -6127,6 +6094,7 @@
                 <w:b/>
                 <w:bCs/>
               </w:rPr>
+              <w:lastRenderedPageBreak/>
               <w:t xml:space="preserve">antes </w:t>
             </w:r>
             <w:r>
@@ -6219,7 +6187,6 @@
                 <w:b/>
                 <w:bCs/>
               </w:rPr>
-              <w:lastRenderedPageBreak/>
               <w:t>perdoar</w:t>
             </w:r>
           </w:p>
@@ -6515,6 +6482,7 @@
               </w:numPr>
             </w:pPr>
             <w:r>
+              <w:lastRenderedPageBreak/>
               <w:t>Uma ocorrência de um evento previamente profetizado.</w:t>
             </w:r>
           </w:p>
@@ -6537,6 +6505,7 @@
           </w:tcPr>
           <w:p>
             <w:r>
+              <w:lastRenderedPageBreak/>
               <w:t>Mateus 4:14</w:t>
             </w:r>
           </w:p>
@@ -6562,6 +6531,7 @@
           </w:p>
           <w:p>
             <w:r>
+              <w:lastRenderedPageBreak/>
               <w:t>Atos 1:16</w:t>
             </w:r>
           </w:p>
@@ -6634,6 +6604,7 @@
                 <w:bCs/>
                 <w:lang w:val="pt-BR"/>
               </w:rPr>
+              <w:lastRenderedPageBreak/>
               <w:t>g</w:t>
             </w:r>
             <w:r>
@@ -6724,7 +6695,6 @@
           </w:p>
           <w:p>
             <w:r>
-              <w:lastRenderedPageBreak/>
               <w:t>Atos 4:21</w:t>
             </w:r>
           </w:p>
@@ -6795,7 +6765,6 @@
                 <w:b/>
                 <w:bCs/>
               </w:rPr>
-              <w:lastRenderedPageBreak/>
               <w:t>piedoso, piedade</w:t>
             </w:r>
           </w:p>
@@ -6958,6 +6927,7 @@
               <w:pStyle w:val="Compact"/>
             </w:pPr>
             <w:r>
+              <w:lastRenderedPageBreak/>
               <w:t>2 Pedro 1:6 (***)</w:t>
             </w:r>
           </w:p>
@@ -7007,6 +6977,7 @@
                 <w:b/>
                 <w:bCs/>
               </w:rPr>
+              <w:lastRenderedPageBreak/>
               <w:t>bom</w:t>
             </w:r>
             <w:r>
@@ -7120,7 +7091,6 @@
           </w:tcPr>
           <w:p>
             <w:r>
-              <w:lastRenderedPageBreak/>
               <w:t>Mateus 5:45</w:t>
             </w:r>
           </w:p>
@@ -7173,7 +7143,6 @@
           </w:p>
           <w:p>
             <w:r>
-              <w:lastRenderedPageBreak/>
               <w:t>Gálatas 6:10</w:t>
             </w:r>
           </w:p>
@@ -7234,7 +7203,6 @@
                 <w:b/>
                 <w:bCs/>
               </w:rPr>
-              <w:lastRenderedPageBreak/>
               <w:t>Boas notícias</w:t>
             </w:r>
           </w:p>
@@ -7383,6 +7351,7 @@
               </w:numPr>
             </w:pPr>
             <w:r>
+              <w:lastRenderedPageBreak/>
               <w:t>Favor. Se as pessoas gostam de alguém, essa pessoa pensa bem delas e fica satisfeita com elas.</w:t>
             </w:r>
           </w:p>
@@ -7441,6 +7410,7 @@
           </w:tcPr>
           <w:p>
             <w:r>
+              <w:lastRenderedPageBreak/>
               <w:t xml:space="preserve">Lucas </w:t>
             </w:r>
             <w:r>
@@ -7459,6 +7429,7 @@
           </w:p>
           <w:p>
             <w:r>
+              <w:lastRenderedPageBreak/>
               <w:t>Romanos 3:24</w:t>
             </w:r>
           </w:p>
@@ -7509,7 +7480,6 @@
           </w:p>
           <w:p>
             <w:r>
-              <w:lastRenderedPageBreak/>
               <w:t>Tito 3:7</w:t>
             </w:r>
           </w:p>
@@ -7847,6 +7817,7 @@
           </w:p>
           <w:p>
             <w:r>
+              <w:lastRenderedPageBreak/>
               <w:t>Hebreus 7:26</w:t>
             </w:r>
           </w:p>
@@ -7937,37 +7908,7 @@
               <w:rPr>
                 <w:lang w:val="pt-BR"/>
               </w:rPr>
-              <w:t xml:space="preserve">Às vezes, o Novo Testamento menciona </w:t>
-            </w:r>
-            <w:proofErr w:type="spellStart"/>
-            <w:proofErr w:type="gramStart"/>
-            <w:r>
-              <w:rPr>
-                <w:lang w:val="pt-BR"/>
-              </w:rPr>
-              <w:t>co-herdeiros</w:t>
-            </w:r>
-            <w:proofErr w:type="spellEnd"/>
-            <w:proofErr w:type="gramEnd"/>
-            <w:r>
-              <w:rPr>
-                <w:lang w:val="pt-BR"/>
-              </w:rPr>
-              <w:t xml:space="preserve"> ou </w:t>
-            </w:r>
-            <w:proofErr w:type="spellStart"/>
-            <w:r>
-              <w:rPr>
-                <w:lang w:val="pt-BR"/>
-              </w:rPr>
-              <w:t>co-herdeiros</w:t>
-            </w:r>
-            <w:proofErr w:type="spellEnd"/>
-            <w:r>
-              <w:rPr>
-                <w:lang w:val="pt-BR"/>
-              </w:rPr>
-              <w:t>. Estas palavras são usadas quando se fala sobre o que duas ou mais pessoas receberão de Deus.</w:t>
+              <w:t>Às vezes, o Novo Testamento menciona co-herdeiros ou co-herdeiros. Estas palavras são usadas quando se fala sobre o que duas ou mais pessoas receberão de Deus.</w:t>
             </w:r>
           </w:p>
           <w:p>
@@ -8301,6 +8242,7 @@
           <w:p/>
           <w:p>
             <w:r>
+              <w:lastRenderedPageBreak/>
               <w:t xml:space="preserve">Quando esta </w:t>
             </w:r>
             <w:r>
@@ -8328,7 +8270,6 @@
               </w:numPr>
             </w:pPr>
             <w:r>
-              <w:lastRenderedPageBreak/>
               <w:t>Alguém ou algo separado e dedicado para servir a Deus.</w:t>
             </w:r>
           </w:p>
@@ -8378,6 +8319,7 @@
               <w:pStyle w:val="Compact"/>
             </w:pPr>
             <w:r>
+              <w:lastRenderedPageBreak/>
               <w:t>Romanos 12:1</w:t>
             </w:r>
             <w:r>
@@ -8397,7 +8339,6 @@
               <w:pStyle w:val="Compact"/>
             </w:pPr>
             <w:r>
-              <w:lastRenderedPageBreak/>
               <w:t>Efésios 1:4</w:t>
             </w:r>
           </w:p>
@@ -8433,13 +8374,7 @@
               <w:rPr>
                 <w:lang w:val="pt-BR"/>
               </w:rPr>
-              <w:t>Filemo</w:t>
-            </w:r>
-            <w:r>
-              <w:rPr>
-                <w:lang w:val="pt-BR"/>
-              </w:rPr>
-              <w:t>n</w:t>
+              <w:t>Filemom</w:t>
             </w:r>
             <w:r>
               <w:rPr>
@@ -9428,13 +9363,7 @@
               <w:rPr>
                 <w:lang w:val="pt-BR"/>
               </w:rPr>
-              <w:t>Filemo</w:t>
-            </w:r>
-            <w:r>
-              <w:rPr>
-                <w:lang w:val="pt-BR"/>
-              </w:rPr>
-              <w:t>n</w:t>
+              <w:t>Filemom</w:t>
             </w:r>
             <w:r>
               <w:rPr>
@@ -9615,15 +9544,15 @@
               <w:pStyle w:val="Compact"/>
             </w:pPr>
             <w:r>
+              <w:t>Atos 17:31</w:t>
+            </w:r>
+          </w:p>
+          <w:p>
+            <w:pPr>
+              <w:pStyle w:val="Compact"/>
+            </w:pPr>
+            <w:r>
               <w:lastRenderedPageBreak/>
-              <w:t>Atos 17:31</w:t>
-            </w:r>
-          </w:p>
-          <w:p>
-            <w:pPr>
-              <w:pStyle w:val="Compact"/>
-            </w:pPr>
-            <w:r>
               <w:t>Romanos 2:1</w:t>
             </w:r>
           </w:p>
@@ -9953,84 +9882,83 @@
           </w:tcPr>
           <w:p>
             <w:r>
+              <w:t>Mateus 4:</w:t>
+            </w:r>
+            <w:r>
+              <w:t>8</w:t>
+            </w:r>
+          </w:p>
+          <w:p>
+            <w:r>
+              <w:t>Marcos 10:14</w:t>
+            </w:r>
+          </w:p>
+          <w:p>
+            <w:r>
+              <w:t>Lucas 9:11</w:t>
+            </w:r>
+          </w:p>
+          <w:p>
+            <w:r>
+              <w:t>João 3:3</w:t>
+            </w:r>
+          </w:p>
+          <w:p>
+            <w:r>
+              <w:t>Atos 8:12</w:t>
+            </w:r>
+          </w:p>
+          <w:p>
+            <w:r>
+              <w:t>Romanos 14:17</w:t>
+            </w:r>
+          </w:p>
+          <w:p>
+            <w:r>
+              <w:t>1 Coríntios 15:50</w:t>
+            </w:r>
+          </w:p>
+          <w:p>
+            <w:r>
+              <w:t>Efésios 5:5</w:t>
+            </w:r>
+          </w:p>
+          <w:p>
+            <w:r>
+              <w:t>Colossenses 1:13</w:t>
+            </w:r>
+          </w:p>
+          <w:p>
+            <w:r>
+              <w:t>2 Tessalonicenses 1:5</w:t>
+            </w:r>
+          </w:p>
+          <w:p>
+            <w:r>
+              <w:t>2 Timóteo 4:18</w:t>
+            </w:r>
+          </w:p>
+          <w:p>
+            <w:r>
+              <w:t>Hebreus 12:28</w:t>
+            </w:r>
+          </w:p>
+          <w:p>
+            <w:r>
+              <w:t>Tiago 2:5</w:t>
+            </w:r>
+          </w:p>
+          <w:p>
+            <w:r>
+              <w:t>2 Pedro 1:11</w:t>
+            </w:r>
+          </w:p>
+          <w:p>
+            <w:pPr>
+              <w:pStyle w:val="Compact"/>
+            </w:pPr>
+            <w:r>
               <w:lastRenderedPageBreak/>
-              <w:t>Mateus 4:</w:t>
-            </w:r>
-            <w:r>
-              <w:t>8</w:t>
-            </w:r>
-          </w:p>
-          <w:p>
-            <w:r>
-              <w:t>Marcos 10:14</w:t>
-            </w:r>
-          </w:p>
-          <w:p>
-            <w:r>
-              <w:t>Lucas 9:11</w:t>
-            </w:r>
-          </w:p>
-          <w:p>
-            <w:r>
-              <w:t>João 3:3</w:t>
-            </w:r>
-          </w:p>
-          <w:p>
-            <w:r>
-              <w:t>Atos 8:12</w:t>
-            </w:r>
-          </w:p>
-          <w:p>
-            <w:r>
-              <w:t>Romanos 14:17</w:t>
-            </w:r>
-          </w:p>
-          <w:p>
-            <w:r>
-              <w:t>1 Coríntios 15:50</w:t>
-            </w:r>
-          </w:p>
-          <w:p>
-            <w:r>
-              <w:t>Efésios 5:5</w:t>
-            </w:r>
-          </w:p>
-          <w:p>
-            <w:r>
-              <w:t>Colossenses 1:13</w:t>
-            </w:r>
-          </w:p>
-          <w:p>
-            <w:r>
-              <w:t>2 Tessalonicenses 1:5</w:t>
-            </w:r>
-          </w:p>
-          <w:p>
-            <w:r>
-              <w:t>2 Timóteo 4:18</w:t>
-            </w:r>
-          </w:p>
-          <w:p>
-            <w:r>
-              <w:lastRenderedPageBreak/>
-              <w:t>Hebreus 12:28</w:t>
-            </w:r>
-          </w:p>
-          <w:p>
-            <w:r>
-              <w:t>Tiago 2:5</w:t>
-            </w:r>
-          </w:p>
-          <w:p>
-            <w:r>
-              <w:t>2 Pedro 1:11</w:t>
-            </w:r>
-          </w:p>
-          <w:p>
-            <w:pPr>
-              <w:pStyle w:val="Compact"/>
-            </w:pPr>
-            <w:r>
               <w:t xml:space="preserve">Apocalipse 11:15 </w:t>
             </w:r>
           </w:p>
@@ -10464,17 +10392,17 @@
           </w:p>
           <w:p>
             <w:r>
+              <w:t>Efésios 4:18</w:t>
+            </w:r>
+          </w:p>
+          <w:p>
+            <w:r>
+              <w:t>Colossenses 3:4</w:t>
+            </w:r>
+          </w:p>
+          <w:p>
+            <w:r>
               <w:lastRenderedPageBreak/>
-              <w:t>Efésios 4:18</w:t>
-            </w:r>
-          </w:p>
-          <w:p>
-            <w:r>
-              <w:t>Colossenses 3:4</w:t>
-            </w:r>
-          </w:p>
-          <w:p>
-            <w:r>
               <w:t>1 Timóteo 4:8</w:t>
             </w:r>
           </w:p>
@@ -10718,7 +10646,7 @@
               <w:rPr>
                 <w:lang w:val="pt-BR"/>
               </w:rPr>
-              <w:t>Filemon</w:t>
+              <w:t>Filemom</w:t>
             </w:r>
             <w:r>
               <w:rPr>
@@ -10806,60 +10734,58 @@
               </w:numPr>
             </w:pPr>
             <w:r>
+              <w:t>Amar como Deus ama, cuidando das pessoas independente do que elas façam. Isto inclui perdoá-los e sacrificar-se por eles.</w:t>
+            </w:r>
+          </w:p>
+          <w:p/>
+        </w:tc>
+        <w:tc>
+          <w:tcPr>
+            <w:tcW w:w="5323" w:type="dxa"/>
+          </w:tcPr>
+          <w:p>
+            <w:r>
+              <w:t xml:space="preserve">Mateus 5:46 </w:t>
+            </w:r>
+          </w:p>
+          <w:p>
+            <w:r>
+              <w:t>Marcos 10:21</w:t>
+            </w:r>
+          </w:p>
+          <w:p>
+            <w:r>
+              <w:t>Lucas 10:27</w:t>
+            </w:r>
+          </w:p>
+          <w:p>
+            <w:r>
+              <w:t xml:space="preserve">João 14:21 </w:t>
+            </w:r>
+          </w:p>
+          <w:p>
+            <w:r>
+              <w:t>Romanos 8:28</w:t>
+            </w:r>
+          </w:p>
+          <w:p>
+            <w:r>
+              <w:t xml:space="preserve">1 Coríntios 13:4 </w:t>
+            </w:r>
+          </w:p>
+          <w:p>
+            <w:r>
+              <w:t>Gálatas 2:20</w:t>
+            </w:r>
+          </w:p>
+          <w:p>
+            <w:r>
+              <w:t xml:space="preserve">Efésios 5:25 </w:t>
+            </w:r>
+          </w:p>
+          <w:p>
+            <w:r>
               <w:lastRenderedPageBreak/>
-              <w:t>Amar como Deus ama, cuidando das pessoas independente do que elas façam. Isto inclui perdoá-los e sacrificar-se por eles.</w:t>
-            </w:r>
-          </w:p>
-          <w:p/>
-        </w:tc>
-        <w:tc>
-          <w:tcPr>
-            <w:tcW w:w="5323" w:type="dxa"/>
-          </w:tcPr>
-          <w:p>
-            <w:r>
-              <w:lastRenderedPageBreak/>
-              <w:t xml:space="preserve">Mateus 5:46 </w:t>
-            </w:r>
-          </w:p>
-          <w:p>
-            <w:r>
-              <w:t>Marcos 10:21</w:t>
-            </w:r>
-          </w:p>
-          <w:p>
-            <w:r>
-              <w:t>Lucas 10:27</w:t>
-            </w:r>
-          </w:p>
-          <w:p>
-            <w:r>
-              <w:t xml:space="preserve">João 14:21 </w:t>
-            </w:r>
-          </w:p>
-          <w:p>
-            <w:r>
-              <w:lastRenderedPageBreak/>
-              <w:t>Romanos 8:28</w:t>
-            </w:r>
-          </w:p>
-          <w:p>
-            <w:r>
-              <w:t xml:space="preserve">1 Coríntios 13:4 </w:t>
-            </w:r>
-          </w:p>
-          <w:p>
-            <w:r>
-              <w:t>Gálatas 2:20</w:t>
-            </w:r>
-          </w:p>
-          <w:p>
-            <w:r>
-              <w:t xml:space="preserve">Efésios 5:25 </w:t>
-            </w:r>
-          </w:p>
-          <w:p>
-            <w:r>
               <w:t>Filipenses 1:9</w:t>
             </w:r>
           </w:p>
@@ -11176,7 +11102,6 @@
                 <w:b/>
                 <w:bCs/>
               </w:rPr>
-              <w:lastRenderedPageBreak/>
               <w:t>milagre</w:t>
             </w:r>
           </w:p>
@@ -11286,6 +11211,7 @@
               <w:pStyle w:val="Compact"/>
             </w:pPr>
             <w:r>
+              <w:lastRenderedPageBreak/>
               <w:t>Atos 2:22</w:t>
             </w:r>
           </w:p>
@@ -11359,6 +11285,7 @@
                 <w:b/>
                 <w:bCs/>
               </w:rPr>
+              <w:lastRenderedPageBreak/>
               <w:t>nação</w:t>
             </w:r>
           </w:p>
@@ -11661,88 +11588,88 @@
               <w:pStyle w:val="Compact"/>
             </w:pPr>
             <w:r>
+              <w:t>Romanos 10:16</w:t>
+            </w:r>
+          </w:p>
+          <w:p>
+            <w:pPr>
+              <w:pStyle w:val="Compact"/>
+            </w:pPr>
+            <w:r>
+              <w:t>2 Coríntios 10:5</w:t>
+            </w:r>
+          </w:p>
+          <w:p>
+            <w:pPr>
+              <w:pStyle w:val="Compact"/>
+            </w:pPr>
+            <w:r>
+              <w:t>Efésios 6:1</w:t>
+            </w:r>
+          </w:p>
+          <w:p>
+            <w:pPr>
+              <w:pStyle w:val="Compact"/>
+            </w:pPr>
+            <w:r>
+              <w:t>Filipenses 2:12</w:t>
+            </w:r>
+          </w:p>
+          <w:p>
+            <w:pPr>
+              <w:pStyle w:val="Compact"/>
+            </w:pPr>
+            <w:r>
+              <w:t>Colossenses 3:20</w:t>
+            </w:r>
+          </w:p>
+          <w:p>
+            <w:pPr>
+              <w:pStyle w:val="Compact"/>
+            </w:pPr>
+            <w:r>
+              <w:t>2 Tessalonicenses 3:14</w:t>
+            </w:r>
+          </w:p>
+          <w:p>
+            <w:pPr>
+              <w:pStyle w:val="Compact"/>
+            </w:pPr>
+            <w:r>
+              <w:rPr>
+                <w:lang w:val="pt-BR"/>
+              </w:rPr>
+              <w:t>Filemom</w:t>
+            </w:r>
+            <w:r>
+              <w:rPr>
+                <w:lang w:val="pt-BR"/>
+              </w:rPr>
+              <w:t xml:space="preserve"> 1:21</w:t>
+            </w:r>
+          </w:p>
+          <w:p>
+            <w:pPr>
+              <w:pStyle w:val="Compact"/>
+            </w:pPr>
+            <w:r>
+              <w:t>Hebreus 5:9</w:t>
+            </w:r>
+          </w:p>
+          <w:p>
+            <w:pPr>
+              <w:pStyle w:val="Compact"/>
+            </w:pPr>
+            <w:r>
+              <w:t>Hebreus 11:8</w:t>
+            </w:r>
+          </w:p>
+          <w:p>
+            <w:pPr>
+              <w:pStyle w:val="Compact"/>
+            </w:pPr>
+            <w:r>
               <w:lastRenderedPageBreak/>
-              <w:t>Romanos 10:16</w:t>
-            </w:r>
-          </w:p>
-          <w:p>
-            <w:pPr>
-              <w:pStyle w:val="Compact"/>
-            </w:pPr>
-            <w:r>
-              <w:t>2 Coríntios 10:5</w:t>
-            </w:r>
-          </w:p>
-          <w:p>
-            <w:pPr>
-              <w:pStyle w:val="Compact"/>
-            </w:pPr>
-            <w:r>
-              <w:t>Efésios 6:1</w:t>
-            </w:r>
-          </w:p>
-          <w:p>
-            <w:pPr>
-              <w:pStyle w:val="Compact"/>
-            </w:pPr>
-            <w:r>
-              <w:t>Filipenses 2:12</w:t>
-            </w:r>
-          </w:p>
-          <w:p>
-            <w:pPr>
-              <w:pStyle w:val="Compact"/>
-            </w:pPr>
-            <w:r>
-              <w:t>Colossenses 3:20</w:t>
-            </w:r>
-          </w:p>
-          <w:p>
-            <w:pPr>
-              <w:pStyle w:val="Compact"/>
-            </w:pPr>
-            <w:r>
-              <w:t>2 Tessalonicenses 3:14</w:t>
-            </w:r>
-          </w:p>
-          <w:p>
-            <w:pPr>
-              <w:pStyle w:val="Compact"/>
-            </w:pPr>
-            <w:r>
-              <w:rPr>
-                <w:lang w:val="pt-BR"/>
-              </w:rPr>
-              <w:t>Filemon</w:t>
-            </w:r>
-            <w:r>
-              <w:rPr>
-                <w:lang w:val="pt-BR"/>
-              </w:rPr>
-              <w:t xml:space="preserve"> 1:21</w:t>
-            </w:r>
-          </w:p>
-          <w:p>
-            <w:pPr>
-              <w:pStyle w:val="Compact"/>
-            </w:pPr>
-            <w:r>
-              <w:t>Hebreus 5:9</w:t>
-            </w:r>
-          </w:p>
-          <w:p>
-            <w:pPr>
-              <w:pStyle w:val="Compact"/>
-            </w:pPr>
-            <w:r>
-              <w:t>Hebreus 11:8</w:t>
-            </w:r>
-          </w:p>
-          <w:p>
-            <w:pPr>
-              <w:pStyle w:val="Compact"/>
-            </w:pPr>
-            <w:r>
               <w:t>1 Pedro 3:6</w:t>
             </w:r>
           </w:p>
@@ -12082,7 +12009,6 @@
               <w:pStyle w:val="Compact"/>
             </w:pPr>
             <w:r>
-              <w:lastRenderedPageBreak/>
               <w:t>2 Coríntios 8:18</w:t>
             </w:r>
           </w:p>
@@ -12156,7 +12082,6 @@
                 <w:b/>
                 <w:bCs/>
               </w:rPr>
-              <w:lastRenderedPageBreak/>
               <w:t>orar</w:t>
             </w:r>
           </w:p>
@@ -12196,6 +12121,7 @@
               </w:numPr>
             </w:pPr>
             <w:r>
+              <w:lastRenderedPageBreak/>
               <w:t>Pedir a Deus para fazer algo.</w:t>
             </w:r>
           </w:p>
@@ -12221,6 +12147,7 @@
               <w:pStyle w:val="Compact"/>
             </w:pPr>
             <w:r>
+              <w:lastRenderedPageBreak/>
               <w:t xml:space="preserve">Mateus 6:6 </w:t>
             </w:r>
           </w:p>
@@ -12245,6 +12172,7 @@
               <w:pStyle w:val="Compact"/>
             </w:pPr>
             <w:r>
+              <w:lastRenderedPageBreak/>
               <w:t>Atos 16:25</w:t>
             </w:r>
           </w:p>
@@ -12358,6 +12286,7 @@
                 <w:b/>
                 <w:bCs/>
               </w:rPr>
+              <w:lastRenderedPageBreak/>
               <w:t>promessa</w:t>
             </w:r>
           </w:p>
@@ -12508,7 +12437,6 @@
               <w:pStyle w:val="Compact"/>
             </w:pPr>
             <w:r>
-              <w:lastRenderedPageBreak/>
               <w:t>Hebreus 6:12</w:t>
             </w:r>
           </w:p>
@@ -12560,7 +12488,6 @@
                 <w:bCs/>
                 <w:lang w:val="pt-BR"/>
               </w:rPr>
-              <w:lastRenderedPageBreak/>
               <w:t>profecia</w:t>
             </w:r>
             <w:r>
@@ -12667,6 +12594,7 @@
               <w:pStyle w:val="Compact"/>
             </w:pPr>
             <w:r>
+              <w:lastRenderedPageBreak/>
               <w:t>1 Tessalonicenses 5:20</w:t>
             </w:r>
           </w:p>
@@ -12757,6 +12685,7 @@
                 <w:b/>
                 <w:bCs/>
               </w:rPr>
+              <w:lastRenderedPageBreak/>
               <w:t>resgatar</w:t>
             </w:r>
           </w:p>
@@ -12962,7 +12891,6 @@
               <w:pStyle w:val="Compact"/>
             </w:pPr>
             <w:r>
-              <w:lastRenderedPageBreak/>
               <w:t>1 Coríntios 1:30</w:t>
             </w:r>
           </w:p>
@@ -13028,7 +12956,6 @@
                 <w:b/>
                 <w:bCs/>
               </w:rPr>
-              <w:lastRenderedPageBreak/>
               <w:t>arrepender-se</w:t>
             </w:r>
           </w:p>
@@ -13145,6 +13072,7 @@
               <w:pStyle w:val="Compact"/>
             </w:pPr>
             <w:r>
+              <w:lastRenderedPageBreak/>
               <w:t>Atos 2:38</w:t>
             </w:r>
           </w:p>
@@ -13218,6 +13146,7 @@
                 <w:b/>
                 <w:bCs/>
               </w:rPr>
+              <w:lastRenderedPageBreak/>
               <w:t>ressurreição</w:t>
             </w:r>
           </w:p>
@@ -13361,7 +13290,6 @@
               <w:pStyle w:val="Compact"/>
             </w:pPr>
             <w:r>
-              <w:lastRenderedPageBreak/>
               <w:t xml:space="preserve">Hebreus 11:35 </w:t>
             </w:r>
           </w:p>
@@ -13403,7 +13331,6 @@
                 <w:b/>
                 <w:bCs/>
               </w:rPr>
-              <w:lastRenderedPageBreak/>
               <w:t>justo</w:t>
             </w:r>
           </w:p>
@@ -13563,6 +13490,7 @@
               <w:pStyle w:val="Compact"/>
             </w:pPr>
             <w:r>
+              <w:lastRenderedPageBreak/>
               <w:t>Apocalipse 16:5</w:t>
             </w:r>
           </w:p>
@@ -13588,6 +13516,7 @@
                 <w:b/>
                 <w:bCs/>
               </w:rPr>
+              <w:lastRenderedPageBreak/>
               <w:t>sacrifício</w:t>
             </w:r>
           </w:p>
@@ -13787,7 +13716,6 @@
                 <w:b/>
                 <w:bCs/>
               </w:rPr>
-              <w:lastRenderedPageBreak/>
               <w:t>salvação</w:t>
             </w:r>
           </w:p>
@@ -13990,6 +13918,7 @@
                 <w:b/>
                 <w:bCs/>
               </w:rPr>
+              <w:lastRenderedPageBreak/>
               <w:t>santificar, santificação</w:t>
             </w:r>
           </w:p>
@@ -14276,7 +14205,6 @@
               <w:pStyle w:val="Compact"/>
             </w:pPr>
             <w:r>
-              <w:lastRenderedPageBreak/>
               <w:t>1 Coríntios 1:18</w:t>
             </w:r>
           </w:p>
@@ -14366,7 +14294,6 @@
                 <w:b/>
                 <w:bCs/>
               </w:rPr>
-              <w:lastRenderedPageBreak/>
               <w:t>escrituras</w:t>
             </w:r>
           </w:p>
@@ -14501,6 +14428,7 @@
               <w:pStyle w:val="Compact"/>
             </w:pPr>
             <w:r>
+              <w:lastRenderedPageBreak/>
               <w:t>Gálatas 3:8</w:t>
             </w:r>
           </w:p>
@@ -14566,6 +14494,7 @@
                 <w:b/>
                 <w:bCs/>
               </w:rPr>
+              <w:lastRenderedPageBreak/>
               <w:t>vergonha</w:t>
             </w:r>
           </w:p>
@@ -14700,7 +14629,6 @@
                 <w:b/>
                 <w:bCs/>
               </w:rPr>
-              <w:lastRenderedPageBreak/>
               <w:t>ovelha</w:t>
             </w:r>
           </w:p>
@@ -14997,6 +14925,7 @@
               <w:pStyle w:val="Compact"/>
             </w:pPr>
             <w:r>
+              <w:lastRenderedPageBreak/>
               <w:t>1 Coríntios 9:7</w:t>
             </w:r>
           </w:p>
@@ -15054,6 +14983,7 @@
                 <w:b/>
                 <w:bCs/>
               </w:rPr>
+              <w:lastRenderedPageBreak/>
               <w:t>pecado</w:t>
             </w:r>
           </w:p>
@@ -15155,7 +15085,6 @@
           </w:p>
           <w:p>
             <w:r>
-              <w:lastRenderedPageBreak/>
               <w:t>Colossenses 1:14</w:t>
             </w:r>
           </w:p>
@@ -15208,7 +15137,6 @@
                 <w:b/>
                 <w:bCs/>
               </w:rPr>
-              <w:lastRenderedPageBreak/>
               <w:t>Filho de Deus</w:t>
             </w:r>
           </w:p>
@@ -15342,6 +15270,7 @@
                 <w:b/>
                 <w:bCs/>
               </w:rPr>
+              <w:lastRenderedPageBreak/>
               <w:t>Filho do Homem</w:t>
             </w:r>
           </w:p>
@@ -15432,7 +15361,6 @@
           </w:p>
           <w:p>
             <w:r>
-              <w:lastRenderedPageBreak/>
               <w:t>Apocalipse 14:14</w:t>
             </w:r>
           </w:p>
@@ -15458,7 +15386,6 @@
                 <w:b/>
                 <w:bCs/>
               </w:rPr>
-              <w:lastRenderedPageBreak/>
               <w:t>alma</w:t>
             </w:r>
           </w:p>
@@ -15761,6 +15688,7 @@
           </w:p>
           <w:p>
             <w:r>
+              <w:lastRenderedPageBreak/>
               <w:t xml:space="preserve">Gálatas 5:25 </w:t>
             </w:r>
           </w:p>
@@ -16204,6 +16132,7 @@
                 <w:b/>
                 <w:bCs/>
               </w:rPr>
+              <w:lastRenderedPageBreak/>
               <w:t xml:space="preserve">árvore </w:t>
             </w:r>
             <w:r>
@@ -16230,11 +16159,7 @@
               <w:t xml:space="preserve">Uma cruz era um poste vertical de madeira cravado no chão com uma viga de madeira passando perto do topo. Durante a época do Império Romano, o </w:t>
             </w:r>
             <w:r>
-              <w:t xml:space="preserve">governo romano </w:t>
-            </w:r>
-            <w:r>
-              <w:lastRenderedPageBreak/>
-              <w:t>matava criminosos amarrando-os ou pregando-os numa cruz e deixando-os lá para morrer.</w:t>
+              <w:t>governo romano matava criminosos amarrando-os ou pregando-os numa cruz e deixando-os lá para morrer.</w:t>
             </w:r>
           </w:p>
         </w:tc>
@@ -16244,7 +16169,6 @@
           </w:tcPr>
           <w:p>
             <w:r>
-              <w:lastRenderedPageBreak/>
               <w:t>Atos 5:30</w:t>
             </w:r>
           </w:p>
@@ -16319,19 +16243,11 @@
                 <w:numId w:val="68"/>
               </w:numPr>
             </w:pPr>
-            <w:proofErr w:type="spellStart"/>
             <w:r>
               <w:rPr>
                 <w:lang w:val="pt-BR"/>
               </w:rPr>
-              <w:t>Idéias</w:t>
-            </w:r>
-            <w:proofErr w:type="spellEnd"/>
-            <w:r>
-              <w:rPr>
-                <w:lang w:val="pt-BR"/>
-              </w:rPr>
-              <w:t xml:space="preserve"> ou palavras que não são falsas.</w:t>
+              <w:t>Idéias ou palavras que não são falsas.</w:t>
             </w:r>
           </w:p>
           <w:p>
@@ -16673,6 +16589,7 @@
                 <w:b/>
                 <w:bCs/>
               </w:rPr>
+              <w:lastRenderedPageBreak/>
               <w:t>vontade (de Deus)</w:t>
             </w:r>
           </w:p>
@@ -16731,7 +16648,6 @@
               </w:numPr>
             </w:pPr>
             <w:r>
-              <w:lastRenderedPageBreak/>
               <w:t>O que é agradável a Deus.</w:t>
             </w:r>
           </w:p>
@@ -16754,7 +16670,6 @@
           </w:tcPr>
           <w:p>
             <w:r>
-              <w:lastRenderedPageBreak/>
               <w:t>Mateus 6:10</w:t>
             </w:r>
           </w:p>
@@ -16775,7 +16690,6 @@
           </w:p>
           <w:p>
             <w:r>
-              <w:lastRenderedPageBreak/>
               <w:t>Romanos 12:2</w:t>
             </w:r>
           </w:p>
@@ -16854,7 +16768,6 @@
                 <w:b/>
                 <w:bCs/>
               </w:rPr>
-              <w:lastRenderedPageBreak/>
               <w:t>sabedoria</w:t>
             </w:r>
           </w:p>
@@ -17203,6 +17116,7 @@
               <w:pStyle w:val="Compact"/>
             </w:pPr>
             <w:r>
+              <w:lastRenderedPageBreak/>
               <w:t>Efésios 5:15</w:t>
             </w:r>
           </w:p>
@@ -17822,7 +17736,7 @@
 </file>
 
 <file path=word/numbering.xml><?xml version="1.0" encoding="utf-8"?>
-<w:numbering xmlns:wpc="http://schemas.microsoft.com/office/word/2010/wordprocessingCanvas" xmlns:cx="http://schemas.microsoft.com/office/drawing/2014/chartex" xmlns:cx1="http://schemas.microsoft.com/office/drawing/2015/9/8/chartex" xmlns:cx2="http://schemas.microsoft.com/office/drawing/2015/10/21/chartex" xmlns:cx3="http://schemas.microsoft.com/office/drawing/2016/5/9/chartex" xmlns:cx4="http://schemas.microsoft.com/office/drawing/2016/5/10/chartex" xmlns:cx5="http://schemas.microsoft.com/office/drawing/2016/5/11/chartex" xmlns:cx6="http://schemas.microsoft.com/office/drawing/2016/5/12/chartex" xmlns:cx7="http://schemas.microsoft.com/office/drawing/2016/5/13/chartex" xmlns:cx8="http://schemas.microsoft.com/office/drawing/2016/5/14/chartex" xmlns:mc="http://schemas.openxmlformats.org/markup-compatibility/2006" xmlns:aink="http://schemas.microsoft.com/office/drawing/2016/ink" xmlns:am3d="http://schemas.microsoft.com/office/drawing/2017/model3d" xmlns:o="urn:schemas-microsoft-com:office:office" xmlns:oel="http://schemas.microsoft.com/office/2019/extlst" xmlns:r="http://schemas.openxmlformats.org/officeDocument/2006/relationships" xmlns:m="http://schemas.openxmlformats.org/officeDocument/2006/math" xmlns:v="urn:schemas-microsoft-com:vml" xmlns:wp14="http://schemas.microsoft.com/office/word/2010/wordprocessingDrawing" xmlns:wp="http://schemas.openxmlformats.org/drawingml/2006/wordprocessingDrawing" xmlns:w10="urn:schemas-microsoft-com:office:word" xmlns:w="http://schemas.openxmlformats.org/wordprocessingml/2006/main" xmlns:w14="http://schemas.microsoft.com/office/word/2010/wordml" xmlns:w15="http://schemas.microsoft.com/office/word/2012/wordml" xmlns:w16cex="http://schemas.microsoft.com/office/word/2018/wordml/cex" xmlns:w16cid="http://schemas.microsoft.com/office/word/2016/wordml/cid" xmlns:w16="http://schemas.microsoft.com/office/word/2018/wordml" xmlns:w16du="http://schemas.microsoft.com/office/word/2023/wordml/word16du" xmlns:w16sdtdh="http://schemas.microsoft.com/office/word/2020/wordml/sdtdatahash" xmlns:w16sdtfl="http://schemas.microsoft.com/office/word/2024/wordml/sdtformatlock" xmlns:w16se="http://schemas.microsoft.com/office/word/2015/wordml/symex" xmlns:wpg="http://schemas.microsoft.com/office/word/2010/wordprocessingGroup" xmlns:wpi="http://schemas.microsoft.com/office/word/2010/wordprocessingInk" xmlns:wne="http://schemas.microsoft.com/office/word/2006/wordml" xmlns:wps="http://schemas.microsoft.com/office/word/2010/wordprocessingShape" mc:Ignorable="w14 w15 w16se w16cid w16 w16cex w16sdtdh w16sdtfl w16du wp14">
+<w:numbering xmlns:wpc="http://schemas.microsoft.com/office/word/2010/wordprocessingCanvas" xmlns:mc="http://schemas.openxmlformats.org/markup-compatibility/2006" xmlns:o="urn:schemas-microsoft-com:office:office" xmlns:r="http://schemas.openxmlformats.org/officeDocument/2006/relationships" xmlns:m="http://schemas.openxmlformats.org/officeDocument/2006/math" xmlns:v="urn:schemas-microsoft-com:vml" xmlns:wp14="http://schemas.microsoft.com/office/word/2010/wordprocessingDrawing" xmlns:wp="http://schemas.openxmlformats.org/drawingml/2006/wordprocessingDrawing" xmlns:w10="urn:schemas-microsoft-com:office:word" xmlns:w="http://schemas.openxmlformats.org/wordprocessingml/2006/main" xmlns:w14="http://schemas.microsoft.com/office/word/2010/wordml" xmlns:w15="http://schemas.microsoft.com/office/word/2012/wordml" xmlns:wpg="http://schemas.microsoft.com/office/word/2010/wordprocessingGroup" xmlns:wpi="http://schemas.microsoft.com/office/word/2010/wordprocessingInk" xmlns:wne="http://schemas.microsoft.com/office/word/2006/wordml" xmlns:wps="http://schemas.microsoft.com/office/word/2010/wordprocessingShape" mc:Ignorable="w14 w15 wp14">
   <w:abstractNum w:abstractNumId="0" w15:restartNumberingAfterBreak="0">
     <w:nsid w:val="0000A991"/>
     <w:multiLevelType w:val="multilevel"/>
@@ -27348,256 +27262,256 @@
       </w:rPr>
     </w:lvl>
   </w:abstractNum>
-  <w:num w:numId="1" w16cid:durableId="193733981">
+  <w:num w:numId="1">
     <w:abstractNumId w:val="8"/>
   </w:num>
-  <w:num w:numId="2" w16cid:durableId="760030379">
+  <w:num w:numId="2">
     <w:abstractNumId w:val="83"/>
   </w:num>
-  <w:num w:numId="3" w16cid:durableId="527137262">
+  <w:num w:numId="3">
     <w:abstractNumId w:val="82"/>
   </w:num>
-  <w:num w:numId="4" w16cid:durableId="425269955">
+  <w:num w:numId="4">
     <w:abstractNumId w:val="55"/>
   </w:num>
-  <w:num w:numId="5" w16cid:durableId="1056247886">
+  <w:num w:numId="5">
     <w:abstractNumId w:val="26"/>
   </w:num>
-  <w:num w:numId="6" w16cid:durableId="1470243334">
+  <w:num w:numId="6">
     <w:abstractNumId w:val="66"/>
   </w:num>
-  <w:num w:numId="7" w16cid:durableId="1869676824">
+  <w:num w:numId="7">
     <w:abstractNumId w:val="30"/>
   </w:num>
-  <w:num w:numId="8" w16cid:durableId="1679767248">
+  <w:num w:numId="8">
     <w:abstractNumId w:val="4"/>
   </w:num>
-  <w:num w:numId="9" w16cid:durableId="1274627801">
+  <w:num w:numId="9">
     <w:abstractNumId w:val="20"/>
   </w:num>
-  <w:num w:numId="10" w16cid:durableId="717171090">
+  <w:num w:numId="10">
     <w:abstractNumId w:val="80"/>
   </w:num>
-  <w:num w:numId="11" w16cid:durableId="1394428091">
+  <w:num w:numId="11">
     <w:abstractNumId w:val="71"/>
   </w:num>
-  <w:num w:numId="12" w16cid:durableId="1028337723">
+  <w:num w:numId="12">
     <w:abstractNumId w:val="69"/>
   </w:num>
-  <w:num w:numId="13" w16cid:durableId="1152411401">
+  <w:num w:numId="13">
     <w:abstractNumId w:val="27"/>
   </w:num>
-  <w:num w:numId="14" w16cid:durableId="662703860">
+  <w:num w:numId="14">
     <w:abstractNumId w:val="39"/>
   </w:num>
-  <w:num w:numId="15" w16cid:durableId="928805173">
+  <w:num w:numId="15">
     <w:abstractNumId w:val="37"/>
   </w:num>
-  <w:num w:numId="16" w16cid:durableId="1709529939">
+  <w:num w:numId="16">
     <w:abstractNumId w:val="41"/>
   </w:num>
-  <w:num w:numId="17" w16cid:durableId="1150367587">
+  <w:num w:numId="17">
     <w:abstractNumId w:val="1"/>
   </w:num>
-  <w:num w:numId="18" w16cid:durableId="543833968">
+  <w:num w:numId="18">
     <w:abstractNumId w:val="73"/>
   </w:num>
-  <w:num w:numId="19" w16cid:durableId="756486473">
+  <w:num w:numId="19">
     <w:abstractNumId w:val="49"/>
   </w:num>
-  <w:num w:numId="20" w16cid:durableId="1275362702">
+  <w:num w:numId="20">
     <w:abstractNumId w:val="3"/>
   </w:num>
-  <w:num w:numId="21" w16cid:durableId="545458975">
+  <w:num w:numId="21">
     <w:abstractNumId w:val="47"/>
   </w:num>
-  <w:num w:numId="22" w16cid:durableId="1589075198">
+  <w:num w:numId="22">
     <w:abstractNumId w:val="40"/>
   </w:num>
-  <w:num w:numId="23" w16cid:durableId="392431635">
+  <w:num w:numId="23">
     <w:abstractNumId w:val="53"/>
   </w:num>
-  <w:num w:numId="24" w16cid:durableId="428933504">
+  <w:num w:numId="24">
     <w:abstractNumId w:val="34"/>
   </w:num>
-  <w:num w:numId="25" w16cid:durableId="733357364">
+  <w:num w:numId="25">
     <w:abstractNumId w:val="2"/>
   </w:num>
-  <w:num w:numId="26" w16cid:durableId="266743309">
+  <w:num w:numId="26">
     <w:abstractNumId w:val="70"/>
   </w:num>
-  <w:num w:numId="27" w16cid:durableId="630402698">
+  <w:num w:numId="27">
     <w:abstractNumId w:val="15"/>
   </w:num>
-  <w:num w:numId="28" w16cid:durableId="384452694">
+  <w:num w:numId="28">
     <w:abstractNumId w:val="42"/>
   </w:num>
-  <w:num w:numId="29" w16cid:durableId="840973392">
+  <w:num w:numId="29">
     <w:abstractNumId w:val="13"/>
   </w:num>
-  <w:num w:numId="30" w16cid:durableId="1205867415">
+  <w:num w:numId="30">
     <w:abstractNumId w:val="31"/>
   </w:num>
-  <w:num w:numId="31" w16cid:durableId="381904598">
+  <w:num w:numId="31">
     <w:abstractNumId w:val="72"/>
   </w:num>
-  <w:num w:numId="32" w16cid:durableId="555438986">
+  <w:num w:numId="32">
     <w:abstractNumId w:val="25"/>
   </w:num>
-  <w:num w:numId="33" w16cid:durableId="652756369">
+  <w:num w:numId="33">
     <w:abstractNumId w:val="10"/>
   </w:num>
-  <w:num w:numId="34" w16cid:durableId="287206062">
+  <w:num w:numId="34">
     <w:abstractNumId w:val="48"/>
   </w:num>
-  <w:num w:numId="35" w16cid:durableId="876743842">
+  <w:num w:numId="35">
     <w:abstractNumId w:val="50"/>
   </w:num>
-  <w:num w:numId="36" w16cid:durableId="1617787493">
+  <w:num w:numId="36">
     <w:abstractNumId w:val="32"/>
   </w:num>
-  <w:num w:numId="37" w16cid:durableId="69692028">
+  <w:num w:numId="37">
     <w:abstractNumId w:val="63"/>
   </w:num>
-  <w:num w:numId="38" w16cid:durableId="1185827661">
+  <w:num w:numId="38">
     <w:abstractNumId w:val="14"/>
   </w:num>
-  <w:num w:numId="39" w16cid:durableId="635961693">
+  <w:num w:numId="39">
     <w:abstractNumId w:val="60"/>
   </w:num>
-  <w:num w:numId="40" w16cid:durableId="616986513">
+  <w:num w:numId="40">
     <w:abstractNumId w:val="35"/>
   </w:num>
-  <w:num w:numId="41" w16cid:durableId="2025356426">
+  <w:num w:numId="41">
     <w:abstractNumId w:val="11"/>
   </w:num>
-  <w:num w:numId="42" w16cid:durableId="321353503">
+  <w:num w:numId="42">
     <w:abstractNumId w:val="33"/>
   </w:num>
-  <w:num w:numId="43" w16cid:durableId="1483160115">
+  <w:num w:numId="43">
     <w:abstractNumId w:val="76"/>
   </w:num>
-  <w:num w:numId="44" w16cid:durableId="262609934">
+  <w:num w:numId="44">
     <w:abstractNumId w:val="56"/>
   </w:num>
-  <w:num w:numId="45" w16cid:durableId="506793433">
+  <w:num w:numId="45">
     <w:abstractNumId w:val="68"/>
   </w:num>
-  <w:num w:numId="46" w16cid:durableId="1657997144">
+  <w:num w:numId="46">
     <w:abstractNumId w:val="81"/>
   </w:num>
-  <w:num w:numId="47" w16cid:durableId="896474799">
+  <w:num w:numId="47">
     <w:abstractNumId w:val="52"/>
   </w:num>
-  <w:num w:numId="48" w16cid:durableId="1942183771">
+  <w:num w:numId="48">
     <w:abstractNumId w:val="65"/>
   </w:num>
-  <w:num w:numId="49" w16cid:durableId="467937617">
+  <w:num w:numId="49">
     <w:abstractNumId w:val="44"/>
   </w:num>
-  <w:num w:numId="50" w16cid:durableId="2027781289">
+  <w:num w:numId="50">
     <w:abstractNumId w:val="22"/>
   </w:num>
-  <w:num w:numId="51" w16cid:durableId="1400859783">
+  <w:num w:numId="51">
     <w:abstractNumId w:val="29"/>
   </w:num>
-  <w:num w:numId="52" w16cid:durableId="2136675572">
+  <w:num w:numId="52">
     <w:abstractNumId w:val="74"/>
   </w:num>
-  <w:num w:numId="53" w16cid:durableId="1894732053">
+  <w:num w:numId="53">
     <w:abstractNumId w:val="45"/>
   </w:num>
-  <w:num w:numId="54" w16cid:durableId="520751718">
+  <w:num w:numId="54">
     <w:abstractNumId w:val="9"/>
   </w:num>
-  <w:num w:numId="55" w16cid:durableId="129371697">
+  <w:num w:numId="55">
     <w:abstractNumId w:val="23"/>
   </w:num>
-  <w:num w:numId="56" w16cid:durableId="1364014439">
+  <w:num w:numId="56">
     <w:abstractNumId w:val="59"/>
   </w:num>
-  <w:num w:numId="57" w16cid:durableId="771709124">
+  <w:num w:numId="57">
     <w:abstractNumId w:val="17"/>
   </w:num>
-  <w:num w:numId="58" w16cid:durableId="2144036288">
+  <w:num w:numId="58">
     <w:abstractNumId w:val="43"/>
   </w:num>
-  <w:num w:numId="59" w16cid:durableId="1148939237">
+  <w:num w:numId="59">
     <w:abstractNumId w:val="64"/>
   </w:num>
-  <w:num w:numId="60" w16cid:durableId="1560821708">
+  <w:num w:numId="60">
     <w:abstractNumId w:val="19"/>
   </w:num>
-  <w:num w:numId="61" w16cid:durableId="1579944128">
+  <w:num w:numId="61">
     <w:abstractNumId w:val="54"/>
   </w:num>
-  <w:num w:numId="62" w16cid:durableId="1788967850">
+  <w:num w:numId="62">
     <w:abstractNumId w:val="79"/>
   </w:num>
-  <w:num w:numId="63" w16cid:durableId="1751467098">
+  <w:num w:numId="63">
     <w:abstractNumId w:val="78"/>
   </w:num>
-  <w:num w:numId="64" w16cid:durableId="1762290188">
+  <w:num w:numId="64">
     <w:abstractNumId w:val="24"/>
   </w:num>
-  <w:num w:numId="65" w16cid:durableId="1675720596">
+  <w:num w:numId="65">
     <w:abstractNumId w:val="28"/>
   </w:num>
-  <w:num w:numId="66" w16cid:durableId="494029160">
+  <w:num w:numId="66">
     <w:abstractNumId w:val="61"/>
   </w:num>
-  <w:num w:numId="67" w16cid:durableId="1613508675">
+  <w:num w:numId="67">
     <w:abstractNumId w:val="38"/>
   </w:num>
-  <w:num w:numId="68" w16cid:durableId="1701083051">
+  <w:num w:numId="68">
     <w:abstractNumId w:val="16"/>
   </w:num>
-  <w:num w:numId="69" w16cid:durableId="627979772">
+  <w:num w:numId="69">
     <w:abstractNumId w:val="36"/>
   </w:num>
-  <w:num w:numId="70" w16cid:durableId="1471744833">
+  <w:num w:numId="70">
     <w:abstractNumId w:val="67"/>
   </w:num>
-  <w:num w:numId="71" w16cid:durableId="1815219610">
+  <w:num w:numId="71">
     <w:abstractNumId w:val="58"/>
   </w:num>
-  <w:num w:numId="72" w16cid:durableId="1022363581">
+  <w:num w:numId="72">
     <w:abstractNumId w:val="12"/>
   </w:num>
-  <w:num w:numId="73" w16cid:durableId="1395355708">
+  <w:num w:numId="73">
     <w:abstractNumId w:val="57"/>
   </w:num>
-  <w:num w:numId="74" w16cid:durableId="1727295882">
+  <w:num w:numId="74">
     <w:abstractNumId w:val="6"/>
   </w:num>
-  <w:num w:numId="75" w16cid:durableId="1544710060">
+  <w:num w:numId="75">
     <w:abstractNumId w:val="5"/>
   </w:num>
-  <w:num w:numId="76" w16cid:durableId="1517110351">
+  <w:num w:numId="76">
     <w:abstractNumId w:val="46"/>
   </w:num>
-  <w:num w:numId="77" w16cid:durableId="830024579">
+  <w:num w:numId="77">
     <w:abstractNumId w:val="62"/>
   </w:num>
-  <w:num w:numId="78" w16cid:durableId="1301959989">
+  <w:num w:numId="78">
     <w:abstractNumId w:val="18"/>
   </w:num>
-  <w:num w:numId="79" w16cid:durableId="527722823">
+  <w:num w:numId="79">
     <w:abstractNumId w:val="0"/>
   </w:num>
-  <w:num w:numId="80" w16cid:durableId="1649673462">
+  <w:num w:numId="80">
     <w:abstractNumId w:val="77"/>
   </w:num>
-  <w:num w:numId="81" w16cid:durableId="827869873">
+  <w:num w:numId="81">
     <w:abstractNumId w:val="21"/>
   </w:num>
-  <w:num w:numId="82" w16cid:durableId="2070227426">
+  <w:num w:numId="82">
     <w:abstractNumId w:val="75"/>
   </w:num>
-  <w:num w:numId="83" w16cid:durableId="630475349">
+  <w:num w:numId="83">
     <w:abstractNumId w:val="51"/>
   </w:num>
-  <w:num w:numId="84" w16cid:durableId="1209075268">
+  <w:num w:numId="84">
     <w:abstractNumId w:val="7"/>
   </w:num>
   <w:numIdMacAtCleanup w:val="78"/>
@@ -27605,7 +27519,7 @@
 </file>
 
 <file path=word/styles.xml><?xml version="1.0" encoding="utf-8"?>
-<w:styles xmlns:mc="http://schemas.openxmlformats.org/markup-compatibility/2006" xmlns:r="http://schemas.openxmlformats.org/officeDocument/2006/relationships" xmlns:w="http://schemas.openxmlformats.org/wordprocessingml/2006/main" xmlns:w14="http://schemas.microsoft.com/office/word/2010/wordml" xmlns:w15="http://schemas.microsoft.com/office/word/2012/wordml" xmlns:w16cex="http://schemas.microsoft.com/office/word/2018/wordml/cex" xmlns:w16cid="http://schemas.microsoft.com/office/word/2016/wordml/cid" xmlns:w16="http://schemas.microsoft.com/office/word/2018/wordml" xmlns:w16du="http://schemas.microsoft.com/office/word/2023/wordml/word16du" xmlns:w16sdtdh="http://schemas.microsoft.com/office/word/2020/wordml/sdtdatahash" xmlns:w16sdtfl="http://schemas.microsoft.com/office/word/2024/wordml/sdtformatlock" xmlns:w16se="http://schemas.microsoft.com/office/word/2015/wordml/symex" mc:Ignorable="w14 w15 w16se w16cid w16 w16cex w16sdtdh w16sdtfl w16du">
+<w:styles xmlns:mc="http://schemas.openxmlformats.org/markup-compatibility/2006" xmlns:r="http://schemas.openxmlformats.org/officeDocument/2006/relationships" xmlns:w="http://schemas.openxmlformats.org/wordprocessingml/2006/main" xmlns:w14="http://schemas.microsoft.com/office/word/2010/wordml" xmlns:w15="http://schemas.microsoft.com/office/word/2012/wordml" mc:Ignorable="w14 w15">
   <w:docDefaults>
     <w:rPrDefault>
       <w:rPr>
@@ -27619,7 +27533,7 @@
     </w:rPrDefault>
     <w:pPrDefault/>
   </w:docDefaults>
-  <w:latentStyles w:defLockedState="0" w:defUIPriority="99" w:defSemiHidden="0" w:defUnhideWhenUsed="0" w:defQFormat="0" w:count="376">
+  <w:latentStyles w:defLockedState="0" w:defUIPriority="99" w:defSemiHidden="0" w:defUnhideWhenUsed="0" w:defQFormat="0" w:count="371">
     <w:lsdException w:name="Normal" w:uiPriority="0" w:qFormat="1"/>
     <w:lsdException w:name="heading 1" w:uiPriority="9" w:qFormat="1"/>
     <w:lsdException w:name="heading 2" w:semiHidden="1" w:uiPriority="9" w:unhideWhenUsed="1" w:qFormat="1"/>
@@ -27991,11 +27905,6 @@
     <w:lsdException w:name="List Table 5 Dark Accent 6" w:uiPriority="50"/>
     <w:lsdException w:name="List Table 6 Colorful Accent 6" w:uiPriority="51"/>
     <w:lsdException w:name="List Table 7 Colorful Accent 6" w:uiPriority="52"/>
-    <w:lsdException w:name="Mention" w:semiHidden="1" w:unhideWhenUsed="1"/>
-    <w:lsdException w:name="Smart Hyperlink" w:semiHidden="1" w:unhideWhenUsed="1"/>
-    <w:lsdException w:name="Hashtag" w:semiHidden="1" w:unhideWhenUsed="1"/>
-    <w:lsdException w:name="Unresolved Mention" w:semiHidden="1" w:unhideWhenUsed="1"/>
-    <w:lsdException w:name="Smart Link" w:semiHidden="1" w:unhideWhenUsed="1"/>
   </w:latentStyles>
   <w:style w:type="paragraph" w:default="1" w:styleId="Normal">
     <w:name w:val="Normal"/>

--- a/backend/stet/data/stet_pt-br.docx
+++ b/backend/stet/data/stet_pt-br.docx
@@ -1,6 +1,6 @@
 
 <file path=word/document.xml><?xml version="1.0" encoding="utf-8"?>
-<w:document xmlns:wpc="http://schemas.microsoft.com/office/word/2010/wordprocessingCanvas" xmlns:mc="http://schemas.openxmlformats.org/markup-compatibility/2006" xmlns:o="urn:schemas-microsoft-com:office:office" xmlns:r="http://schemas.openxmlformats.org/officeDocument/2006/relationships" xmlns:m="http://schemas.openxmlformats.org/officeDocument/2006/math" xmlns:v="urn:schemas-microsoft-com:vml" xmlns:wp14="http://schemas.microsoft.com/office/word/2010/wordprocessingDrawing" xmlns:wp="http://schemas.openxmlformats.org/drawingml/2006/wordprocessingDrawing" xmlns:w10="urn:schemas-microsoft-com:office:word" xmlns:w="http://schemas.openxmlformats.org/wordprocessingml/2006/main" xmlns:w14="http://schemas.microsoft.com/office/word/2010/wordml" xmlns:w15="http://schemas.microsoft.com/office/word/2012/wordml" xmlns:wpg="http://schemas.microsoft.com/office/word/2010/wordprocessingGroup" xmlns:wpi="http://schemas.microsoft.com/office/word/2010/wordprocessingInk" xmlns:wne="http://schemas.microsoft.com/office/word/2006/wordml" xmlns:wps="http://schemas.microsoft.com/office/word/2010/wordprocessingShape" mc:Ignorable="w14 w15 wp14">
+<w:document xmlns:wpc="http://schemas.microsoft.com/office/word/2010/wordprocessingCanvas" xmlns:cx="http://schemas.microsoft.com/office/drawing/2014/chartex" xmlns:cx1="http://schemas.microsoft.com/office/drawing/2015/9/8/chartex" xmlns:cx2="http://schemas.microsoft.com/office/drawing/2015/10/21/chartex" xmlns:cx3="http://schemas.microsoft.com/office/drawing/2016/5/9/chartex" xmlns:cx4="http://schemas.microsoft.com/office/drawing/2016/5/10/chartex" xmlns:cx5="http://schemas.microsoft.com/office/drawing/2016/5/11/chartex" xmlns:cx6="http://schemas.microsoft.com/office/drawing/2016/5/12/chartex" xmlns:cx7="http://schemas.microsoft.com/office/drawing/2016/5/13/chartex" xmlns:cx8="http://schemas.microsoft.com/office/drawing/2016/5/14/chartex" xmlns:mc="http://schemas.openxmlformats.org/markup-compatibility/2006" xmlns:aink="http://schemas.microsoft.com/office/drawing/2016/ink" xmlns:am3d="http://schemas.microsoft.com/office/drawing/2017/model3d" xmlns:o="urn:schemas-microsoft-com:office:office" xmlns:oel="http://schemas.microsoft.com/office/2019/extlst" xmlns:r="http://schemas.openxmlformats.org/officeDocument/2006/relationships" xmlns:m="http://schemas.openxmlformats.org/officeDocument/2006/math" xmlns:v="urn:schemas-microsoft-com:vml" xmlns:wp14="http://schemas.microsoft.com/office/word/2010/wordprocessingDrawing" xmlns:wp="http://schemas.openxmlformats.org/drawingml/2006/wordprocessingDrawing" xmlns:w10="urn:schemas-microsoft-com:office:word" xmlns:w="http://schemas.openxmlformats.org/wordprocessingml/2006/main" xmlns:w14="http://schemas.microsoft.com/office/word/2010/wordml" xmlns:w15="http://schemas.microsoft.com/office/word/2012/wordml" xmlns:w16cex="http://schemas.microsoft.com/office/word/2018/wordml/cex" xmlns:w16cid="http://schemas.microsoft.com/office/word/2016/wordml/cid" xmlns:w16="http://schemas.microsoft.com/office/word/2018/wordml" xmlns:w16du="http://schemas.microsoft.com/office/word/2023/wordml/word16du" xmlns:w16sdtdh="http://schemas.microsoft.com/office/word/2020/wordml/sdtdatahash" xmlns:w16sdtfl="http://schemas.microsoft.com/office/word/2024/wordml/sdtformatlock" xmlns:w16se="http://schemas.microsoft.com/office/word/2015/wordml/symex" xmlns:wpg="http://schemas.microsoft.com/office/word/2010/wordprocessingGroup" xmlns:wpi="http://schemas.microsoft.com/office/word/2010/wordprocessingInk" xmlns:wne="http://schemas.microsoft.com/office/word/2006/wordml" xmlns:wps="http://schemas.microsoft.com/office/word/2010/wordprocessingShape" mc:Ignorable="w14 w15 w16se w16cid w16 w16cex w16sdtdh w16sdtfl w16du wp14">
   <w:body>
     <w:tbl>
       <w:tblPr>
@@ -112,8 +112,6 @@
             <w:r>
               <w:t>Gálatas 4:6</w:t>
             </w:r>
-            <w:bookmarkStart w:id="0" w:name="_GoBack"/>
-            <w:bookmarkEnd w:id="0"/>
           </w:p>
         </w:tc>
       </w:tr>
@@ -440,6 +438,7 @@
           </w:p>
           <w:p>
             <w:r>
+              <w:lastRenderedPageBreak/>
               <w:t>1 Tessalonicenses 1:10</w:t>
             </w:r>
           </w:p>
@@ -851,6 +850,7 @@
           </w:p>
           <w:p>
             <w:r>
+              <w:lastRenderedPageBreak/>
               <w:t>João 5:27</w:t>
             </w:r>
           </w:p>
@@ -876,7 +876,6 @@
           </w:p>
           <w:p>
             <w:r>
-              <w:lastRenderedPageBreak/>
               <w:t>Efésios 1:21</w:t>
             </w:r>
           </w:p>
@@ -1193,6 +1192,7 @@
           </w:p>
           <w:p>
             <w:r>
+              <w:lastRenderedPageBreak/>
               <w:t>2 Coríntios 4:13</w:t>
             </w:r>
           </w:p>
@@ -1228,6 +1228,7 @@
                 <w:b/>
                 <w:bCs/>
               </w:rPr>
+              <w:lastRenderedPageBreak/>
               <w:t>amado</w:t>
             </w:r>
           </w:p>
@@ -1249,7 +1250,6 @@
           <w:p/>
           <w:p>
             <w:r>
-              <w:lastRenderedPageBreak/>
               <w:t>(*) = Cada versículo deve ter a mesma tradução desta palavra.</w:t>
             </w:r>
           </w:p>
@@ -1260,7 +1260,6 @@
           </w:tcPr>
           <w:p>
             <w:r>
-              <w:lastRenderedPageBreak/>
               <w:t>Mateus 3:17</w:t>
             </w:r>
           </w:p>
@@ -1281,7 +1280,6 @@
           </w:p>
           <w:p>
             <w:r>
-              <w:lastRenderedPageBreak/>
               <w:t>Romanos 1:7</w:t>
             </w:r>
           </w:p>
@@ -1371,7 +1369,6 @@
                 <w:b/>
                 <w:bCs/>
               </w:rPr>
-              <w:lastRenderedPageBreak/>
               <w:t>s</w:t>
             </w:r>
             <w:r>
@@ -1566,6 +1563,7 @@
           </w:p>
           <w:p>
             <w:r>
+              <w:lastRenderedPageBreak/>
               <w:t>João 10:36</w:t>
             </w:r>
           </w:p>
@@ -2228,6 +2226,7 @@
           </w:p>
           <w:p>
             <w:r>
+              <w:lastRenderedPageBreak/>
               <w:t>Atos 2:31</w:t>
             </w:r>
           </w:p>
@@ -2243,7 +2242,6 @@
           </w:p>
           <w:p>
             <w:r>
-              <w:lastRenderedPageBreak/>
               <w:t>Romanos 5:</w:t>
             </w:r>
             <w:r>
@@ -2520,12 +2518,20 @@
             </w:r>
           </w:p>
           <w:p>
+            <w:proofErr w:type="spellStart"/>
             <w:r>
               <w:rPr>
                 <w:lang w:val="pt-BR"/>
               </w:rPr>
-              <w:t>Filemom</w:t>
-            </w:r>
+              <w:t>Filemo</w:t>
+            </w:r>
+            <w:r>
+              <w:rPr>
+                <w:lang w:val="pt-BR"/>
+              </w:rPr>
+              <w:t>m</w:t>
+            </w:r>
+            <w:proofErr w:type="spellEnd"/>
             <w:r>
               <w:rPr>
                 <w:lang w:val="pt-BR"/>
@@ -2562,6 +2568,7 @@
                 <w:b/>
                 <w:bCs/>
               </w:rPr>
+              <w:lastRenderedPageBreak/>
               <w:t>compaixão</w:t>
             </w:r>
           </w:p>
@@ -2638,7 +2645,6 @@
               <w:pStyle w:val="Compact"/>
             </w:pPr>
             <w:r>
-              <w:lastRenderedPageBreak/>
               <w:t>Marcos 6:34</w:t>
             </w:r>
           </w:p>
@@ -2714,7 +2720,6 @@
                 <w:bCs/>
                 <w:lang w:val="pt-BR"/>
               </w:rPr>
-              <w:lastRenderedPageBreak/>
               <w:t>c</w:t>
             </w:r>
             <w:r>
@@ -2957,6 +2962,7 @@
               </w:numPr>
             </w:pPr>
             <w:r>
+              <w:lastRenderedPageBreak/>
               <w:t>Para elogiar alguém ou reconhecer que alguém merece ser homenageado.</w:t>
             </w:r>
           </w:p>
@@ -2986,6 +2992,7 @@
           </w:tcPr>
           <w:p>
             <w:r>
+              <w:lastRenderedPageBreak/>
               <w:t>Mateus 3:6</w:t>
             </w:r>
           </w:p>
@@ -3011,6 +3018,7 @@
           </w:p>
           <w:p>
             <w:r>
+              <w:lastRenderedPageBreak/>
               <w:t>Romanos 10:9</w:t>
             </w:r>
           </w:p>
@@ -3057,7 +3065,6 @@
           </w:p>
           <w:p>
             <w:r>
-              <w:lastRenderedPageBreak/>
               <w:t>1 João 1:9</w:t>
             </w:r>
           </w:p>
@@ -3388,6 +3395,7 @@
           </w:p>
           <w:p>
             <w:r>
+              <w:lastRenderedPageBreak/>
               <w:t>Atos 2:36</w:t>
             </w:r>
           </w:p>
@@ -3752,6 +3760,7 @@
               </w:rPr>
             </w:pPr>
             <w:r>
+              <w:lastRenderedPageBreak/>
               <w:t>(**) = Esta palavra deve ser traduzida da mesma maneira em todos esses versículos.</w:t>
             </w:r>
           </w:p>
@@ -3785,6 +3794,7 @@
                 <w:rFonts w:asciiTheme="minorHAnsi" w:hAnsiTheme="minorHAnsi" w:cs="Noto Sans"/>
                 <w:color w:val="000000"/>
               </w:rPr>
+              <w:lastRenderedPageBreak/>
               <w:t>Mateus 8:28</w:t>
             </w:r>
           </w:p>
@@ -4007,6 +4017,7 @@
                 <w:rFonts w:asciiTheme="minorHAnsi" w:hAnsiTheme="minorHAnsi" w:cs="Noto Sans"/>
                 <w:color w:val="000000"/>
               </w:rPr>
+              <w:lastRenderedPageBreak/>
               <w:t>1 Timóteo 4:1</w:t>
             </w:r>
           </w:p>
@@ -4083,6 +4094,7 @@
                 <w:b/>
                 <w:bCs/>
               </w:rPr>
+              <w:lastRenderedPageBreak/>
               <w:t>disciplina</w:t>
             </w:r>
           </w:p>
@@ -4180,7 +4192,6 @@
               <w:rPr>
                 <w:rFonts w:asciiTheme="minorHAnsi" w:hAnsiTheme="minorHAnsi"/>
               </w:rPr>
-              <w:lastRenderedPageBreak/>
               <w:t xml:space="preserve">(*) = </w:t>
             </w:r>
             <w:r>
@@ -4200,7 +4211,6 @@
               <w:pStyle w:val="Compact"/>
             </w:pPr>
             <w:r>
-              <w:lastRenderedPageBreak/>
               <w:t>1 Coríntios 11:32</w:t>
             </w:r>
           </w:p>
@@ -4241,7 +4251,6 @@
               <w:pStyle w:val="Compact"/>
             </w:pPr>
             <w:r>
-              <w:lastRenderedPageBreak/>
               <w:t>Hebreus 12:5</w:t>
             </w:r>
             <w:r>
@@ -4324,7 +4333,6 @@
                 <w:b/>
                 <w:bCs/>
               </w:rPr>
-              <w:lastRenderedPageBreak/>
               <w:t>desonra</w:t>
             </w:r>
             <w:r>
@@ -4488,12 +4496,27 @@
               <w:rPr>
                 <w:lang w:val="pt-BR"/>
               </w:rPr>
-              <w:t>A natureza ou qualidades que Deus tem porque ele é Deus.</w:t>
+              <w:t xml:space="preserve">A natureza ou qualidades que Deus tem </w:t>
+            </w:r>
+            <w:proofErr w:type="gramStart"/>
+            <w:r>
+              <w:rPr>
+                <w:lang w:val="pt-BR"/>
+              </w:rPr>
+              <w:t>porque</w:t>
+            </w:r>
+            <w:proofErr w:type="gramEnd"/>
+            <w:r>
+              <w:rPr>
+                <w:lang w:val="pt-BR"/>
+              </w:rPr>
+              <w:t xml:space="preserve"> ele é Deus.</w:t>
             </w:r>
           </w:p>
           <w:p/>
           <w:p>
             <w:r>
+              <w:lastRenderedPageBreak/>
               <w:t xml:space="preserve">(*) = </w:t>
             </w:r>
             <w:r>
@@ -4510,6 +4533,7 @@
               <w:pStyle w:val="Compact"/>
             </w:pPr>
             <w:r>
+              <w:lastRenderedPageBreak/>
               <w:t>Romanos 1:20</w:t>
             </w:r>
           </w:p>
@@ -4662,7 +4686,6 @@
               <w:pStyle w:val="Compact"/>
             </w:pPr>
             <w:r>
-              <w:lastRenderedPageBreak/>
               <w:t>2 Timóteo 2:10</w:t>
             </w:r>
           </w:p>
@@ -4728,7 +4751,6 @@
                 <w:b/>
                 <w:bCs/>
               </w:rPr>
-              <w:lastRenderedPageBreak/>
               <w:t>aguentar</w:t>
             </w:r>
             <w:r>
@@ -4926,6 +4948,7 @@
                 <w:b/>
                 <w:bCs/>
               </w:rPr>
+              <w:lastRenderedPageBreak/>
               <w:t>eterno</w:t>
             </w:r>
           </w:p>
@@ -5092,7 +5115,6 @@
           </w:p>
           <w:p>
             <w:r>
-              <w:lastRenderedPageBreak/>
               <w:t>Apocalipse 14:6</w:t>
             </w:r>
           </w:p>
@@ -5118,7 +5140,6 @@
                 <w:b/>
                 <w:bCs/>
               </w:rPr>
-              <w:lastRenderedPageBreak/>
               <w:t>mal</w:t>
             </w:r>
             <w:r>
@@ -5345,6 +5366,7 @@
           <w:p/>
           <w:p>
             <w:r>
+              <w:lastRenderedPageBreak/>
               <w:t xml:space="preserve">(*) = </w:t>
             </w:r>
             <w:r>
@@ -5358,6 +5380,7 @@
           </w:tcPr>
           <w:p>
             <w:r>
+              <w:lastRenderedPageBreak/>
               <w:t>Mateus 9:2</w:t>
             </w:r>
           </w:p>
@@ -5392,6 +5415,7 @@
           </w:p>
           <w:p>
             <w:r>
+              <w:lastRenderedPageBreak/>
               <w:t>Romanos 3:22</w:t>
             </w:r>
           </w:p>
@@ -5783,6 +5807,7 @@
           </w:p>
           <w:p>
             <w:r>
+              <w:lastRenderedPageBreak/>
               <w:t>Romanos 15:6</w:t>
             </w:r>
           </w:p>
@@ -5851,6 +5876,7 @@
                 <w:b/>
                 <w:bCs/>
               </w:rPr>
+              <w:lastRenderedPageBreak/>
               <w:t>carne</w:t>
             </w:r>
           </w:p>
@@ -5902,7 +5928,6 @@
               </w:numPr>
             </w:pPr>
             <w:r>
-              <w:lastRenderedPageBreak/>
               <w:t>Uma pessoa ou todas as pessoas.</w:t>
             </w:r>
           </w:p>
@@ -5955,7 +5980,6 @@
           </w:tcPr>
           <w:p>
             <w:r>
-              <w:lastRenderedPageBreak/>
               <w:t>Mateus 16:17</w:t>
             </w:r>
           </w:p>
@@ -5987,7 +6011,6 @@
           </w:p>
           <w:p>
             <w:r>
-              <w:lastRenderedPageBreak/>
               <w:t>Atos 2:17</w:t>
             </w:r>
           </w:p>
@@ -6094,7 +6117,6 @@
                 <w:b/>
                 <w:bCs/>
               </w:rPr>
-              <w:lastRenderedPageBreak/>
               <w:t xml:space="preserve">antes </w:t>
             </w:r>
             <w:r>
@@ -6187,6 +6209,7 @@
                 <w:b/>
                 <w:bCs/>
               </w:rPr>
+              <w:lastRenderedPageBreak/>
               <w:t>perdoar</w:t>
             </w:r>
           </w:p>
@@ -6482,7 +6505,6 @@
               </w:numPr>
             </w:pPr>
             <w:r>
-              <w:lastRenderedPageBreak/>
               <w:t>Uma ocorrência de um evento previamente profetizado.</w:t>
             </w:r>
           </w:p>
@@ -6505,7 +6527,6 @@
           </w:tcPr>
           <w:p>
             <w:r>
-              <w:lastRenderedPageBreak/>
               <w:t>Mateus 4:14</w:t>
             </w:r>
           </w:p>
@@ -6531,7 +6552,6 @@
           </w:p>
           <w:p>
             <w:r>
-              <w:lastRenderedPageBreak/>
               <w:t>Atos 1:16</w:t>
             </w:r>
           </w:p>
@@ -6604,7 +6624,6 @@
                 <w:bCs/>
                 <w:lang w:val="pt-BR"/>
               </w:rPr>
-              <w:lastRenderedPageBreak/>
               <w:t>g</w:t>
             </w:r>
             <w:r>
@@ -6695,6 +6714,7 @@
           </w:p>
           <w:p>
             <w:r>
+              <w:lastRenderedPageBreak/>
               <w:t>Atos 4:21</w:t>
             </w:r>
           </w:p>
@@ -6765,6 +6785,7 @@
                 <w:b/>
                 <w:bCs/>
               </w:rPr>
+              <w:lastRenderedPageBreak/>
               <w:t>piedoso, piedade</w:t>
             </w:r>
           </w:p>
@@ -6927,7 +6948,6 @@
               <w:pStyle w:val="Compact"/>
             </w:pPr>
             <w:r>
-              <w:lastRenderedPageBreak/>
               <w:t>2 Pedro 1:6 (***)</w:t>
             </w:r>
           </w:p>
@@ -6977,7 +6997,6 @@
                 <w:b/>
                 <w:bCs/>
               </w:rPr>
-              <w:lastRenderedPageBreak/>
               <w:t>bom</w:t>
             </w:r>
             <w:r>
@@ -7091,6 +7110,7 @@
           </w:tcPr>
           <w:p>
             <w:r>
+              <w:lastRenderedPageBreak/>
               <w:t>Mateus 5:45</w:t>
             </w:r>
           </w:p>
@@ -7143,6 +7163,7 @@
           </w:p>
           <w:p>
             <w:r>
+              <w:lastRenderedPageBreak/>
               <w:t>Gálatas 6:10</w:t>
             </w:r>
           </w:p>
@@ -7203,6 +7224,7 @@
                 <w:b/>
                 <w:bCs/>
               </w:rPr>
+              <w:lastRenderedPageBreak/>
               <w:t>Boas notícias</w:t>
             </w:r>
           </w:p>
@@ -7351,7 +7373,6 @@
               </w:numPr>
             </w:pPr>
             <w:r>
-              <w:lastRenderedPageBreak/>
               <w:t>Favor. Se as pessoas gostam de alguém, essa pessoa pensa bem delas e fica satisfeita com elas.</w:t>
             </w:r>
           </w:p>
@@ -7410,76 +7431,75 @@
           </w:tcPr>
           <w:p>
             <w:r>
+              <w:t xml:space="preserve">Lucas </w:t>
+            </w:r>
+            <w:r>
+              <w:t>1:30</w:t>
+            </w:r>
+          </w:p>
+          <w:p>
+            <w:r>
+              <w:t>João 1:17</w:t>
+            </w:r>
+          </w:p>
+          <w:p>
+            <w:r>
+              <w:t>Atos 4:33</w:t>
+            </w:r>
+          </w:p>
+          <w:p>
+            <w:r>
+              <w:t>Romanos 3:24</w:t>
+            </w:r>
+          </w:p>
+          <w:p>
+            <w:r>
+              <w:t>1 Coríntios 15:10</w:t>
+            </w:r>
+          </w:p>
+          <w:p>
+            <w:r>
+              <w:t>2 Coríntios 4:15</w:t>
+            </w:r>
+          </w:p>
+          <w:p>
+            <w:r>
+              <w:t>Gálatas 2:21</w:t>
+            </w:r>
+          </w:p>
+          <w:p>
+            <w:r>
+              <w:t>Efésios 2:8</w:t>
+            </w:r>
+          </w:p>
+          <w:p>
+            <w:r>
+              <w:t>Filipenses 4:23</w:t>
+            </w:r>
+          </w:p>
+          <w:p>
+            <w:r>
+              <w:t>Colossenses 4:6</w:t>
+            </w:r>
+          </w:p>
+          <w:p>
+            <w:r>
+              <w:t>2 Tessalonicenses 2:16</w:t>
+            </w:r>
+          </w:p>
+          <w:p>
+            <w:r>
+              <w:t>2 Timóteo 2:1</w:t>
+            </w:r>
+          </w:p>
+          <w:p>
+            <w:r>
+              <w:t>Tito 2:11</w:t>
+            </w:r>
+          </w:p>
+          <w:p>
+            <w:r>
               <w:lastRenderedPageBreak/>
-              <w:t xml:space="preserve">Lucas </w:t>
-            </w:r>
-            <w:r>
-              <w:t>1:30</w:t>
-            </w:r>
-          </w:p>
-          <w:p>
-            <w:r>
-              <w:t>João 1:17</w:t>
-            </w:r>
-          </w:p>
-          <w:p>
-            <w:r>
-              <w:t>Atos 4:33</w:t>
-            </w:r>
-          </w:p>
-          <w:p>
-            <w:r>
-              <w:lastRenderedPageBreak/>
-              <w:t>Romanos 3:24</w:t>
-            </w:r>
-          </w:p>
-          <w:p>
-            <w:r>
-              <w:t>1 Coríntios 15:10</w:t>
-            </w:r>
-          </w:p>
-          <w:p>
-            <w:r>
-              <w:t>2 Coríntios 4:15</w:t>
-            </w:r>
-          </w:p>
-          <w:p>
-            <w:r>
-              <w:t>Gálatas 2:21</w:t>
-            </w:r>
-          </w:p>
-          <w:p>
-            <w:r>
-              <w:t>Efésios 2:8</w:t>
-            </w:r>
-          </w:p>
-          <w:p>
-            <w:r>
-              <w:t>Filipenses 4:23</w:t>
-            </w:r>
-          </w:p>
-          <w:p>
-            <w:r>
-              <w:t>Colossenses 4:6</w:t>
-            </w:r>
-          </w:p>
-          <w:p>
-            <w:r>
-              <w:t>2 Tessalonicenses 2:16</w:t>
-            </w:r>
-          </w:p>
-          <w:p>
-            <w:r>
-              <w:t>2 Timóteo 2:1</w:t>
-            </w:r>
-          </w:p>
-          <w:p>
-            <w:r>
-              <w:t>Tito 2:11</w:t>
-            </w:r>
-          </w:p>
-          <w:p>
-            <w:r>
               <w:t>Tito 3:7</w:t>
             </w:r>
           </w:p>
@@ -7817,7 +7837,6 @@
           </w:p>
           <w:p>
             <w:r>
-              <w:lastRenderedPageBreak/>
               <w:t>Hebreus 7:26</w:t>
             </w:r>
           </w:p>
@@ -7908,7 +7927,39 @@
               <w:rPr>
                 <w:lang w:val="pt-BR"/>
               </w:rPr>
-              <w:t>Às vezes, o Novo Testamento menciona co-herdeiros ou co-herdeiros. Estas palavras são usadas quando se fala sobre o que duas ou mais pessoas receberão de Deus.</w:t>
+              <w:t xml:space="preserve">Às vezes, o Novo Testamento menciona </w:t>
+            </w:r>
+            <w:proofErr w:type="spellStart"/>
+            <w:proofErr w:type="gramStart"/>
+            <w:r>
+              <w:rPr>
+                <w:lang w:val="pt-BR"/>
+              </w:rPr>
+              <w:t>co-herdeiros</w:t>
+            </w:r>
+            <w:proofErr w:type="spellEnd"/>
+            <w:proofErr w:type="gramEnd"/>
+            <w:r>
+              <w:rPr>
+                <w:lang w:val="pt-BR"/>
+              </w:rPr>
+              <w:t xml:space="preserve"> ou </w:t>
+            </w:r>
+            <w:proofErr w:type="spellStart"/>
+            <w:proofErr w:type="gramStart"/>
+            <w:r>
+              <w:rPr>
+                <w:lang w:val="pt-BR"/>
+              </w:rPr>
+              <w:t>co-herdeiros</w:t>
+            </w:r>
+            <w:proofErr w:type="spellEnd"/>
+            <w:proofErr w:type="gramEnd"/>
+            <w:r>
+              <w:rPr>
+                <w:lang w:val="pt-BR"/>
+              </w:rPr>
+              <w:t>. Estas palavras são usadas quando se fala sobre o que duas ou mais pessoas receberão de Deus.</w:t>
             </w:r>
           </w:p>
           <w:p>
@@ -8242,7 +8293,6 @@
           <w:p/>
           <w:p>
             <w:r>
-              <w:lastRenderedPageBreak/>
               <w:t xml:space="preserve">Quando esta </w:t>
             </w:r>
             <w:r>
@@ -8270,6 +8320,7 @@
               </w:numPr>
             </w:pPr>
             <w:r>
+              <w:lastRenderedPageBreak/>
               <w:t>Alguém ou algo separado e dedicado para servir a Deus.</w:t>
             </w:r>
           </w:p>
@@ -8319,26 +8370,26 @@
               <w:pStyle w:val="Compact"/>
             </w:pPr>
             <w:r>
+              <w:t>Romanos 12:1</w:t>
+            </w:r>
+            <w:r>
+              <w:t xml:space="preserve"> </w:t>
+            </w:r>
+          </w:p>
+          <w:p>
+            <w:pPr>
+              <w:pStyle w:val="Compact"/>
+            </w:pPr>
+            <w:r>
+              <w:t>1 Coríntios 3:17</w:t>
+            </w:r>
+          </w:p>
+          <w:p>
+            <w:pPr>
+              <w:pStyle w:val="Compact"/>
+            </w:pPr>
+            <w:r>
               <w:lastRenderedPageBreak/>
-              <w:t>Romanos 12:1</w:t>
-            </w:r>
-            <w:r>
-              <w:t xml:space="preserve"> </w:t>
-            </w:r>
-          </w:p>
-          <w:p>
-            <w:pPr>
-              <w:pStyle w:val="Compact"/>
-            </w:pPr>
-            <w:r>
-              <w:t>1 Coríntios 3:17</w:t>
-            </w:r>
-          </w:p>
-          <w:p>
-            <w:pPr>
-              <w:pStyle w:val="Compact"/>
-            </w:pPr>
-            <w:r>
               <w:t>Efésios 1:4</w:t>
             </w:r>
           </w:p>
@@ -8370,12 +8421,20 @@
             <w:pPr>
               <w:pStyle w:val="Compact"/>
             </w:pPr>
+            <w:proofErr w:type="spellStart"/>
             <w:r>
               <w:rPr>
                 <w:lang w:val="pt-BR"/>
               </w:rPr>
-              <w:t>Filemom</w:t>
-            </w:r>
+              <w:t>Filemo</w:t>
+            </w:r>
+            <w:r>
+              <w:rPr>
+                <w:lang w:val="pt-BR"/>
+              </w:rPr>
+              <w:t>m</w:t>
+            </w:r>
+            <w:proofErr w:type="spellEnd"/>
             <w:r>
               <w:rPr>
                 <w:lang w:val="pt-BR"/>
@@ -9359,12 +9418,20 @@
             <w:pPr>
               <w:pStyle w:val="Compact"/>
             </w:pPr>
+            <w:proofErr w:type="spellStart"/>
             <w:r>
               <w:rPr>
                 <w:lang w:val="pt-BR"/>
               </w:rPr>
-              <w:t>Filemom</w:t>
-            </w:r>
+              <w:t>Filemo</w:t>
+            </w:r>
+            <w:r>
+              <w:rPr>
+                <w:lang w:val="pt-BR"/>
+              </w:rPr>
+              <w:t>m</w:t>
+            </w:r>
+            <w:proofErr w:type="spellEnd"/>
             <w:r>
               <w:rPr>
                 <w:lang w:val="pt-BR"/>
@@ -9544,6 +9611,7 @@
               <w:pStyle w:val="Compact"/>
             </w:pPr>
             <w:r>
+              <w:lastRenderedPageBreak/>
               <w:t>Atos 17:31</w:t>
             </w:r>
           </w:p>
@@ -9552,7 +9620,6 @@
               <w:pStyle w:val="Compact"/>
             </w:pPr>
             <w:r>
-              <w:lastRenderedPageBreak/>
               <w:t>Romanos 2:1</w:t>
             </w:r>
           </w:p>
@@ -9882,6 +9949,7 @@
           </w:tcPr>
           <w:p>
             <w:r>
+              <w:lastRenderedPageBreak/>
               <w:t>Mateus 4:</w:t>
             </w:r>
             <w:r>
@@ -9940,6 +10008,7 @@
           </w:p>
           <w:p>
             <w:r>
+              <w:lastRenderedPageBreak/>
               <w:t>Hebreus 12:28</w:t>
             </w:r>
           </w:p>
@@ -9958,7 +10027,6 @@
               <w:pStyle w:val="Compact"/>
             </w:pPr>
             <w:r>
-              <w:lastRenderedPageBreak/>
               <w:t xml:space="preserve">Apocalipse 11:15 </w:t>
             </w:r>
           </w:p>
@@ -10392,6 +10460,7 @@
           </w:p>
           <w:p>
             <w:r>
+              <w:lastRenderedPageBreak/>
               <w:t>Efésios 4:18</w:t>
             </w:r>
           </w:p>
@@ -10402,7 +10471,6 @@
           </w:p>
           <w:p>
             <w:r>
-              <w:lastRenderedPageBreak/>
               <w:t>1 Timóteo 4:8</w:t>
             </w:r>
           </w:p>
@@ -10642,12 +10710,20 @@
             </w:r>
           </w:p>
           <w:p>
+            <w:proofErr w:type="spellStart"/>
             <w:r>
               <w:rPr>
                 <w:lang w:val="pt-BR"/>
               </w:rPr>
-              <w:t>Filemom</w:t>
-            </w:r>
+              <w:t>Filemo</w:t>
+            </w:r>
+            <w:r>
+              <w:rPr>
+                <w:lang w:val="pt-BR"/>
+              </w:rPr>
+              <w:t>m</w:t>
+            </w:r>
+            <w:proofErr w:type="spellEnd"/>
             <w:r>
               <w:rPr>
                 <w:lang w:val="pt-BR"/>
@@ -10734,6 +10810,7 @@
               </w:numPr>
             </w:pPr>
             <w:r>
+              <w:lastRenderedPageBreak/>
               <w:t>Amar como Deus ama, cuidando das pessoas independente do que elas façam. Isto inclui perdoá-los e sacrificar-se por eles.</w:t>
             </w:r>
           </w:p>
@@ -10745,6 +10822,7 @@
           </w:tcPr>
           <w:p>
             <w:r>
+              <w:lastRenderedPageBreak/>
               <w:t xml:space="preserve">Mateus 5:46 </w:t>
             </w:r>
           </w:p>
@@ -10765,6 +10843,7 @@
           </w:p>
           <w:p>
             <w:r>
+              <w:lastRenderedPageBreak/>
               <w:t>Romanos 8:28</w:t>
             </w:r>
           </w:p>
@@ -10785,7 +10864,6 @@
           </w:p>
           <w:p>
             <w:r>
-              <w:lastRenderedPageBreak/>
               <w:t>Filipenses 1:9</w:t>
             </w:r>
           </w:p>
@@ -11102,6 +11180,7 @@
                 <w:b/>
                 <w:bCs/>
               </w:rPr>
+              <w:lastRenderedPageBreak/>
               <w:t>milagre</w:t>
             </w:r>
           </w:p>
@@ -11211,7 +11290,6 @@
               <w:pStyle w:val="Compact"/>
             </w:pPr>
             <w:r>
-              <w:lastRenderedPageBreak/>
               <w:t>Atos 2:22</w:t>
             </w:r>
           </w:p>
@@ -11285,7 +11363,6 @@
                 <w:b/>
                 <w:bCs/>
               </w:rPr>
-              <w:lastRenderedPageBreak/>
               <w:t>nação</w:t>
             </w:r>
           </w:p>
@@ -11588,6 +11665,7 @@
               <w:pStyle w:val="Compact"/>
             </w:pPr>
             <w:r>
+              <w:lastRenderedPageBreak/>
               <w:t>Romanos 10:16</w:t>
             </w:r>
           </w:p>
@@ -11635,16 +11713,24 @@
             <w:pPr>
               <w:pStyle w:val="Compact"/>
             </w:pPr>
+            <w:proofErr w:type="spellStart"/>
             <w:r>
               <w:rPr>
                 <w:lang w:val="pt-BR"/>
               </w:rPr>
-              <w:t>Filemom</w:t>
+              <w:t>Filemo</w:t>
             </w:r>
             <w:r>
               <w:rPr>
                 <w:lang w:val="pt-BR"/>
               </w:rPr>
+              <w:t>m</w:t>
+            </w:r>
+            <w:proofErr w:type="spellEnd"/>
+            <w:r>
+              <w:rPr>
+                <w:lang w:val="pt-BR"/>
+              </w:rPr>
               <w:t xml:space="preserve"> 1:21</w:t>
             </w:r>
           </w:p>
@@ -11669,7 +11755,6 @@
               <w:pStyle w:val="Compact"/>
             </w:pPr>
             <w:r>
-              <w:lastRenderedPageBreak/>
               <w:t>1 Pedro 3:6</w:t>
             </w:r>
           </w:p>
@@ -12009,6 +12094,7 @@
               <w:pStyle w:val="Compact"/>
             </w:pPr>
             <w:r>
+              <w:lastRenderedPageBreak/>
               <w:t>2 Coríntios 8:18</w:t>
             </w:r>
           </w:p>
@@ -12082,6 +12168,7 @@
                 <w:b/>
                 <w:bCs/>
               </w:rPr>
+              <w:lastRenderedPageBreak/>
               <w:t>orar</w:t>
             </w:r>
           </w:p>
@@ -12121,7 +12208,6 @@
               </w:numPr>
             </w:pPr>
             <w:r>
-              <w:lastRenderedPageBreak/>
               <w:t>Pedir a Deus para fazer algo.</w:t>
             </w:r>
           </w:p>
@@ -12147,7 +12233,6 @@
               <w:pStyle w:val="Compact"/>
             </w:pPr>
             <w:r>
-              <w:lastRenderedPageBreak/>
               <w:t xml:space="preserve">Mateus 6:6 </w:t>
             </w:r>
           </w:p>
@@ -12172,7 +12257,6 @@
               <w:pStyle w:val="Compact"/>
             </w:pPr>
             <w:r>
-              <w:lastRenderedPageBreak/>
               <w:t>Atos 16:25</w:t>
             </w:r>
           </w:p>
@@ -12286,7 +12370,6 @@
                 <w:b/>
                 <w:bCs/>
               </w:rPr>
-              <w:lastRenderedPageBreak/>
               <w:t>promessa</w:t>
             </w:r>
           </w:p>
@@ -12437,6 +12520,7 @@
               <w:pStyle w:val="Compact"/>
             </w:pPr>
             <w:r>
+              <w:lastRenderedPageBreak/>
               <w:t>Hebreus 6:12</w:t>
             </w:r>
           </w:p>
@@ -12488,6 +12572,7 @@
                 <w:bCs/>
                 <w:lang w:val="pt-BR"/>
               </w:rPr>
+              <w:lastRenderedPageBreak/>
               <w:t>profecia</w:t>
             </w:r>
             <w:r>
@@ -12594,7 +12679,6 @@
               <w:pStyle w:val="Compact"/>
             </w:pPr>
             <w:r>
-              <w:lastRenderedPageBreak/>
               <w:t>1 Tessalonicenses 5:20</w:t>
             </w:r>
           </w:p>
@@ -12685,7 +12769,6 @@
                 <w:b/>
                 <w:bCs/>
               </w:rPr>
-              <w:lastRenderedPageBreak/>
               <w:t>resgatar</w:t>
             </w:r>
           </w:p>
@@ -12891,6 +12974,7 @@
               <w:pStyle w:val="Compact"/>
             </w:pPr>
             <w:r>
+              <w:lastRenderedPageBreak/>
               <w:t>1 Coríntios 1:30</w:t>
             </w:r>
           </w:p>
@@ -12956,6 +13040,7 @@
                 <w:b/>
                 <w:bCs/>
               </w:rPr>
+              <w:lastRenderedPageBreak/>
               <w:t>arrepender-se</w:t>
             </w:r>
           </w:p>
@@ -13072,7 +13157,6 @@
               <w:pStyle w:val="Compact"/>
             </w:pPr>
             <w:r>
-              <w:lastRenderedPageBreak/>
               <w:t>Atos 2:38</w:t>
             </w:r>
           </w:p>
@@ -13146,7 +13230,6 @@
                 <w:b/>
                 <w:bCs/>
               </w:rPr>
-              <w:lastRenderedPageBreak/>
               <w:t>ressurreição</w:t>
             </w:r>
           </w:p>
@@ -13290,6 +13373,7 @@
               <w:pStyle w:val="Compact"/>
             </w:pPr>
             <w:r>
+              <w:lastRenderedPageBreak/>
               <w:t xml:space="preserve">Hebreus 11:35 </w:t>
             </w:r>
           </w:p>
@@ -13331,6 +13415,7 @@
                 <w:b/>
                 <w:bCs/>
               </w:rPr>
+              <w:lastRenderedPageBreak/>
               <w:t>justo</w:t>
             </w:r>
           </w:p>
@@ -13490,7 +13575,6 @@
               <w:pStyle w:val="Compact"/>
             </w:pPr>
             <w:r>
-              <w:lastRenderedPageBreak/>
               <w:t>Apocalipse 16:5</w:t>
             </w:r>
           </w:p>
@@ -13516,7 +13600,6 @@
                 <w:b/>
                 <w:bCs/>
               </w:rPr>
-              <w:lastRenderedPageBreak/>
               <w:t>sacrifício</w:t>
             </w:r>
           </w:p>
@@ -13716,6 +13799,7 @@
                 <w:b/>
                 <w:bCs/>
               </w:rPr>
+              <w:lastRenderedPageBreak/>
               <w:t>salvação</w:t>
             </w:r>
           </w:p>
@@ -13918,7 +14002,6 @@
                 <w:b/>
                 <w:bCs/>
               </w:rPr>
-              <w:lastRenderedPageBreak/>
               <w:t>santificar, santificação</w:t>
             </w:r>
           </w:p>
@@ -14205,6 +14288,7 @@
               <w:pStyle w:val="Compact"/>
             </w:pPr>
             <w:r>
+              <w:lastRenderedPageBreak/>
               <w:t>1 Coríntios 1:18</w:t>
             </w:r>
           </w:p>
@@ -14294,6 +14378,7 @@
                 <w:b/>
                 <w:bCs/>
               </w:rPr>
+              <w:lastRenderedPageBreak/>
               <w:t>escrituras</w:t>
             </w:r>
           </w:p>
@@ -14428,7 +14513,6 @@
               <w:pStyle w:val="Compact"/>
             </w:pPr>
             <w:r>
-              <w:lastRenderedPageBreak/>
               <w:t>Gálatas 3:8</w:t>
             </w:r>
           </w:p>
@@ -14494,7 +14578,6 @@
                 <w:b/>
                 <w:bCs/>
               </w:rPr>
-              <w:lastRenderedPageBreak/>
               <w:t>vergonha</w:t>
             </w:r>
           </w:p>
@@ -14629,6 +14712,7 @@
                 <w:b/>
                 <w:bCs/>
               </w:rPr>
+              <w:lastRenderedPageBreak/>
               <w:t>ovelha</w:t>
             </w:r>
           </w:p>
@@ -14925,7 +15009,6 @@
               <w:pStyle w:val="Compact"/>
             </w:pPr>
             <w:r>
-              <w:lastRenderedPageBreak/>
               <w:t>1 Coríntios 9:7</w:t>
             </w:r>
           </w:p>
@@ -14983,7 +15066,6 @@
                 <w:b/>
                 <w:bCs/>
               </w:rPr>
-              <w:lastRenderedPageBreak/>
               <w:t>pecado</w:t>
             </w:r>
           </w:p>
@@ -15085,6 +15167,7 @@
           </w:p>
           <w:p>
             <w:r>
+              <w:lastRenderedPageBreak/>
               <w:t>Colossenses 1:14</w:t>
             </w:r>
           </w:p>
@@ -15137,6 +15220,7 @@
                 <w:b/>
                 <w:bCs/>
               </w:rPr>
+              <w:lastRenderedPageBreak/>
               <w:t>Filho de Deus</w:t>
             </w:r>
           </w:p>
@@ -15270,97 +15354,97 @@
                 <w:b/>
                 <w:bCs/>
               </w:rPr>
+              <w:t>Filho do Homem</w:t>
+            </w:r>
+          </w:p>
+        </w:tc>
+        <w:tc>
+          <w:tcPr>
+            <w:tcW w:w="6048" w:type="dxa"/>
+          </w:tcPr>
+          <w:p>
+            <w:r>
+              <w:t>O título “Filho do Homem” foi usado por Jesus para se referir a si mesmo. Ele costumava usar esse termo em vez de dizer “eu” ou “eu”.</w:t>
+            </w:r>
+          </w:p>
+        </w:tc>
+        <w:tc>
+          <w:tcPr>
+            <w:tcW w:w="5323" w:type="dxa"/>
+          </w:tcPr>
+          <w:p>
+            <w:r>
+              <w:t>Mateus 8:20</w:t>
+            </w:r>
+          </w:p>
+          <w:p>
+            <w:r>
+              <w:t>Mateus 16:13</w:t>
+            </w:r>
+          </w:p>
+          <w:p>
+            <w:r>
+              <w:t>Mateus 20:28</w:t>
+            </w:r>
+          </w:p>
+          <w:p>
+            <w:r>
+              <w:t>Marcos 2:28</w:t>
+            </w:r>
+          </w:p>
+          <w:p>
+            <w:r>
+              <w:t>Marcos 8:31</w:t>
+            </w:r>
+          </w:p>
+          <w:p>
+            <w:r>
+              <w:t>Marcos 10:33</w:t>
+            </w:r>
+          </w:p>
+          <w:p>
+            <w:r>
+              <w:t>Marcos 13:26</w:t>
+            </w:r>
+          </w:p>
+          <w:p>
+            <w:r>
+              <w:t>Lucas 7:34</w:t>
+            </w:r>
+          </w:p>
+          <w:p>
+            <w:r>
+              <w:t>Lucas 19:10</w:t>
+            </w:r>
+          </w:p>
+          <w:p>
+            <w:r>
+              <w:t>Lucas 22:48</w:t>
+            </w:r>
+          </w:p>
+          <w:p>
+            <w:r>
+              <w:t>João 3:14</w:t>
+            </w:r>
+          </w:p>
+          <w:p>
+            <w:r>
+              <w:t>João 12:34</w:t>
+            </w:r>
+          </w:p>
+          <w:p>
+            <w:r>
+              <w:t>Atos 7:56</w:t>
+            </w:r>
+          </w:p>
+          <w:p>
+            <w:r>
+              <w:t>Apocalipse 1:13</w:t>
+            </w:r>
+          </w:p>
+          <w:p>
+            <w:r>
               <w:lastRenderedPageBreak/>
-              <w:t>Filho do Homem</w:t>
-            </w:r>
-          </w:p>
-        </w:tc>
-        <w:tc>
-          <w:tcPr>
-            <w:tcW w:w="6048" w:type="dxa"/>
-          </w:tcPr>
-          <w:p>
-            <w:r>
-              <w:t>O título “Filho do Homem” foi usado por Jesus para se referir a si mesmo. Ele costumava usar esse termo em vez de dizer “eu” ou “eu”.</w:t>
-            </w:r>
-          </w:p>
-        </w:tc>
-        <w:tc>
-          <w:tcPr>
-            <w:tcW w:w="5323" w:type="dxa"/>
-          </w:tcPr>
-          <w:p>
-            <w:r>
-              <w:t>Mateus 8:20</w:t>
-            </w:r>
-          </w:p>
-          <w:p>
-            <w:r>
-              <w:t>Mateus 16:13</w:t>
-            </w:r>
-          </w:p>
-          <w:p>
-            <w:r>
-              <w:t>Mateus 20:28</w:t>
-            </w:r>
-          </w:p>
-          <w:p>
-            <w:r>
-              <w:t>Marcos 2:28</w:t>
-            </w:r>
-          </w:p>
-          <w:p>
-            <w:r>
-              <w:t>Marcos 8:31</w:t>
-            </w:r>
-          </w:p>
-          <w:p>
-            <w:r>
-              <w:t>Marcos 10:33</w:t>
-            </w:r>
-          </w:p>
-          <w:p>
-            <w:r>
-              <w:t>Marcos 13:26</w:t>
-            </w:r>
-          </w:p>
-          <w:p>
-            <w:r>
-              <w:t>Lucas 7:34</w:t>
-            </w:r>
-          </w:p>
-          <w:p>
-            <w:r>
-              <w:t>Lucas 19:10</w:t>
-            </w:r>
-          </w:p>
-          <w:p>
-            <w:r>
-              <w:t>Lucas 22:48</w:t>
-            </w:r>
-          </w:p>
-          <w:p>
-            <w:r>
-              <w:t>João 3:14</w:t>
-            </w:r>
-          </w:p>
-          <w:p>
-            <w:r>
-              <w:t>João 12:34</w:t>
-            </w:r>
-          </w:p>
-          <w:p>
-            <w:r>
-              <w:t>Atos 7:56</w:t>
-            </w:r>
-          </w:p>
-          <w:p>
-            <w:r>
-              <w:t>Apocalipse 1:13</w:t>
-            </w:r>
-          </w:p>
-          <w:p>
-            <w:r>
               <w:t>Apocalipse 14:14</w:t>
             </w:r>
           </w:p>
@@ -15386,6 +15470,7 @@
                 <w:b/>
                 <w:bCs/>
               </w:rPr>
+              <w:lastRenderedPageBreak/>
               <w:t>alma</w:t>
             </w:r>
           </w:p>
@@ -15688,7 +15773,6 @@
           </w:p>
           <w:p>
             <w:r>
-              <w:lastRenderedPageBreak/>
               <w:t xml:space="preserve">Gálatas 5:25 </w:t>
             </w:r>
           </w:p>
@@ -16132,34 +16216,37 @@
                 <w:b/>
                 <w:bCs/>
               </w:rPr>
+              <w:t xml:space="preserve">árvore </w:t>
+            </w:r>
+            <w:r>
+              <w:t>(usada para significar cruz)</w:t>
+            </w:r>
+          </w:p>
+          <w:p>
+            <w:r>
+              <w:t>G3586</w:t>
+            </w:r>
+          </w:p>
+        </w:tc>
+        <w:tc>
+          <w:tcPr>
+            <w:tcW w:w="6048" w:type="dxa"/>
+          </w:tcPr>
+          <w:p>
+            <w:r>
+              <w:t>Esta palavra às vezes é usada para significar a mesma coisa que “cruz”, embora às vezes seja dita desta forma, como “uma árvore”.</w:t>
+            </w:r>
+          </w:p>
+          <w:p>
+            <w:r>
+              <w:t xml:space="preserve">Uma cruz era um poste vertical de madeira cravado no chão com uma viga de madeira passando perto do topo. Durante a época do Império Romano, o </w:t>
+            </w:r>
+            <w:r>
+              <w:t xml:space="preserve">governo romano </w:t>
+            </w:r>
+            <w:r>
               <w:lastRenderedPageBreak/>
-              <w:t xml:space="preserve">árvore </w:t>
-            </w:r>
-            <w:r>
-              <w:t>(usada para significar cruz)</w:t>
-            </w:r>
-          </w:p>
-          <w:p>
-            <w:r>
-              <w:t>G3586</w:t>
-            </w:r>
-          </w:p>
-        </w:tc>
-        <w:tc>
-          <w:tcPr>
-            <w:tcW w:w="6048" w:type="dxa"/>
-          </w:tcPr>
-          <w:p>
-            <w:r>
-              <w:t>Esta palavra às vezes é usada para significar a mesma coisa que “cruz”, embora às vezes seja dita desta forma, como “uma árvore”.</w:t>
-            </w:r>
-          </w:p>
-          <w:p>
-            <w:r>
-              <w:t xml:space="preserve">Uma cruz era um poste vertical de madeira cravado no chão com uma viga de madeira passando perto do topo. Durante a época do Império Romano, o </w:t>
-            </w:r>
-            <w:r>
-              <w:t>governo romano matava criminosos amarrando-os ou pregando-os numa cruz e deixando-os lá para morrer.</w:t>
+              <w:t>matava criminosos amarrando-os ou pregando-os numa cruz e deixando-os lá para morrer.</w:t>
             </w:r>
           </w:p>
         </w:tc>
@@ -16169,6 +16256,7 @@
           </w:tcPr>
           <w:p>
             <w:r>
+              <w:lastRenderedPageBreak/>
               <w:t>Atos 5:30</w:t>
             </w:r>
           </w:p>
@@ -16243,11 +16331,19 @@
                 <w:numId w:val="68"/>
               </w:numPr>
             </w:pPr>
+            <w:proofErr w:type="spellStart"/>
             <w:r>
               <w:rPr>
                 <w:lang w:val="pt-BR"/>
               </w:rPr>
-              <w:t>Idéias ou palavras que não são falsas.</w:t>
+              <w:t>Idéias</w:t>
+            </w:r>
+            <w:proofErr w:type="spellEnd"/>
+            <w:r>
+              <w:rPr>
+                <w:lang w:val="pt-BR"/>
+              </w:rPr>
+              <w:t xml:space="preserve"> ou palavras que não são falsas.</w:t>
             </w:r>
           </w:p>
           <w:p>
@@ -16589,7 +16685,6 @@
                 <w:b/>
                 <w:bCs/>
               </w:rPr>
-              <w:lastRenderedPageBreak/>
               <w:t>vontade (de Deus)</w:t>
             </w:r>
           </w:p>
@@ -16648,6 +16743,7 @@
               </w:numPr>
             </w:pPr>
             <w:r>
+              <w:lastRenderedPageBreak/>
               <w:t>O que é agradável a Deus.</w:t>
             </w:r>
           </w:p>
@@ -16670,6 +16766,7 @@
           </w:tcPr>
           <w:p>
             <w:r>
+              <w:lastRenderedPageBreak/>
               <w:t>Mateus 6:10</w:t>
             </w:r>
           </w:p>
@@ -16690,6 +16787,7 @@
           </w:p>
           <w:p>
             <w:r>
+              <w:lastRenderedPageBreak/>
               <w:t>Romanos 12:2</w:t>
             </w:r>
           </w:p>
@@ -16768,6 +16866,7 @@
                 <w:b/>
                 <w:bCs/>
               </w:rPr>
+              <w:lastRenderedPageBreak/>
               <w:t>sabedoria</w:t>
             </w:r>
           </w:p>
@@ -17116,7 +17215,6 @@
               <w:pStyle w:val="Compact"/>
             </w:pPr>
             <w:r>
-              <w:lastRenderedPageBreak/>
               <w:t>Efésios 5:15</w:t>
             </w:r>
           </w:p>
@@ -17736,7 +17834,7 @@
 </file>
 
 <file path=word/numbering.xml><?xml version="1.0" encoding="utf-8"?>
-<w:numbering xmlns:wpc="http://schemas.microsoft.com/office/word/2010/wordprocessingCanvas" xmlns:mc="http://schemas.openxmlformats.org/markup-compatibility/2006" xmlns:o="urn:schemas-microsoft-com:office:office" xmlns:r="http://schemas.openxmlformats.org/officeDocument/2006/relationships" xmlns:m="http://schemas.openxmlformats.org/officeDocument/2006/math" xmlns:v="urn:schemas-microsoft-com:vml" xmlns:wp14="http://schemas.microsoft.com/office/word/2010/wordprocessingDrawing" xmlns:wp="http://schemas.openxmlformats.org/drawingml/2006/wordprocessingDrawing" xmlns:w10="urn:schemas-microsoft-com:office:word" xmlns:w="http://schemas.openxmlformats.org/wordprocessingml/2006/main" xmlns:w14="http://schemas.microsoft.com/office/word/2010/wordml" xmlns:w15="http://schemas.microsoft.com/office/word/2012/wordml" xmlns:wpg="http://schemas.microsoft.com/office/word/2010/wordprocessingGroup" xmlns:wpi="http://schemas.microsoft.com/office/word/2010/wordprocessingInk" xmlns:wne="http://schemas.microsoft.com/office/word/2006/wordml" xmlns:wps="http://schemas.microsoft.com/office/word/2010/wordprocessingShape" mc:Ignorable="w14 w15 wp14">
+<w:numbering xmlns:wpc="http://schemas.microsoft.com/office/word/2010/wordprocessingCanvas" xmlns:cx="http://schemas.microsoft.com/office/drawing/2014/chartex" xmlns:cx1="http://schemas.microsoft.com/office/drawing/2015/9/8/chartex" xmlns:cx2="http://schemas.microsoft.com/office/drawing/2015/10/21/chartex" xmlns:cx3="http://schemas.microsoft.com/office/drawing/2016/5/9/chartex" xmlns:cx4="http://schemas.microsoft.com/office/drawing/2016/5/10/chartex" xmlns:cx5="http://schemas.microsoft.com/office/drawing/2016/5/11/chartex" xmlns:cx6="http://schemas.microsoft.com/office/drawing/2016/5/12/chartex" xmlns:cx7="http://schemas.microsoft.com/office/drawing/2016/5/13/chartex" xmlns:cx8="http://schemas.microsoft.com/office/drawing/2016/5/14/chartex" xmlns:mc="http://schemas.openxmlformats.org/markup-compatibility/2006" xmlns:aink="http://schemas.microsoft.com/office/drawing/2016/ink" xmlns:am3d="http://schemas.microsoft.com/office/drawing/2017/model3d" xmlns:o="urn:schemas-microsoft-com:office:office" xmlns:oel="http://schemas.microsoft.com/office/2019/extlst" xmlns:r="http://schemas.openxmlformats.org/officeDocument/2006/relationships" xmlns:m="http://schemas.openxmlformats.org/officeDocument/2006/math" xmlns:v="urn:schemas-microsoft-com:vml" xmlns:wp14="http://schemas.microsoft.com/office/word/2010/wordprocessingDrawing" xmlns:wp="http://schemas.openxmlformats.org/drawingml/2006/wordprocessingDrawing" xmlns:w10="urn:schemas-microsoft-com:office:word" xmlns:w="http://schemas.openxmlformats.org/wordprocessingml/2006/main" xmlns:w14="http://schemas.microsoft.com/office/word/2010/wordml" xmlns:w15="http://schemas.microsoft.com/office/word/2012/wordml" xmlns:w16cex="http://schemas.microsoft.com/office/word/2018/wordml/cex" xmlns:w16cid="http://schemas.microsoft.com/office/word/2016/wordml/cid" xmlns:w16="http://schemas.microsoft.com/office/word/2018/wordml" xmlns:w16du="http://schemas.microsoft.com/office/word/2023/wordml/word16du" xmlns:w16sdtdh="http://schemas.microsoft.com/office/word/2020/wordml/sdtdatahash" xmlns:w16sdtfl="http://schemas.microsoft.com/office/word/2024/wordml/sdtformatlock" xmlns:w16se="http://schemas.microsoft.com/office/word/2015/wordml/symex" xmlns:wpg="http://schemas.microsoft.com/office/word/2010/wordprocessingGroup" xmlns:wpi="http://schemas.microsoft.com/office/word/2010/wordprocessingInk" xmlns:wne="http://schemas.microsoft.com/office/word/2006/wordml" xmlns:wps="http://schemas.microsoft.com/office/word/2010/wordprocessingShape" mc:Ignorable="w14 w15 w16se w16cid w16 w16cex w16sdtdh w16sdtfl w16du wp14">
   <w:abstractNum w:abstractNumId="0" w15:restartNumberingAfterBreak="0">
     <w:nsid w:val="0000A991"/>
     <w:multiLevelType w:val="multilevel"/>
@@ -27262,256 +27360,256 @@
       </w:rPr>
     </w:lvl>
   </w:abstractNum>
-  <w:num w:numId="1">
+  <w:num w:numId="1" w16cid:durableId="193733981">
     <w:abstractNumId w:val="8"/>
   </w:num>
-  <w:num w:numId="2">
+  <w:num w:numId="2" w16cid:durableId="760030379">
     <w:abstractNumId w:val="83"/>
   </w:num>
-  <w:num w:numId="3">
+  <w:num w:numId="3" w16cid:durableId="527137262">
     <w:abstractNumId w:val="82"/>
   </w:num>
-  <w:num w:numId="4">
+  <w:num w:numId="4" w16cid:durableId="425269955">
     <w:abstractNumId w:val="55"/>
   </w:num>
-  <w:num w:numId="5">
+  <w:num w:numId="5" w16cid:durableId="1056247886">
     <w:abstractNumId w:val="26"/>
   </w:num>
-  <w:num w:numId="6">
+  <w:num w:numId="6" w16cid:durableId="1470243334">
     <w:abstractNumId w:val="66"/>
   </w:num>
-  <w:num w:numId="7">
+  <w:num w:numId="7" w16cid:durableId="1869676824">
     <w:abstractNumId w:val="30"/>
   </w:num>
-  <w:num w:numId="8">
+  <w:num w:numId="8" w16cid:durableId="1679767248">
     <w:abstractNumId w:val="4"/>
   </w:num>
-  <w:num w:numId="9">
+  <w:num w:numId="9" w16cid:durableId="1274627801">
     <w:abstractNumId w:val="20"/>
   </w:num>
-  <w:num w:numId="10">
+  <w:num w:numId="10" w16cid:durableId="717171090">
     <w:abstractNumId w:val="80"/>
   </w:num>
-  <w:num w:numId="11">
+  <w:num w:numId="11" w16cid:durableId="1394428091">
     <w:abstractNumId w:val="71"/>
   </w:num>
-  <w:num w:numId="12">
+  <w:num w:numId="12" w16cid:durableId="1028337723">
     <w:abstractNumId w:val="69"/>
   </w:num>
-  <w:num w:numId="13">
+  <w:num w:numId="13" w16cid:durableId="1152411401">
     <w:abstractNumId w:val="27"/>
   </w:num>
-  <w:num w:numId="14">
+  <w:num w:numId="14" w16cid:durableId="662703860">
     <w:abstractNumId w:val="39"/>
   </w:num>
-  <w:num w:numId="15">
+  <w:num w:numId="15" w16cid:durableId="928805173">
     <w:abstractNumId w:val="37"/>
   </w:num>
-  <w:num w:numId="16">
+  <w:num w:numId="16" w16cid:durableId="1709529939">
     <w:abstractNumId w:val="41"/>
   </w:num>
-  <w:num w:numId="17">
+  <w:num w:numId="17" w16cid:durableId="1150367587">
     <w:abstractNumId w:val="1"/>
   </w:num>
-  <w:num w:numId="18">
+  <w:num w:numId="18" w16cid:durableId="543833968">
     <w:abstractNumId w:val="73"/>
   </w:num>
-  <w:num w:numId="19">
+  <w:num w:numId="19" w16cid:durableId="756486473">
     <w:abstractNumId w:val="49"/>
   </w:num>
-  <w:num w:numId="20">
+  <w:num w:numId="20" w16cid:durableId="1275362702">
     <w:abstractNumId w:val="3"/>
   </w:num>
-  <w:num w:numId="21">
+  <w:num w:numId="21" w16cid:durableId="545458975">
     <w:abstractNumId w:val="47"/>
   </w:num>
-  <w:num w:numId="22">
+  <w:num w:numId="22" w16cid:durableId="1589075198">
     <w:abstractNumId w:val="40"/>
   </w:num>
-  <w:num w:numId="23">
+  <w:num w:numId="23" w16cid:durableId="392431635">
     <w:abstractNumId w:val="53"/>
   </w:num>
-  <w:num w:numId="24">
+  <w:num w:numId="24" w16cid:durableId="428933504">
     <w:abstractNumId w:val="34"/>
   </w:num>
-  <w:num w:numId="25">
+  <w:num w:numId="25" w16cid:durableId="733357364">
     <w:abstractNumId w:val="2"/>
   </w:num>
-  <w:num w:numId="26">
+  <w:num w:numId="26" w16cid:durableId="266743309">
     <w:abstractNumId w:val="70"/>
   </w:num>
-  <w:num w:numId="27">
+  <w:num w:numId="27" w16cid:durableId="630402698">
     <w:abstractNumId w:val="15"/>
   </w:num>
-  <w:num w:numId="28">
+  <w:num w:numId="28" w16cid:durableId="384452694">
     <w:abstractNumId w:val="42"/>
   </w:num>
-  <w:num w:numId="29">
+  <w:num w:numId="29" w16cid:durableId="840973392">
     <w:abstractNumId w:val="13"/>
   </w:num>
-  <w:num w:numId="30">
+  <w:num w:numId="30" w16cid:durableId="1205867415">
     <w:abstractNumId w:val="31"/>
   </w:num>
-  <w:num w:numId="31">
+  <w:num w:numId="31" w16cid:durableId="381904598">
     <w:abstractNumId w:val="72"/>
   </w:num>
-  <w:num w:numId="32">
+  <w:num w:numId="32" w16cid:durableId="555438986">
     <w:abstractNumId w:val="25"/>
   </w:num>
-  <w:num w:numId="33">
+  <w:num w:numId="33" w16cid:durableId="652756369">
     <w:abstractNumId w:val="10"/>
   </w:num>
-  <w:num w:numId="34">
+  <w:num w:numId="34" w16cid:durableId="287206062">
     <w:abstractNumId w:val="48"/>
   </w:num>
-  <w:num w:numId="35">
+  <w:num w:numId="35" w16cid:durableId="876743842">
     <w:abstractNumId w:val="50"/>
   </w:num>
-  <w:num w:numId="36">
+  <w:num w:numId="36" w16cid:durableId="1617787493">
     <w:abstractNumId w:val="32"/>
   </w:num>
-  <w:num w:numId="37">
+  <w:num w:numId="37" w16cid:durableId="69692028">
     <w:abstractNumId w:val="63"/>
   </w:num>
-  <w:num w:numId="38">
+  <w:num w:numId="38" w16cid:durableId="1185827661">
     <w:abstractNumId w:val="14"/>
   </w:num>
-  <w:num w:numId="39">
+  <w:num w:numId="39" w16cid:durableId="635961693">
     <w:abstractNumId w:val="60"/>
   </w:num>
-  <w:num w:numId="40">
+  <w:num w:numId="40" w16cid:durableId="616986513">
     <w:abstractNumId w:val="35"/>
   </w:num>
-  <w:num w:numId="41">
+  <w:num w:numId="41" w16cid:durableId="2025356426">
     <w:abstractNumId w:val="11"/>
   </w:num>
-  <w:num w:numId="42">
+  <w:num w:numId="42" w16cid:durableId="321353503">
     <w:abstractNumId w:val="33"/>
   </w:num>
-  <w:num w:numId="43">
+  <w:num w:numId="43" w16cid:durableId="1483160115">
     <w:abstractNumId w:val="76"/>
   </w:num>
-  <w:num w:numId="44">
+  <w:num w:numId="44" w16cid:durableId="262609934">
     <w:abstractNumId w:val="56"/>
   </w:num>
-  <w:num w:numId="45">
+  <w:num w:numId="45" w16cid:durableId="506793433">
     <w:abstractNumId w:val="68"/>
   </w:num>
-  <w:num w:numId="46">
+  <w:num w:numId="46" w16cid:durableId="1657997144">
     <w:abstractNumId w:val="81"/>
   </w:num>
-  <w:num w:numId="47">
+  <w:num w:numId="47" w16cid:durableId="896474799">
     <w:abstractNumId w:val="52"/>
   </w:num>
-  <w:num w:numId="48">
+  <w:num w:numId="48" w16cid:durableId="1942183771">
     <w:abstractNumId w:val="65"/>
   </w:num>
-  <w:num w:numId="49">
+  <w:num w:numId="49" w16cid:durableId="467937617">
     <w:abstractNumId w:val="44"/>
   </w:num>
-  <w:num w:numId="50">
+  <w:num w:numId="50" w16cid:durableId="2027781289">
     <w:abstractNumId w:val="22"/>
   </w:num>
-  <w:num w:numId="51">
+  <w:num w:numId="51" w16cid:durableId="1400859783">
     <w:abstractNumId w:val="29"/>
   </w:num>
-  <w:num w:numId="52">
+  <w:num w:numId="52" w16cid:durableId="2136675572">
     <w:abstractNumId w:val="74"/>
   </w:num>
-  <w:num w:numId="53">
+  <w:num w:numId="53" w16cid:durableId="1894732053">
     <w:abstractNumId w:val="45"/>
   </w:num>
-  <w:num w:numId="54">
+  <w:num w:numId="54" w16cid:durableId="520751718">
     <w:abstractNumId w:val="9"/>
   </w:num>
-  <w:num w:numId="55">
+  <w:num w:numId="55" w16cid:durableId="129371697">
     <w:abstractNumId w:val="23"/>
   </w:num>
-  <w:num w:numId="56">
+  <w:num w:numId="56" w16cid:durableId="1364014439">
     <w:abstractNumId w:val="59"/>
   </w:num>
-  <w:num w:numId="57">
+  <w:num w:numId="57" w16cid:durableId="771709124">
     <w:abstractNumId w:val="17"/>
   </w:num>
-  <w:num w:numId="58">
+  <w:num w:numId="58" w16cid:durableId="2144036288">
     <w:abstractNumId w:val="43"/>
   </w:num>
-  <w:num w:numId="59">
+  <w:num w:numId="59" w16cid:durableId="1148939237">
     <w:abstractNumId w:val="64"/>
   </w:num>
-  <w:num w:numId="60">
+  <w:num w:numId="60" w16cid:durableId="1560821708">
     <w:abstractNumId w:val="19"/>
   </w:num>
-  <w:num w:numId="61">
+  <w:num w:numId="61" w16cid:durableId="1579944128">
     <w:abstractNumId w:val="54"/>
   </w:num>
-  <w:num w:numId="62">
+  <w:num w:numId="62" w16cid:durableId="1788967850">
     <w:abstractNumId w:val="79"/>
   </w:num>
-  <w:num w:numId="63">
+  <w:num w:numId="63" w16cid:durableId="1751467098">
     <w:abstractNumId w:val="78"/>
   </w:num>
-  <w:num w:numId="64">
+  <w:num w:numId="64" w16cid:durableId="1762290188">
     <w:abstractNumId w:val="24"/>
   </w:num>
-  <w:num w:numId="65">
+  <w:num w:numId="65" w16cid:durableId="1675720596">
     <w:abstractNumId w:val="28"/>
   </w:num>
-  <w:num w:numId="66">
+  <w:num w:numId="66" w16cid:durableId="494029160">
     <w:abstractNumId w:val="61"/>
   </w:num>
-  <w:num w:numId="67">
+  <w:num w:numId="67" w16cid:durableId="1613508675">
     <w:abstractNumId w:val="38"/>
   </w:num>
-  <w:num w:numId="68">
+  <w:num w:numId="68" w16cid:durableId="1701083051">
     <w:abstractNumId w:val="16"/>
   </w:num>
-  <w:num w:numId="69">
+  <w:num w:numId="69" w16cid:durableId="627979772">
     <w:abstractNumId w:val="36"/>
   </w:num>
-  <w:num w:numId="70">
+  <w:num w:numId="70" w16cid:durableId="1471744833">
     <w:abstractNumId w:val="67"/>
   </w:num>
-  <w:num w:numId="71">
+  <w:num w:numId="71" w16cid:durableId="1815219610">
     <w:abstractNumId w:val="58"/>
   </w:num>
-  <w:num w:numId="72">
+  <w:num w:numId="72" w16cid:durableId="1022363581">
     <w:abstractNumId w:val="12"/>
   </w:num>
-  <w:num w:numId="73">
+  <w:num w:numId="73" w16cid:durableId="1395355708">
     <w:abstractNumId w:val="57"/>
   </w:num>
-  <w:num w:numId="74">
+  <w:num w:numId="74" w16cid:durableId="1727295882">
     <w:abstractNumId w:val="6"/>
   </w:num>
-  <w:num w:numId="75">
+  <w:num w:numId="75" w16cid:durableId="1544710060">
     <w:abstractNumId w:val="5"/>
   </w:num>
-  <w:num w:numId="76">
+  <w:num w:numId="76" w16cid:durableId="1517110351">
     <w:abstractNumId w:val="46"/>
   </w:num>
-  <w:num w:numId="77">
+  <w:num w:numId="77" w16cid:durableId="830024579">
     <w:abstractNumId w:val="62"/>
   </w:num>
-  <w:num w:numId="78">
+  <w:num w:numId="78" w16cid:durableId="1301959989">
     <w:abstractNumId w:val="18"/>
   </w:num>
-  <w:num w:numId="79">
+  <w:num w:numId="79" w16cid:durableId="527722823">
     <w:abstractNumId w:val="0"/>
   </w:num>
-  <w:num w:numId="80">
+  <w:num w:numId="80" w16cid:durableId="1649673462">
     <w:abstractNumId w:val="77"/>
   </w:num>
-  <w:num w:numId="81">
+  <w:num w:numId="81" w16cid:durableId="827869873">
     <w:abstractNumId w:val="21"/>
   </w:num>
-  <w:num w:numId="82">
+  <w:num w:numId="82" w16cid:durableId="2070227426">
     <w:abstractNumId w:val="75"/>
   </w:num>
-  <w:num w:numId="83">
+  <w:num w:numId="83" w16cid:durableId="630475349">
     <w:abstractNumId w:val="51"/>
   </w:num>
-  <w:num w:numId="84">
+  <w:num w:numId="84" w16cid:durableId="1209075268">
     <w:abstractNumId w:val="7"/>
   </w:num>
   <w:numIdMacAtCleanup w:val="78"/>
@@ -27519,7 +27617,7 @@
 </file>
 
 <file path=word/styles.xml><?xml version="1.0" encoding="utf-8"?>
-<w:styles xmlns:mc="http://schemas.openxmlformats.org/markup-compatibility/2006" xmlns:r="http://schemas.openxmlformats.org/officeDocument/2006/relationships" xmlns:w="http://schemas.openxmlformats.org/wordprocessingml/2006/main" xmlns:w14="http://schemas.microsoft.com/office/word/2010/wordml" xmlns:w15="http://schemas.microsoft.com/office/word/2012/wordml" mc:Ignorable="w14 w15">
+<w:styles xmlns:mc="http://schemas.openxmlformats.org/markup-compatibility/2006" xmlns:r="http://schemas.openxmlformats.org/officeDocument/2006/relationships" xmlns:w="http://schemas.openxmlformats.org/wordprocessingml/2006/main" xmlns:w14="http://schemas.microsoft.com/office/word/2010/wordml" xmlns:w15="http://schemas.microsoft.com/office/word/2012/wordml" xmlns:w16cex="http://schemas.microsoft.com/office/word/2018/wordml/cex" xmlns:w16cid="http://schemas.microsoft.com/office/word/2016/wordml/cid" xmlns:w16="http://schemas.microsoft.com/office/word/2018/wordml" xmlns:w16du="http://schemas.microsoft.com/office/word/2023/wordml/word16du" xmlns:w16sdtdh="http://schemas.microsoft.com/office/word/2020/wordml/sdtdatahash" xmlns:w16sdtfl="http://schemas.microsoft.com/office/word/2024/wordml/sdtformatlock" xmlns:w16se="http://schemas.microsoft.com/office/word/2015/wordml/symex" mc:Ignorable="w14 w15 w16se w16cid w16 w16cex w16sdtdh w16sdtfl w16du">
   <w:docDefaults>
     <w:rPrDefault>
       <w:rPr>
@@ -27533,7 +27631,7 @@
     </w:rPrDefault>
     <w:pPrDefault/>
   </w:docDefaults>
-  <w:latentStyles w:defLockedState="0" w:defUIPriority="99" w:defSemiHidden="0" w:defUnhideWhenUsed="0" w:defQFormat="0" w:count="371">
+  <w:latentStyles w:defLockedState="0" w:defUIPriority="99" w:defSemiHidden="0" w:defUnhideWhenUsed="0" w:defQFormat="0" w:count="376">
     <w:lsdException w:name="Normal" w:uiPriority="0" w:qFormat="1"/>
     <w:lsdException w:name="heading 1" w:uiPriority="9" w:qFormat="1"/>
     <w:lsdException w:name="heading 2" w:semiHidden="1" w:uiPriority="9" w:unhideWhenUsed="1" w:qFormat="1"/>
@@ -27905,6 +28003,11 @@
     <w:lsdException w:name="List Table 5 Dark Accent 6" w:uiPriority="50"/>
     <w:lsdException w:name="List Table 6 Colorful Accent 6" w:uiPriority="51"/>
     <w:lsdException w:name="List Table 7 Colorful Accent 6" w:uiPriority="52"/>
+    <w:lsdException w:name="Mention" w:semiHidden="1" w:unhideWhenUsed="1"/>
+    <w:lsdException w:name="Smart Hyperlink" w:semiHidden="1" w:unhideWhenUsed="1"/>
+    <w:lsdException w:name="Hashtag" w:semiHidden="1" w:unhideWhenUsed="1"/>
+    <w:lsdException w:name="Unresolved Mention" w:semiHidden="1" w:unhideWhenUsed="1"/>
+    <w:lsdException w:name="Smart Link" w:semiHidden="1" w:unhideWhenUsed="1"/>
   </w:latentStyles>
   <w:style w:type="paragraph" w:default="1" w:styleId="Normal">
     <w:name w:val="Normal"/>

--- a/backend/stet/data/stet_pt-br.docx
+++ b/backend/stet/data/stet_pt-br.docx
@@ -5483,6 +5483,11 @@
               <w:t>1 Timóteo 6:12</w:t>
             </w:r>
           </w:p>
+          <w:p>
+            <w:r>
+              <w:t>1 Pedro 1:21</w:t>
+            </w:r>
+          </w:p>
         </w:tc>
       </w:tr>
       <w:tr>
@@ -5633,11 +5638,6 @@
           </w:p>
           <w:p>
             <w:r>
-              <w:t>1 Pedro 1:21</w:t>
-            </w:r>
-          </w:p>
-          <w:p>
-            <w:r>
               <w:t>3 João 1:5</w:t>
             </w:r>
           </w:p>
@@ -15799,11 +15799,6 @@
           <w:p>
             <w:r>
               <w:t>Tiago 2:26</w:t>
-            </w:r>
-          </w:p>
-          <w:p>
-            <w:r>
-              <w:t>1 Pedro 1:2</w:t>
             </w:r>
           </w:p>
           <w:p>
@@ -28906,6 +28901,21 @@
 </file>
 
 <file path=customXml/item1.xml><?xml version="1.0" encoding="utf-8"?>
+<?mso-contentType ?>
+<FormTemplates xmlns="http://schemas.microsoft.com/sharepoint/v3/contenttype/forms">
+  <Display>DocumentLibraryForm</Display>
+  <Edit>DocumentLibraryForm</Edit>
+  <New>DocumentLibraryForm</New>
+</FormTemplates>
+</file>
+
+<file path=customXml/item2.xml><?xml version="1.0" encoding="utf-8"?>
+<p:properties xmlns:p="http://schemas.microsoft.com/office/2006/metadata/properties" xmlns:xsi="http://www.w3.org/2001/XMLSchema-instance" xmlns:pc="http://schemas.microsoft.com/office/infopath/2007/PartnerControls">
+  <documentManagement/>
+</p:properties>
+</file>
+
+<file path=customXml/item3.xml><?xml version="1.0" encoding="utf-8"?>
 <ct:contentTypeSchema xmlns:ct="http://schemas.microsoft.com/office/2006/metadata/contentType" xmlns:ma="http://schemas.microsoft.com/office/2006/metadata/properties/metaAttributes" ct:_="" ma:_="" ma:contentTypeName="Document" ma:contentTypeID="0x0101002F017C5ECD5AE84588140775F5D9B6FC" ma:contentTypeVersion="10" ma:contentTypeDescription="Create a new document." ma:contentTypeScope="" ma:versionID="3fff9ed69b78a1d1c48e3f96068d2b17">
   <xsd:schema xmlns:xsd="http://www.w3.org/2001/XMLSchema" xmlns:xs="http://www.w3.org/2001/XMLSchema" xmlns:p="http://schemas.microsoft.com/office/2006/metadata/properties" xmlns:ns2="fee82e44-1fa4-4144-8309-00fed2bf4198" xmlns:ns3="1a61c928-f5f6-4989-bd5d-cb8872a1b06d" targetNamespace="http://schemas.microsoft.com/office/2006/metadata/properties" ma:root="true" ma:fieldsID="7b2c40b849e0c1cff02f16dd8f1be10b" ns2:_="" ns3:_="">
     <xsd:import namespace="fee82e44-1fa4-4144-8309-00fed2bf4198"/>
@@ -29106,22 +29116,24 @@
 </ct:contentTypeSchema>
 </file>
 
-<file path=customXml/item2.xml><?xml version="1.0" encoding="utf-8"?>
-<?mso-contentType ?>
-<FormTemplates xmlns="http://schemas.microsoft.com/sharepoint/v3/contenttype/forms">
-  <Display>DocumentLibraryForm</Display>
-  <Edit>DocumentLibraryForm</Edit>
-  <New>DocumentLibraryForm</New>
-</FormTemplates>
+<file path=customXml/itemProps1.xml><?xml version="1.0" encoding="utf-8"?>
+<ds:datastoreItem xmlns:ds="http://schemas.openxmlformats.org/officeDocument/2006/customXml" ds:itemID="{6403B8C2-3835-4A48-A517-F9AEF7F76721}">
+  <ds:schemaRefs>
+    <ds:schemaRef ds:uri="http://schemas.microsoft.com/sharepoint/v3/contenttype/forms"/>
+  </ds:schemaRefs>
+</ds:datastoreItem>
 </file>
 
-<file path=customXml/item3.xml><?xml version="1.0" encoding="utf-8"?>
-<p:properties xmlns:p="http://schemas.microsoft.com/office/2006/metadata/properties" xmlns:xsi="http://www.w3.org/2001/XMLSchema-instance" xmlns:pc="http://schemas.microsoft.com/office/infopath/2007/PartnerControls">
-  <documentManagement/>
-</p:properties>
+<file path=customXml/itemProps2.xml><?xml version="1.0" encoding="utf-8"?>
+<ds:datastoreItem xmlns:ds="http://schemas.openxmlformats.org/officeDocument/2006/customXml" ds:itemID="{8BDAB24A-C740-44B1-9BF9-9384046177F9}">
+  <ds:schemaRefs>
+    <ds:schemaRef ds:uri="http://schemas.microsoft.com/office/2006/metadata/properties"/>
+    <ds:schemaRef ds:uri="http://schemas.microsoft.com/office/infopath/2007/PartnerControls"/>
+  </ds:schemaRefs>
+</ds:datastoreItem>
 </file>
 
-<file path=customXml/itemProps1.xml><?xml version="1.0" encoding="utf-8"?>
+<file path=customXml/itemProps3.xml><?xml version="1.0" encoding="utf-8"?>
 <ds:datastoreItem xmlns:ds="http://schemas.openxmlformats.org/officeDocument/2006/customXml" ds:itemID="{D3F2FF9F-6017-4DDB-9856-819431658CAD}">
   <ds:schemaRefs>
     <ds:schemaRef ds:uri="http://schemas.microsoft.com/office/2006/metadata/contentType"/>
@@ -29138,21 +29150,4 @@
     <ds:schemaRef ds:uri="http://schemas.microsoft.com/internal/obd"/>
   </ds:schemaRefs>
 </ds:datastoreItem>
-</file>
-
-<file path=customXml/itemProps2.xml><?xml version="1.0" encoding="utf-8"?>
-<ds:datastoreItem xmlns:ds="http://schemas.openxmlformats.org/officeDocument/2006/customXml" ds:itemID="{6403B8C2-3835-4A48-A517-F9AEF7F76721}">
-  <ds:schemaRefs>
-    <ds:schemaRef ds:uri="http://schemas.microsoft.com/sharepoint/v3/contenttype/forms"/>
-  </ds:schemaRefs>
-</ds:datastoreItem>
-</file>
-
-<file path=customXml/itemProps3.xml><?xml version="1.0" encoding="utf-8"?>
-<ds:datastoreItem xmlns:ds="http://schemas.openxmlformats.org/officeDocument/2006/customXml" ds:itemID="{8BDAB24A-C740-44B1-9BF9-9384046177F9}">
-  <ds:schemaRefs>
-    <ds:schemaRef ds:uri="http://schemas.microsoft.com/office/2006/metadata/properties"/>
-    <ds:schemaRef ds:uri="http://schemas.microsoft.com/office/infopath/2007/PartnerControls"/>
-  </ds:schemaRefs>
-</ds:datastoreItem>
 </file>
--- a/backend/stet/data/stet_pt-br.docx
+++ b/backend/stet/data/stet_pt-br.docx
@@ -180,7 +180,13 @@
               </w:rPr>
             </w:pPr>
             <w:r>
-              <w:t>G3107, G3106, G3105, G2129, G2128, G2127, G1757</w:t>
+              <w:t>G3107, G3106, G310</w:t>
+            </w:r>
+            <w:r>
+              <w:t>8</w:t>
+            </w:r>
+            <w:r>
+              <w:t>, G2129, G2128, G2127, G1757</w:t>
             </w:r>
           </w:p>
         </w:tc>
@@ -444,15 +450,20 @@
               </w:rPr>
               <w:t xml:space="preserve">abençoou-o, bem-aventurada, benditos, bem-aventurados, </w:t>
             </w:r>
-            <w:proofErr w:type="spellStart"/>
-            <w:r>
-              <w:rPr>
-                <w:b/>
-                <w:bCs/>
-              </w:rPr>
-              <w:t>louvoul</w:t>
-            </w:r>
-            <w:proofErr w:type="spellEnd"/>
+            <w:r>
+              <w:rPr>
+                <w:b/>
+                <w:bCs/>
+              </w:rPr>
+              <w:t>louv</w:t>
+            </w:r>
+            <w:r>
+              <w:rPr>
+                <w:b/>
+                <w:bCs/>
+              </w:rPr>
+              <w:t>ado</w:t>
+            </w:r>
             <w:r>
               <w:rPr>
                 <w:b/>
@@ -2150,7 +2161,13 @@
           </w:p>
           <w:p>
             <w:r>
-              <w:t>Hebreu 1:5</w:t>
+              <w:t>Hebreu</w:t>
+            </w:r>
+            <w:r>
+              <w:t>s</w:t>
+            </w:r>
+            <w:r>
+              <w:t xml:space="preserve"> 1:5</w:t>
             </w:r>
           </w:p>
           <w:p>
@@ -7067,15 +7084,15 @@
               <w:pStyle w:val="Compact"/>
             </w:pPr>
             <w:r>
+              <w:t>Marcos 13:20</w:t>
+            </w:r>
+          </w:p>
+          <w:p>
+            <w:pPr>
+              <w:pStyle w:val="Compact"/>
+            </w:pPr>
+            <w:r>
               <w:t>Lucas 23:35</w:t>
-            </w:r>
-          </w:p>
-          <w:p>
-            <w:pPr>
-              <w:pStyle w:val="Compact"/>
-            </w:pPr>
-            <w:r>
-              <w:t>Marcos 13:20</w:t>
             </w:r>
           </w:p>
           <w:p>
@@ -10947,26 +10964,7 @@
               <w:t>Condenar, o que significa sentenciar alguém ou declarar que punição uma pessoa receberá por fazer algo errado.</w:t>
             </w:r>
           </w:p>
-          <w:p>
-            <w:pPr>
-              <w:pStyle w:val="ListParagraph"/>
-              <w:numPr>
-                <w:ilvl w:val="0"/>
-                <w:numId w:val="36"/>
-              </w:numPr>
-            </w:pPr>
-            <w:r>
-              <w:t>A pessoa em um tribunal que toma a decisão sobre se alguém fez o que era certo ou errado.</w:t>
-            </w:r>
-          </w:p>
           <w:p/>
-          <w:p>
-            <w:r>
-              <w:lastRenderedPageBreak/>
-              <w:t>Às vezes esta palavra também é usada para falar de Deus ou de Jesus como o grande juiz.</w:t>
-            </w:r>
-          </w:p>
-          <w:p/>
         </w:tc>
         <w:tc>
           <w:tcPr>
@@ -10977,7 +10975,6 @@
               <w:pStyle w:val="Compact"/>
             </w:pPr>
             <w:r>
-              <w:lastRenderedPageBreak/>
               <w:t>Mateus 19:28</w:t>
             </w:r>
           </w:p>
@@ -11556,65 +11553,60 @@
           </w:tcPr>
           <w:p>
             <w:r>
-              <w:t xml:space="preserve">Este é o nome de um animal que é um tipo de gato muito grande. Esta palavra também pode significar alguém ou </w:t>
-            </w:r>
+              <w:t>Este é o nome de um animal que é um tipo de gato muito grande. Esta palavra também pode significar alguém ou algo que de alguma forma se parece com um leão.</w:t>
+            </w:r>
+          </w:p>
+        </w:tc>
+        <w:tc>
+          <w:tcPr>
+            <w:tcW w:w="3312" w:type="dxa"/>
+          </w:tcPr>
+          <w:p>
+            <w:pPr>
+              <w:pStyle w:val="Compact"/>
+            </w:pPr>
+            <w:r>
+              <w:t>2 Timóteo 4:17</w:t>
+            </w:r>
+          </w:p>
+          <w:p>
+            <w:pPr>
+              <w:pStyle w:val="Compact"/>
+            </w:pPr>
+            <w:r>
+              <w:t>Hebreus 11:33</w:t>
+            </w:r>
+          </w:p>
+          <w:p>
+            <w:pPr>
+              <w:pStyle w:val="Compact"/>
+            </w:pPr>
+            <w:r>
+              <w:t>1 Pedro 5:8</w:t>
+            </w:r>
+          </w:p>
+          <w:p>
+            <w:pPr>
+              <w:pStyle w:val="Compact"/>
+            </w:pPr>
+            <w:r>
+              <w:t>Apocalipse 4:7</w:t>
+            </w:r>
+          </w:p>
+          <w:p>
+            <w:pPr>
+              <w:pStyle w:val="Compact"/>
+            </w:pPr>
+            <w:r>
+              <w:t>Apocalipse 5:5</w:t>
+            </w:r>
+          </w:p>
+          <w:p>
+            <w:pPr>
+              <w:pStyle w:val="Compact"/>
+            </w:pPr>
             <w:r>
               <w:lastRenderedPageBreak/>
-              <w:t>algo que de alguma forma se parece com um leão.</w:t>
-            </w:r>
-          </w:p>
-        </w:tc>
-        <w:tc>
-          <w:tcPr>
-            <w:tcW w:w="3312" w:type="dxa"/>
-          </w:tcPr>
-          <w:p>
-            <w:pPr>
-              <w:pStyle w:val="Compact"/>
-            </w:pPr>
-            <w:r>
-              <w:lastRenderedPageBreak/>
-              <w:t>2 Timóteo 4:17</w:t>
-            </w:r>
-          </w:p>
-          <w:p>
-            <w:pPr>
-              <w:pStyle w:val="Compact"/>
-            </w:pPr>
-            <w:r>
-              <w:t>Hebreus 11:33</w:t>
-            </w:r>
-          </w:p>
-          <w:p>
-            <w:pPr>
-              <w:pStyle w:val="Compact"/>
-            </w:pPr>
-            <w:r>
-              <w:t>1 Pedro 5:8</w:t>
-            </w:r>
-          </w:p>
-          <w:p>
-            <w:pPr>
-              <w:pStyle w:val="Compact"/>
-            </w:pPr>
-            <w:r>
-              <w:t>Apocalipse 4:7</w:t>
-            </w:r>
-          </w:p>
-          <w:p>
-            <w:pPr>
-              <w:pStyle w:val="Compact"/>
-            </w:pPr>
-            <w:r>
-              <w:lastRenderedPageBreak/>
-              <w:t>Apocalipse 5:5</w:t>
-            </w:r>
-          </w:p>
-          <w:p>
-            <w:pPr>
-              <w:pStyle w:val="Compact"/>
-            </w:pPr>
-            <w:r>
               <w:t>Apocalipse 9:8</w:t>
             </w:r>
           </w:p>
@@ -17833,7 +17825,6 @@
                 <w:b/>
                 <w:bCs/>
               </w:rPr>
-              <w:lastRenderedPageBreak/>
               <w:t>salvação</w:t>
             </w:r>
           </w:p>
@@ -31834,18 +31825,18 @@
 </file>
 
 <file path=customXml/item1.xml><?xml version="1.0" encoding="utf-8"?>
+<p:properties xmlns:p="http://schemas.microsoft.com/office/2006/metadata/properties" xmlns:xsi="http://www.w3.org/2001/XMLSchema-instance" xmlns:pc="http://schemas.microsoft.com/office/infopath/2007/PartnerControls">
+  <documentManagement/>
+</p:properties>
+</file>
+
+<file path=customXml/item2.xml><?xml version="1.0" encoding="utf-8"?>
 <?mso-contentType ?>
 <FormTemplates xmlns="http://schemas.microsoft.com/sharepoint/v3/contenttype/forms">
   <Display>DocumentLibraryForm</Display>
   <Edit>DocumentLibraryForm</Edit>
   <New>DocumentLibraryForm</New>
 </FormTemplates>
-</file>
-
-<file path=customXml/item2.xml><?xml version="1.0" encoding="utf-8"?>
-<p:properties xmlns:p="http://schemas.microsoft.com/office/2006/metadata/properties" xmlns:xsi="http://www.w3.org/2001/XMLSchema-instance" xmlns:pc="http://schemas.microsoft.com/office/infopath/2007/PartnerControls">
-  <documentManagement/>
-</p:properties>
 </file>
 
 <file path=customXml/item3.xml><?xml version="1.0" encoding="utf-8"?>
@@ -32050,18 +32041,18 @@
 </file>
 
 <file path=customXml/itemProps1.xml><?xml version="1.0" encoding="utf-8"?>
-<ds:datastoreItem xmlns:ds="http://schemas.openxmlformats.org/officeDocument/2006/customXml" ds:itemID="{6403B8C2-3835-4A48-A517-F9AEF7F76721}">
+<ds:datastoreItem xmlns:ds="http://schemas.openxmlformats.org/officeDocument/2006/customXml" ds:itemID="{8BDAB24A-C740-44B1-9BF9-9384046177F9}">
   <ds:schemaRefs>
-    <ds:schemaRef ds:uri="http://schemas.microsoft.com/sharepoint/v3/contenttype/forms"/>
+    <ds:schemaRef ds:uri="http://schemas.microsoft.com/office/2006/metadata/properties"/>
+    <ds:schemaRef ds:uri="http://schemas.microsoft.com/office/infopath/2007/PartnerControls"/>
   </ds:schemaRefs>
 </ds:datastoreItem>
 </file>
 
 <file path=customXml/itemProps2.xml><?xml version="1.0" encoding="utf-8"?>
-<ds:datastoreItem xmlns:ds="http://schemas.openxmlformats.org/officeDocument/2006/customXml" ds:itemID="{8BDAB24A-C740-44B1-9BF9-9384046177F9}">
+<ds:datastoreItem xmlns:ds="http://schemas.openxmlformats.org/officeDocument/2006/customXml" ds:itemID="{6403B8C2-3835-4A48-A517-F9AEF7F76721}">
   <ds:schemaRefs>
-    <ds:schemaRef ds:uri="http://schemas.microsoft.com/office/2006/metadata/properties"/>
-    <ds:schemaRef ds:uri="http://schemas.microsoft.com/office/infopath/2007/PartnerControls"/>
+    <ds:schemaRef ds:uri="http://schemas.microsoft.com/sharepoint/v3/contenttype/forms"/>
   </ds:schemaRefs>
 </ds:datastoreItem>
 </file>

--- a/backend/stet/data/stet_pt-br.docx
+++ b/backend/stet/data/stet_pt-br.docx
@@ -52,7 +52,13 @@
           </w:tcPr>
           <w:p>
             <w:r>
-              <w:t>Esta palavra grega é usada para “pai” por um filho amado.</w:t>
+              <w:t xml:space="preserve">Esta palavra </w:t>
+            </w:r>
+            <w:r>
+              <w:t>aramaico</w:t>
+            </w:r>
+            <w:r>
+              <w:t xml:space="preserve"> é usada para “pai” por um filho amado.</w:t>
             </w:r>
           </w:p>
           <w:p>
@@ -82,7 +88,13 @@
           <w:p/>
           <w:p>
             <w:r>
-              <w:t>A maioria das traduções translitera isso da palavra grega.</w:t>
+              <w:t xml:space="preserve">A maioria das traduções translitera isso da palavra </w:t>
+            </w:r>
+            <w:r>
+              <w:t>aramaico</w:t>
+            </w:r>
+            <w:r>
+              <w:t>.</w:t>
             </w:r>
           </w:p>
         </w:tc>
@@ -31825,21 +31837,6 @@
 </file>
 
 <file path=customXml/item1.xml><?xml version="1.0" encoding="utf-8"?>
-<p:properties xmlns:p="http://schemas.microsoft.com/office/2006/metadata/properties" xmlns:xsi="http://www.w3.org/2001/XMLSchema-instance" xmlns:pc="http://schemas.microsoft.com/office/infopath/2007/PartnerControls">
-  <documentManagement/>
-</p:properties>
-</file>
-
-<file path=customXml/item2.xml><?xml version="1.0" encoding="utf-8"?>
-<?mso-contentType ?>
-<FormTemplates xmlns="http://schemas.microsoft.com/sharepoint/v3/contenttype/forms">
-  <Display>DocumentLibraryForm</Display>
-  <Edit>DocumentLibraryForm</Edit>
-  <New>DocumentLibraryForm</New>
-</FormTemplates>
-</file>
-
-<file path=customXml/item3.xml><?xml version="1.0" encoding="utf-8"?>
 <ct:contentTypeSchema xmlns:ct="http://schemas.microsoft.com/office/2006/metadata/contentType" xmlns:ma="http://schemas.microsoft.com/office/2006/metadata/properties/metaAttributes" ct:_="" ma:_="" ma:contentTypeName="Document" ma:contentTypeID="0x0101002F017C5ECD5AE84588140775F5D9B6FC" ma:contentTypeVersion="10" ma:contentTypeDescription="Create a new document." ma:contentTypeScope="" ma:versionID="3fff9ed69b78a1d1c48e3f96068d2b17">
   <xsd:schema xmlns:xsd="http://www.w3.org/2001/XMLSchema" xmlns:xs="http://www.w3.org/2001/XMLSchema" xmlns:p="http://schemas.microsoft.com/office/2006/metadata/properties" xmlns:ns2="fee82e44-1fa4-4144-8309-00fed2bf4198" xmlns:ns3="1a61c928-f5f6-4989-bd5d-cb8872a1b06d" targetNamespace="http://schemas.microsoft.com/office/2006/metadata/properties" ma:root="true" ma:fieldsID="7b2c40b849e0c1cff02f16dd8f1be10b" ns2:_="" ns3:_="">
     <xsd:import namespace="fee82e44-1fa4-4144-8309-00fed2bf4198"/>
@@ -32040,24 +32037,22 @@
 </ct:contentTypeSchema>
 </file>
 
-<file path=customXml/itemProps1.xml><?xml version="1.0" encoding="utf-8"?>
-<ds:datastoreItem xmlns:ds="http://schemas.openxmlformats.org/officeDocument/2006/customXml" ds:itemID="{8BDAB24A-C740-44B1-9BF9-9384046177F9}">
-  <ds:schemaRefs>
-    <ds:schemaRef ds:uri="http://schemas.microsoft.com/office/2006/metadata/properties"/>
-    <ds:schemaRef ds:uri="http://schemas.microsoft.com/office/infopath/2007/PartnerControls"/>
-  </ds:schemaRefs>
-</ds:datastoreItem>
+<file path=customXml/item2.xml><?xml version="1.0" encoding="utf-8"?>
+<?mso-contentType ?>
+<FormTemplates xmlns="http://schemas.microsoft.com/sharepoint/v3/contenttype/forms">
+  <Display>DocumentLibraryForm</Display>
+  <Edit>DocumentLibraryForm</Edit>
+  <New>DocumentLibraryForm</New>
+</FormTemplates>
 </file>
 
-<file path=customXml/itemProps2.xml><?xml version="1.0" encoding="utf-8"?>
-<ds:datastoreItem xmlns:ds="http://schemas.openxmlformats.org/officeDocument/2006/customXml" ds:itemID="{6403B8C2-3835-4A48-A517-F9AEF7F76721}">
-  <ds:schemaRefs>
-    <ds:schemaRef ds:uri="http://schemas.microsoft.com/sharepoint/v3/contenttype/forms"/>
-  </ds:schemaRefs>
-</ds:datastoreItem>
+<file path=customXml/item3.xml><?xml version="1.0" encoding="utf-8"?>
+<p:properties xmlns:p="http://schemas.microsoft.com/office/2006/metadata/properties" xmlns:xsi="http://www.w3.org/2001/XMLSchema-instance" xmlns:pc="http://schemas.microsoft.com/office/infopath/2007/PartnerControls">
+  <documentManagement/>
+</p:properties>
 </file>
 
-<file path=customXml/itemProps3.xml><?xml version="1.0" encoding="utf-8"?>
+<file path=customXml/itemProps1.xml><?xml version="1.0" encoding="utf-8"?>
 <ds:datastoreItem xmlns:ds="http://schemas.openxmlformats.org/officeDocument/2006/customXml" ds:itemID="{D3F2FF9F-6017-4DDB-9856-819431658CAD}">
   <ds:schemaRefs>
     <ds:schemaRef ds:uri="http://schemas.microsoft.com/office/2006/metadata/contentType"/>
@@ -32074,4 +32069,21 @@
     <ds:schemaRef ds:uri="http://schemas.microsoft.com/internal/obd"/>
   </ds:schemaRefs>
 </ds:datastoreItem>
+</file>
+
+<file path=customXml/itemProps2.xml><?xml version="1.0" encoding="utf-8"?>
+<ds:datastoreItem xmlns:ds="http://schemas.openxmlformats.org/officeDocument/2006/customXml" ds:itemID="{6403B8C2-3835-4A48-A517-F9AEF7F76721}">
+  <ds:schemaRefs>
+    <ds:schemaRef ds:uri="http://schemas.microsoft.com/sharepoint/v3/contenttype/forms"/>
+  </ds:schemaRefs>
+</ds:datastoreItem>
+</file>
+
+<file path=customXml/itemProps3.xml><?xml version="1.0" encoding="utf-8"?>
+<ds:datastoreItem xmlns:ds="http://schemas.openxmlformats.org/officeDocument/2006/customXml" ds:itemID="{8BDAB24A-C740-44B1-9BF9-9384046177F9}">
+  <ds:schemaRefs>
+    <ds:schemaRef ds:uri="http://schemas.microsoft.com/office/2006/metadata/properties"/>
+    <ds:schemaRef ds:uri="http://schemas.microsoft.com/office/infopath/2007/PartnerControls"/>
+  </ds:schemaRefs>
+</ds:datastoreItem>
 </file>